--- a/V-IMP-Notes-TechLearning/CoreJava/JavaVersions/Java 21 Features.docx
+++ b/V-IMP-Notes-TechLearning/CoreJava/JavaVersions/Java 21 Features.docx
@@ -271,6 +271,49 @@
       </w:r>
     </w:p>
     <w:p/>
+    <w:p/>
+    <w:p>
+      <w:r>
+        <w:drawing>
+          <wp:inline distT="0" distB="0" distL="0" distR="0" wp14:anchorId="153505AD" wp14:editId="659399EC">
+            <wp:extent cx="5731510" cy="3063875"/>
+            <wp:effectExtent l="0" t="0" r="2540" b="3175"/>
+            <wp:docPr id="322027079" name="Picture 1"/>
+            <wp:cNvGraphicFramePr>
+              <a:graphicFrameLocks xmlns:a="http://schemas.openxmlformats.org/drawingml/2006/main" noChangeAspect="1"/>
+            </wp:cNvGraphicFramePr>
+            <a:graphic xmlns:a="http://schemas.openxmlformats.org/drawingml/2006/main">
+              <a:graphicData uri="http://schemas.openxmlformats.org/drawingml/2006/picture">
+                <pic:pic xmlns:pic="http://schemas.openxmlformats.org/drawingml/2006/picture">
+                  <pic:nvPicPr>
+                    <pic:cNvPr id="322027079" name=""/>
+                    <pic:cNvPicPr/>
+                  </pic:nvPicPr>
+                  <pic:blipFill>
+                    <a:blip r:embed="rId5"/>
+                    <a:stretch>
+                      <a:fillRect/>
+                    </a:stretch>
+                  </pic:blipFill>
+                  <pic:spPr>
+                    <a:xfrm>
+                      <a:off x="0" y="0"/>
+                      <a:ext cx="5731510" cy="3063875"/>
+                    </a:xfrm>
+                    <a:prstGeom prst="rect">
+                      <a:avLst/>
+                    </a:prstGeom>
+                  </pic:spPr>
+                </pic:pic>
+              </a:graphicData>
+            </a:graphic>
+          </wp:inline>
+        </w:drawing>
+      </w:r>
+    </w:p>
+    <w:p/>
+    <w:p/>
+    <w:p/>
     <w:p>
       <w:r>
         <w:t xml:space="preserve">In </w:t>
@@ -465,6 +508,7 @@
     </w:p>
     <w:p>
       <w:r>
+        <w:lastRenderedPageBreak/>
         <w:t>Example:</w:t>
       </w:r>
     </w:p>
@@ -657,7 +701,6 @@
     </w:p>
     <w:p>
       <w:r>
-        <w:lastRenderedPageBreak/>
         <w:pict w14:anchorId="012441AE">
           <v:rect id="_x0000_i1026" style="width:0;height:1.5pt" o:hralign="center" o:hrstd="t" o:hr="t" fillcolor="#a0a0a0" stroked="f"/>
         </w:pict>
@@ -1076,6 +1119,7 @@
     </w:tbl>
     <w:p>
       <w:r>
+        <w:lastRenderedPageBreak/>
         <w:pict w14:anchorId="66F8651C">
           <v:rect id="_x0000_i1027" style="width:0;height:1.5pt" o:hralign="center" o:hrstd="t" o:hr="t" fillcolor="#a0a0a0" stroked="f"/>
         </w:pict>
@@ -1287,7 +1331,6 @@
     </w:p>
     <w:p>
       <w:r>
-        <w:lastRenderedPageBreak/>
         <w:t>After Java 21:</w:t>
       </w:r>
     </w:p>
@@ -1427,6 +1470,7 @@
     </w:p>
     <w:p>
       <w:r>
+        <w:lastRenderedPageBreak/>
         <w:t xml:space="preserve">Why was </w:t>
       </w:r>
       <w:proofErr w:type="spellStart"/>
@@ -1614,7 +1658,6 @@
         <w:br/>
       </w:r>
       <w:r>
-        <w:lastRenderedPageBreak/>
         <w:br/>
         <w:t xml:space="preserve">String first = </w:t>
       </w:r>
@@ -1794,6 +1837,7 @@
           <w:b/>
           <w:bCs/>
         </w:rPr>
+        <w:lastRenderedPageBreak/>
         <w:t>Top Java 21 features asked in interviews (Java developers 8–15 yrs)</w:t>
       </w:r>
     </w:p>
@@ -2066,9 +2110,6 @@
       </w:r>
       <w:r>
         <w:br/>
-      </w:r>
-      <w:r>
-        <w:lastRenderedPageBreak/>
         <w:t xml:space="preserve"> ┌──────</w:t>
       </w:r>
       <w:r>
@@ -2316,6 +2357,7 @@
     </w:p>
     <w:p>
       <w:r>
+        <w:lastRenderedPageBreak/>
         <w:t>These support:</w:t>
       </w:r>
     </w:p>
@@ -2545,7 +2587,6 @@
       </w:pPr>
       <w:proofErr w:type="spellStart"/>
       <w:r>
-        <w:lastRenderedPageBreak/>
         <w:t>LinkedHashSet</w:t>
       </w:r>
       <w:proofErr w:type="spellEnd"/>
@@ -2730,6 +2771,7 @@
           <w:b/>
           <w:bCs/>
         </w:rPr>
+        <w:lastRenderedPageBreak/>
         <w:t>List vs Set vs Queue internal differences with diagrams</w:t>
       </w:r>
     </w:p>
@@ -2752,7 +2794,7 @@
     <w:p/>
     <w:p/>
     <w:p>
-      <w:hyperlink r:id="rId5" w:history="1">
+      <w:hyperlink r:id="rId6" w:history="1">
         <w:r>
           <w:rPr>
             <w:rStyle w:val="Hyperlink"/>
@@ -2869,7 +2911,7 @@
           <w:bCs/>
         </w:rPr>
       </w:pPr>
-      <w:hyperlink r:id="rId6" w:history="1">
+      <w:hyperlink r:id="rId7" w:history="1">
         <w:r>
           <w:rPr>
             <w:rStyle w:val="Hyperlink"/>
@@ -2891,7 +2933,7 @@
           <w:bCs/>
         </w:rPr>
       </w:pPr>
-      <w:hyperlink r:id="rId7" w:history="1">
+      <w:hyperlink r:id="rId8" w:history="1">
         <w:r>
           <w:rPr>
             <w:rStyle w:val="Hyperlink"/>
@@ -2913,7 +2955,7 @@
           <w:bCs/>
         </w:rPr>
       </w:pPr>
-      <w:hyperlink r:id="rId8" w:history="1">
+      <w:hyperlink r:id="rId9" w:history="1">
         <w:r>
           <w:rPr>
             <w:rStyle w:val="Hyperlink"/>
@@ -2935,7 +2977,7 @@
           <w:bCs/>
         </w:rPr>
       </w:pPr>
-      <w:hyperlink r:id="rId9" w:history="1">
+      <w:hyperlink r:id="rId10" w:history="1">
         <w:r>
           <w:rPr>
             <w:rStyle w:val="Hyperlink"/>
@@ -3053,7 +3095,7 @@
           <w:bCs/>
         </w:rPr>
       </w:pPr>
-      <w:hyperlink r:id="rId10" w:history="1">
+      <w:hyperlink r:id="rId11" w:history="1">
         <w:r>
           <w:rPr>
             <w:rStyle w:val="Hyperlink"/>
@@ -3075,7 +3117,7 @@
           <w:bCs/>
         </w:rPr>
       </w:pPr>
-      <w:hyperlink r:id="rId11" w:history="1">
+      <w:hyperlink r:id="rId12" w:history="1">
         <w:r>
           <w:rPr>
             <w:rStyle w:val="Hyperlink"/>
@@ -3193,7 +3235,7 @@
           <w:bCs/>
         </w:rPr>
       </w:pPr>
-      <w:hyperlink r:id="rId12" w:history="1">
+      <w:hyperlink r:id="rId13" w:history="1">
         <w:r>
           <w:rPr>
             <w:rStyle w:val="Hyperlink"/>
@@ -3239,7 +3281,7 @@
       <w:r>
         <w:t>Home &gt; </w:t>
       </w:r>
-      <w:hyperlink r:id="rId13" w:history="1">
+      <w:hyperlink r:id="rId14" w:history="1">
         <w:r>
           <w:rPr>
             <w:rStyle w:val="Hyperlink"/>
@@ -3250,56 +3292,6 @@
       <w:r>
         <w:t> &gt; </w:t>
       </w:r>
-      <w:hyperlink r:id="rId14" w:history="1">
-        <w:r>
-          <w:rPr>
-            <w:rStyle w:val="Hyperlink"/>
-          </w:rPr>
-          <w:t>Core Java</w:t>
-        </w:r>
-      </w:hyperlink>
-      <w:r>
-        <w:t> &gt;</w:t>
-      </w:r>
-    </w:p>
-    <w:p>
-      <w:pPr>
-        <w:rPr>
-          <w:b/>
-          <w:bCs/>
-        </w:rPr>
-      </w:pPr>
-      <w:r>
-        <w:rPr>
-          <w:b/>
-          <w:bCs/>
-        </w:rPr>
-        <w:t xml:space="preserve">Java 21 New Features </w:t>
-      </w:r>
-      <w:proofErr w:type="gramStart"/>
-      <w:r>
-        <w:rPr>
-          <w:b/>
-          <w:bCs/>
-        </w:rPr>
-        <w:t>With</w:t>
-      </w:r>
-      <w:proofErr w:type="gramEnd"/>
-      <w:r>
-        <w:rPr>
-          <w:b/>
-          <w:bCs/>
-        </w:rPr>
-        <w:t xml:space="preserve"> Examples</w:t>
-      </w:r>
-    </w:p>
-    <w:p>
-      <w:pPr>
-        <w:numPr>
-          <w:ilvl w:val="0"/>
-          <w:numId w:val="13"/>
-        </w:numPr>
-      </w:pPr>
       <w:hyperlink r:id="rId15" w:history="1">
         <w:r>
           <w:rPr>
@@ -3308,10 +3300,39 @@
           <w:t>Core Java</w:t>
         </w:r>
       </w:hyperlink>
-    </w:p>
-    <w:p>
-      <w:r>
-        <w:t> </w:t>
+      <w:r>
+        <w:t> &gt;</w:t>
+      </w:r>
+    </w:p>
+    <w:p>
+      <w:pPr>
+        <w:rPr>
+          <w:b/>
+          <w:bCs/>
+        </w:rPr>
+      </w:pPr>
+      <w:r>
+        <w:rPr>
+          <w:b/>
+          <w:bCs/>
+        </w:rPr>
+        <w:t xml:space="preserve">Java 21 New Features </w:t>
+      </w:r>
+      <w:proofErr w:type="gramStart"/>
+      <w:r>
+        <w:rPr>
+          <w:b/>
+          <w:bCs/>
+        </w:rPr>
+        <w:t>With</w:t>
+      </w:r>
+      <w:proofErr w:type="gramEnd"/>
+      <w:r>
+        <w:rPr>
+          <w:b/>
+          <w:bCs/>
+        </w:rPr>
+        <w:t xml:space="preserve"> Examples</w:t>
       </w:r>
     </w:p>
     <w:p>
@@ -3322,6 +3343,27 @@
         </w:numPr>
       </w:pPr>
       <w:hyperlink r:id="rId16" w:history="1">
+        <w:r>
+          <w:rPr>
+            <w:rStyle w:val="Hyperlink"/>
+          </w:rPr>
+          <w:t>Core Java</w:t>
+        </w:r>
+      </w:hyperlink>
+    </w:p>
+    <w:p>
+      <w:r>
+        <w:t> </w:t>
+      </w:r>
+    </w:p>
+    <w:p>
+      <w:pPr>
+        <w:numPr>
+          <w:ilvl w:val="0"/>
+          <w:numId w:val="13"/>
+        </w:numPr>
+      </w:pPr>
+      <w:hyperlink r:id="rId17" w:history="1">
         <w:r>
           <w:rPr>
             <w:rStyle w:val="Hyperlink"/>
@@ -3342,7 +3384,7 @@
           <w:numId w:val="13"/>
         </w:numPr>
       </w:pPr>
-      <w:hyperlink r:id="rId17" w:history="1">
+      <w:hyperlink r:id="rId18" w:history="1">
         <w:r>
           <w:rPr>
             <w:rStyle w:val="Hyperlink"/>
@@ -3357,10 +3399,9 @@
           <w:i/>
           <w:iCs/>
         </w:rPr>
-        <w:lastRenderedPageBreak/>
         <w:t> by </w:t>
       </w:r>
-      <w:hyperlink r:id="rId18" w:history="1">
+      <w:hyperlink r:id="rId19" w:history="1">
         <w:r>
           <w:rPr>
             <w:rStyle w:val="Hyperlink"/>
@@ -3409,7 +3450,7 @@
                     </pic:cNvPicPr>
                   </pic:nvPicPr>
                   <pic:blipFill>
-                    <a:blip r:embed="rId19">
+                    <a:blip r:embed="rId20">
                       <a:extLst>
                         <a:ext uri="{28A0092B-C50C-407E-A947-70E740481C1C}">
                           <a14:useLocalDpi xmlns:a14="http://schemas.microsoft.com/office/drawing/2010/main" val="0"/>
@@ -3441,14 +3482,18 @@
         </w:drawing>
       </w:r>
       <w:r>
-        <w:t>After Java 17, Java 21 is the next LTS version. Java 21 comes with various new features, some preview features, enhancements, deprecation &amp; deletions. It is inclined to improve developer productivity and program efficiency. In this article, we will explore some of the most essential developer’s friendly Java 21 new features with examples.</w:t>
+        <w:t xml:space="preserve">After Java 17, Java 21 is the next LTS version. Java 21 comes with various new features, some </w:t>
+      </w:r>
+      <w:r>
+        <w:lastRenderedPageBreak/>
+        <w:t>preview features, enhancements, deprecation &amp; deletions. It is inclined to improve developer productivity and program efficiency. In this article, we will explore some of the most essential developer’s friendly Java 21 new features with examples.</w:t>
       </w:r>
     </w:p>
     <w:p>
       <w:r>
         <w:t>You may also go through </w:t>
       </w:r>
-      <w:hyperlink r:id="rId20" w:history="1">
+      <w:hyperlink r:id="rId21" w:history="1">
         <w:r>
           <w:rPr>
             <w:rStyle w:val="Hyperlink"/>
@@ -3486,7 +3531,7 @@
           <w:numId w:val="14"/>
         </w:numPr>
       </w:pPr>
-      <w:hyperlink r:id="rId21" w:anchor="Java_21_New_Features" w:history="1">
+      <w:hyperlink r:id="rId22" w:anchor="Java_21_New_Features" w:history="1">
         <w:r>
           <w:rPr>
             <w:rStyle w:val="Hyperlink"/>
@@ -3502,7 +3547,7 @@
           <w:numId w:val="14"/>
         </w:numPr>
       </w:pPr>
-      <w:hyperlink r:id="rId22" w:anchor="String_Templates_Preview_JEP-430" w:history="1">
+      <w:hyperlink r:id="rId23" w:anchor="String_Templates_Preview_JEP-430" w:history="1">
         <w:r>
           <w:rPr>
             <w:rStyle w:val="Hyperlink"/>
@@ -3518,7 +3563,7 @@
           <w:numId w:val="14"/>
         </w:numPr>
       </w:pPr>
-      <w:hyperlink r:id="rId23" w:anchor="Sequenced_Collections_JEP-431" w:history="1">
+      <w:hyperlink r:id="rId24" w:anchor="Sequenced_Collections_JEP-431" w:history="1">
         <w:r>
           <w:rPr>
             <w:rStyle w:val="Hyperlink"/>
@@ -3534,7 +3579,7 @@
           <w:numId w:val="14"/>
         </w:numPr>
       </w:pPr>
-      <w:hyperlink r:id="rId24" w:anchor="SequencedCollection" w:history="1">
+      <w:hyperlink r:id="rId25" w:anchor="SequencedCollection" w:history="1">
         <w:proofErr w:type="spellStart"/>
         <w:r>
           <w:rPr>
@@ -3552,7 +3597,7 @@
           <w:numId w:val="14"/>
         </w:numPr>
       </w:pPr>
-      <w:hyperlink r:id="rId25" w:anchor="SequencedCollection_Example" w:history="1">
+      <w:hyperlink r:id="rId26" w:anchor="SequencedCollection_Example" w:history="1">
         <w:proofErr w:type="spellStart"/>
         <w:r>
           <w:rPr>
@@ -3576,7 +3621,7 @@
           <w:numId w:val="14"/>
         </w:numPr>
       </w:pPr>
-      <w:hyperlink r:id="rId26" w:anchor="SequencedSet" w:history="1">
+      <w:hyperlink r:id="rId27" w:anchor="SequencedSet" w:history="1">
         <w:proofErr w:type="spellStart"/>
         <w:r>
           <w:rPr>
@@ -3594,7 +3639,7 @@
           <w:numId w:val="14"/>
         </w:numPr>
       </w:pPr>
-      <w:hyperlink r:id="rId27" w:anchor="SequencedSet_Example" w:history="1">
+      <w:hyperlink r:id="rId28" w:anchor="SequencedSet_Example" w:history="1">
         <w:proofErr w:type="spellStart"/>
         <w:r>
           <w:rPr>
@@ -3618,7 +3663,7 @@
           <w:numId w:val="14"/>
         </w:numPr>
       </w:pPr>
-      <w:hyperlink r:id="rId28" w:anchor="SequencedMap" w:history="1">
+      <w:hyperlink r:id="rId29" w:anchor="SequencedMap" w:history="1">
         <w:proofErr w:type="spellStart"/>
         <w:r>
           <w:rPr>
@@ -3636,7 +3681,7 @@
           <w:numId w:val="14"/>
         </w:numPr>
       </w:pPr>
-      <w:hyperlink r:id="rId29" w:anchor="SequencedMap_Example" w:history="1">
+      <w:hyperlink r:id="rId30" w:anchor="SequencedMap_Example" w:history="1">
         <w:proofErr w:type="spellStart"/>
         <w:r>
           <w:rPr>
@@ -3660,7 +3705,7 @@
           <w:numId w:val="14"/>
         </w:numPr>
       </w:pPr>
-      <w:hyperlink r:id="rId30" w:anchor="Record_Patterns_JEP-440" w:history="1">
+      <w:hyperlink r:id="rId31" w:anchor="Record_Patterns_JEP-440" w:history="1">
         <w:r>
           <w:rPr>
             <w:rStyle w:val="Hyperlink"/>
@@ -3676,7 +3721,7 @@
           <w:numId w:val="14"/>
         </w:numPr>
       </w:pPr>
-      <w:hyperlink r:id="rId31" w:anchor="Example_Basic_Record_Pattern" w:history="1">
+      <w:hyperlink r:id="rId32" w:anchor="Example_Basic_Record_Pattern" w:history="1">
         <w:r>
           <w:rPr>
             <w:rStyle w:val="Hyperlink"/>
@@ -3692,7 +3737,7 @@
           <w:numId w:val="14"/>
         </w:numPr>
       </w:pPr>
-      <w:hyperlink r:id="rId32" w:anchor="Example_Nested_Record_Patterns" w:history="1">
+      <w:hyperlink r:id="rId33" w:anchor="Example_Nested_Record_Patterns" w:history="1">
         <w:r>
           <w:rPr>
             <w:rStyle w:val="Hyperlink"/>
@@ -3708,7 +3753,7 @@
           <w:numId w:val="14"/>
         </w:numPr>
       </w:pPr>
-      <w:hyperlink r:id="rId33" w:anchor="Example_Record_Patterns_in_Switch_Statements" w:history="1">
+      <w:hyperlink r:id="rId34" w:anchor="Example_Record_Patterns_in_Switch_Statements" w:history="1">
         <w:r>
           <w:rPr>
             <w:rStyle w:val="Hyperlink"/>
@@ -3724,7 +3769,7 @@
           <w:numId w:val="14"/>
         </w:numPr>
       </w:pPr>
-      <w:hyperlink r:id="rId34" w:anchor="Comparison_of_Java_21_vs_Older_Versions" w:history="1">
+      <w:hyperlink r:id="rId35" w:anchor="Comparison_of_Java_21_vs_Older_Versions" w:history="1">
         <w:r>
           <w:rPr>
             <w:rStyle w:val="Hyperlink"/>
@@ -3740,7 +3785,7 @@
           <w:numId w:val="14"/>
         </w:numPr>
       </w:pPr>
-      <w:hyperlink r:id="rId35" w:anchor="Pattern_Matching_for_switch_JEP-441" w:history="1">
+      <w:hyperlink r:id="rId36" w:anchor="Pattern_Matching_for_switch_JEP-441" w:history="1">
         <w:r>
           <w:rPr>
             <w:rStyle w:val="Hyperlink"/>
@@ -3756,7 +3801,7 @@
           <w:numId w:val="14"/>
         </w:numPr>
       </w:pPr>
-      <w:hyperlink r:id="rId36" w:anchor="Example_Basic_Pattern_Matching_with_switch" w:history="1">
+      <w:hyperlink r:id="rId37" w:anchor="Example_Basic_Pattern_Matching_with_switch" w:history="1">
         <w:r>
           <w:rPr>
             <w:rStyle w:val="Hyperlink"/>
@@ -3772,7 +3817,7 @@
           <w:numId w:val="14"/>
         </w:numPr>
       </w:pPr>
-      <w:hyperlink r:id="rId37" w:anchor="Example_Guarded_Patterns" w:history="1">
+      <w:hyperlink r:id="rId38" w:anchor="Example_Guarded_Patterns" w:history="1">
         <w:r>
           <w:rPr>
             <w:rStyle w:val="Hyperlink"/>
@@ -3788,7 +3833,7 @@
           <w:numId w:val="14"/>
         </w:numPr>
       </w:pPr>
-      <w:hyperlink r:id="rId38" w:anchor="Example_Null_Handling" w:history="1">
+      <w:hyperlink r:id="rId39" w:anchor="Example_Null_Handling" w:history="1">
         <w:r>
           <w:rPr>
             <w:rStyle w:val="Hyperlink"/>
@@ -3804,7 +3849,7 @@
           <w:numId w:val="14"/>
         </w:numPr>
       </w:pPr>
-      <w:hyperlink r:id="rId39" w:anchor="Comparison_of_Java_21_vs_Older_Versions-2" w:history="1">
+      <w:hyperlink r:id="rId40" w:anchor="Comparison_of_Java_21_vs_Older_Versions-2" w:history="1">
         <w:r>
           <w:rPr>
             <w:rStyle w:val="Hyperlink"/>
@@ -3820,7 +3865,7 @@
           <w:numId w:val="14"/>
         </w:numPr>
       </w:pPr>
-      <w:hyperlink r:id="rId40" w:anchor="Unnamed_Patterns_and_Variables_Preview_JEP-443" w:history="1">
+      <w:hyperlink r:id="rId41" w:anchor="Unnamed_Patterns_and_Variables_Preview_JEP-443" w:history="1">
         <w:r>
           <w:rPr>
             <w:rStyle w:val="Hyperlink"/>
@@ -3836,7 +3881,7 @@
           <w:numId w:val="14"/>
         </w:numPr>
       </w:pPr>
-      <w:hyperlink r:id="rId41" w:anchor="Examples_of_Unnamed_Patterns" w:history="1">
+      <w:hyperlink r:id="rId42" w:anchor="Examples_of_Unnamed_Patterns" w:history="1">
         <w:r>
           <w:rPr>
             <w:rStyle w:val="Hyperlink"/>
@@ -3852,7 +3897,7 @@
           <w:numId w:val="14"/>
         </w:numPr>
       </w:pPr>
-      <w:hyperlink r:id="rId42" w:anchor="Examples_of_Unnamed_Variables" w:history="1">
+      <w:hyperlink r:id="rId43" w:anchor="Examples_of_Unnamed_Variables" w:history="1">
         <w:r>
           <w:rPr>
             <w:rStyle w:val="Hyperlink"/>
@@ -3868,7 +3913,7 @@
           <w:numId w:val="14"/>
         </w:numPr>
       </w:pPr>
-      <w:hyperlink r:id="rId43" w:anchor="Comparison_of_Java_21_vs_Earlier_Versions" w:history="1">
+      <w:hyperlink r:id="rId44" w:anchor="Comparison_of_Java_21_vs_Earlier_Versions" w:history="1">
         <w:r>
           <w:rPr>
             <w:rStyle w:val="Hyperlink"/>
@@ -3884,7 +3929,7 @@
           <w:numId w:val="14"/>
         </w:numPr>
       </w:pPr>
-      <w:hyperlink r:id="rId44" w:anchor="Use_Cases" w:history="1">
+      <w:hyperlink r:id="rId45" w:anchor="Use_Cases" w:history="1">
         <w:r>
           <w:rPr>
             <w:rStyle w:val="Hyperlink"/>
@@ -3900,7 +3945,7 @@
           <w:numId w:val="14"/>
         </w:numPr>
       </w:pPr>
-      <w:hyperlink r:id="rId45" w:anchor="Unnamed_Classes_and_Instance_main_Methods_Preview_JEP-445" w:history="1">
+      <w:hyperlink r:id="rId46" w:anchor="Unnamed_Classes_and_Instance_main_Methods_Preview_JEP-445" w:history="1">
         <w:r>
           <w:rPr>
             <w:rStyle w:val="Hyperlink"/>
@@ -3916,7 +3961,7 @@
           <w:numId w:val="14"/>
         </w:numPr>
       </w:pPr>
-      <w:hyperlink r:id="rId46" w:anchor="Examples_Unnamed_Classes" w:history="1">
+      <w:hyperlink r:id="rId47" w:anchor="Examples_Unnamed_Classes" w:history="1">
         <w:r>
           <w:rPr>
             <w:rStyle w:val="Hyperlink"/>
@@ -3932,7 +3977,7 @@
           <w:numId w:val="14"/>
         </w:numPr>
       </w:pPr>
-      <w:hyperlink r:id="rId47" w:anchor="Example_Instance_main_Methods" w:history="1">
+      <w:hyperlink r:id="rId48" w:anchor="Example_Instance_main_Methods" w:history="1">
         <w:r>
           <w:rPr>
             <w:rStyle w:val="Hyperlink"/>
@@ -3948,7 +3993,7 @@
           <w:numId w:val="14"/>
         </w:numPr>
       </w:pPr>
-      <w:hyperlink r:id="rId48" w:anchor="Comparison_of_Java_21_vs_Earlier_Versions-2" w:history="1">
+      <w:hyperlink r:id="rId49" w:anchor="Comparison_of_Java_21_vs_Earlier_Versions-2" w:history="1">
         <w:r>
           <w:rPr>
             <w:rStyle w:val="Hyperlink"/>
@@ -3964,7 +4009,7 @@
           <w:numId w:val="14"/>
         </w:numPr>
       </w:pPr>
-      <w:hyperlink r:id="rId49" w:anchor="Scoped_Values_Preview_JEP-446" w:history="1">
+      <w:hyperlink r:id="rId50" w:anchor="Scoped_Values_Preview_JEP-446" w:history="1">
         <w:r>
           <w:rPr>
             <w:rStyle w:val="Hyperlink"/>
@@ -3980,7 +4025,7 @@
           <w:numId w:val="14"/>
         </w:numPr>
       </w:pPr>
-      <w:hyperlink r:id="rId50" w:anchor="Key_Features" w:history="1">
+      <w:hyperlink r:id="rId51" w:anchor="Key_Features" w:history="1">
         <w:r>
           <w:rPr>
             <w:rStyle w:val="Hyperlink"/>
@@ -3996,7 +4041,7 @@
           <w:numId w:val="14"/>
         </w:numPr>
       </w:pPr>
-      <w:hyperlink r:id="rId51" w:anchor="Use_Case_Comparison" w:history="1">
+      <w:hyperlink r:id="rId52" w:anchor="Use_Case_Comparison" w:history="1">
         <w:r>
           <w:rPr>
             <w:rStyle w:val="Hyperlink"/>
@@ -4012,7 +4057,7 @@
           <w:numId w:val="14"/>
         </w:numPr>
       </w:pPr>
-      <w:hyperlink r:id="rId52" w:anchor="Comparison_of_Scoped_Values_vs_ThreadLocal" w:history="1">
+      <w:hyperlink r:id="rId53" w:anchor="Comparison_of_Scoped_Values_vs_ThreadLocal" w:history="1">
         <w:r>
           <w:rPr>
             <w:rStyle w:val="Hyperlink"/>
@@ -4036,7 +4081,7 @@
           <w:numId w:val="14"/>
         </w:numPr>
       </w:pPr>
-      <w:hyperlink r:id="rId53" w:anchor="Advantages_of_Scoped_Values" w:history="1">
+      <w:hyperlink r:id="rId54" w:anchor="Advantages_of_Scoped_Values" w:history="1">
         <w:r>
           <w:rPr>
             <w:rStyle w:val="Hyperlink"/>
@@ -4052,7 +4097,7 @@
           <w:numId w:val="14"/>
         </w:numPr>
       </w:pPr>
-      <w:hyperlink r:id="rId54" w:anchor="Use_Cases-2" w:history="1">
+      <w:hyperlink r:id="rId55" w:anchor="Use_Cases-2" w:history="1">
         <w:r>
           <w:rPr>
             <w:rStyle w:val="Hyperlink"/>
@@ -4068,7 +4113,7 @@
           <w:numId w:val="14"/>
         </w:numPr>
       </w:pPr>
-      <w:hyperlink r:id="rId55" w:anchor="Related" w:history="1">
+      <w:hyperlink r:id="rId56" w:anchor="Related" w:history="1">
         <w:r>
           <w:rPr>
             <w:rStyle w:val="Hyperlink"/>
@@ -4099,7 +4144,6 @@
     </w:p>
     <w:p>
       <w:r>
-        <w:lastRenderedPageBreak/>
         <w:t>Here is the list of Java 21 New Features:</w:t>
       </w:r>
     </w:p>
@@ -4265,6 +4309,7 @@
         </w:numPr>
       </w:pPr>
       <w:r>
+        <w:lastRenderedPageBreak/>
         <w:t>Structured Concurrency (Preview) [JEP-453]</w:t>
       </w:r>
     </w:p>
@@ -4287,7 +4332,7 @@
       <w:r>
         <w:t>String templates were previewed in Java 21 (JEP 430) and re-previewed in Java 22 (JEP 459). After some experience with the prototype, it became clear that the processor-centric nature of the proposed design was confusing to users and lacked the desired compositionality. String templates are removed in Java 23 and will not be a feature of Java 23, even as a preview feature. Here is the </w:t>
       </w:r>
-      <w:hyperlink r:id="rId56" w:tgtFrame="_blank" w:history="1">
+      <w:hyperlink r:id="rId57" w:tgtFrame="_blank" w:history="1">
         <w:r>
           <w:rPr>
             <w:rStyle w:val="Hyperlink"/>
@@ -4382,7 +4427,6 @@
           <w:b/>
           <w:bCs/>
         </w:rPr>
-        <w:lastRenderedPageBreak/>
         <w:t xml:space="preserve">      String name = "Alice";</w:t>
       </w:r>
     </w:p>
@@ -4502,7 +4546,7 @@
         </w:rPr>
         <w:t>Sequenced Collections [</w:t>
       </w:r>
-      <w:hyperlink r:id="rId57" w:tgtFrame="_blank" w:history="1">
+      <w:hyperlink r:id="rId58" w:tgtFrame="_blank" w:history="1">
         <w:r>
           <w:rPr>
             <w:rStyle w:val="Hyperlink"/>
@@ -4613,6 +4657,7 @@
       <w:proofErr w:type="spellStart"/>
       <w:proofErr w:type="gramStart"/>
       <w:r>
+        <w:lastRenderedPageBreak/>
         <w:t>getFirst</w:t>
       </w:r>
       <w:proofErr w:type="spellEnd"/>
@@ -4865,435 +4910,435 @@
           <w:b/>
           <w:bCs/>
         </w:rPr>
+        <w:t xml:space="preserve">import </w:t>
+      </w:r>
+      <w:proofErr w:type="spellStart"/>
+      <w:proofErr w:type="gramStart"/>
+      <w:r>
+        <w:rPr>
+          <w:b/>
+          <w:bCs/>
+        </w:rPr>
+        <w:t>java.util</w:t>
+      </w:r>
+      <w:proofErr w:type="gramEnd"/>
+      <w:r>
+        <w:rPr>
+          <w:b/>
+          <w:bCs/>
+        </w:rPr>
+        <w:t>.SequencedCollection</w:t>
+      </w:r>
+      <w:proofErr w:type="spellEnd"/>
+      <w:r>
+        <w:rPr>
+          <w:b/>
+          <w:bCs/>
+        </w:rPr>
+        <w:t>;</w:t>
+      </w:r>
+    </w:p>
+    <w:p>
+      <w:pPr>
+        <w:rPr>
+          <w:b/>
+          <w:bCs/>
+        </w:rPr>
+      </w:pPr>
+    </w:p>
+    <w:p>
+      <w:pPr>
+        <w:rPr>
+          <w:b/>
+          <w:bCs/>
+        </w:rPr>
+      </w:pPr>
+      <w:r>
+        <w:rPr>
+          <w:b/>
+          <w:bCs/>
+        </w:rPr>
+        <w:t xml:space="preserve">public class </w:t>
+      </w:r>
+      <w:proofErr w:type="spellStart"/>
+      <w:r>
+        <w:rPr>
+          <w:b/>
+          <w:bCs/>
+        </w:rPr>
+        <w:t>SequencedCollectionExample</w:t>
+      </w:r>
+      <w:proofErr w:type="spellEnd"/>
+      <w:r>
+        <w:rPr>
+          <w:b/>
+          <w:bCs/>
+        </w:rPr>
+        <w:t xml:space="preserve"> {</w:t>
+      </w:r>
+      <w:r>
+        <w:t xml:space="preserve"> </w:t>
+      </w:r>
+      <w:r>
+        <w:rPr>
+          <w:b/>
+          <w:bCs/>
+        </w:rPr>
+        <w:t xml:space="preserve"> </w:t>
+      </w:r>
+    </w:p>
+    <w:p>
+      <w:pPr>
+        <w:rPr>
+          <w:b/>
+          <w:bCs/>
+        </w:rPr>
+      </w:pPr>
+    </w:p>
+    <w:p>
+      <w:pPr>
+        <w:rPr>
+          <w:b/>
+          <w:bCs/>
+        </w:rPr>
+      </w:pPr>
+      <w:r>
+        <w:rPr>
+          <w:b/>
+          <w:bCs/>
+        </w:rPr>
+        <w:t xml:space="preserve">    public static void </w:t>
+      </w:r>
+      <w:proofErr w:type="gramStart"/>
+      <w:r>
+        <w:rPr>
+          <w:b/>
+          <w:bCs/>
+        </w:rPr>
+        <w:t>main(String[</w:t>
+      </w:r>
+      <w:proofErr w:type="gramEnd"/>
+      <w:r>
+        <w:rPr>
+          <w:b/>
+          <w:bCs/>
+        </w:rPr>
+        <w:t xml:space="preserve">] </w:t>
+      </w:r>
+      <w:proofErr w:type="spellStart"/>
+      <w:r>
+        <w:rPr>
+          <w:b/>
+          <w:bCs/>
+        </w:rPr>
+        <w:t>args</w:t>
+      </w:r>
+      <w:proofErr w:type="spellEnd"/>
+      <w:r>
+        <w:rPr>
+          <w:b/>
+          <w:bCs/>
+        </w:rPr>
+        <w:t>) {</w:t>
+      </w:r>
+    </w:p>
+    <w:p>
+      <w:pPr>
+        <w:rPr>
+          <w:b/>
+          <w:bCs/>
+        </w:rPr>
+      </w:pPr>
+      <w:r>
+        <w:t xml:space="preserve">      </w:t>
+      </w:r>
+      <w:r>
+        <w:rPr>
+          <w:b/>
+          <w:bCs/>
+        </w:rPr>
+        <w:t xml:space="preserve"> </w:t>
+      </w:r>
+    </w:p>
+    <w:p>
+      <w:pPr>
+        <w:rPr>
+          <w:b/>
+          <w:bCs/>
+        </w:rPr>
+      </w:pPr>
+      <w:r>
+        <w:rPr>
+          <w:b/>
+          <w:bCs/>
+        </w:rPr>
+        <w:t xml:space="preserve">       </w:t>
+      </w:r>
+      <w:proofErr w:type="spellStart"/>
+      <w:r>
+        <w:rPr>
+          <w:b/>
+          <w:bCs/>
+        </w:rPr>
+        <w:t>SequencedCollection</w:t>
+      </w:r>
+      <w:proofErr w:type="spellEnd"/>
+      <w:r>
+        <w:rPr>
+          <w:b/>
+          <w:bCs/>
+        </w:rPr>
+        <w:t xml:space="preserve">&lt;String&gt; names = new </w:t>
+      </w:r>
+      <w:proofErr w:type="spellStart"/>
+      <w:r>
+        <w:rPr>
+          <w:b/>
+          <w:bCs/>
+        </w:rPr>
+        <w:t>ArrayList</w:t>
+      </w:r>
+      <w:proofErr w:type="spellEnd"/>
+      <w:r>
+        <w:rPr>
+          <w:b/>
+          <w:bCs/>
+        </w:rPr>
+        <w:t>&lt;</w:t>
+      </w:r>
+      <w:proofErr w:type="gramStart"/>
+      <w:r>
+        <w:rPr>
+          <w:b/>
+          <w:bCs/>
+        </w:rPr>
+        <w:t>&gt;(</w:t>
+      </w:r>
+      <w:proofErr w:type="gramEnd"/>
+      <w:r>
+        <w:rPr>
+          <w:b/>
+          <w:bCs/>
+        </w:rPr>
+        <w:t>);</w:t>
+      </w:r>
+      <w:r>
+        <w:t xml:space="preserve"> </w:t>
+      </w:r>
+      <w:r>
+        <w:rPr>
+          <w:b/>
+          <w:bCs/>
+        </w:rPr>
+        <w:t xml:space="preserve"> </w:t>
+      </w:r>
+    </w:p>
+    <w:p>
+      <w:pPr>
+        <w:rPr>
+          <w:b/>
+          <w:bCs/>
+        </w:rPr>
+      </w:pPr>
+      <w:r>
+        <w:rPr>
+          <w:b/>
+          <w:bCs/>
+        </w:rPr>
+        <w:t xml:space="preserve">       </w:t>
+      </w:r>
+    </w:p>
+    <w:p>
+      <w:pPr>
+        <w:rPr>
+          <w:b/>
+          <w:bCs/>
+        </w:rPr>
+      </w:pPr>
+      <w:r>
+        <w:rPr>
+          <w:b/>
+          <w:bCs/>
+        </w:rPr>
+        <w:t xml:space="preserve">       // Adding elements</w:t>
+      </w:r>
+      <w:r>
+        <w:t xml:space="preserve"> </w:t>
+      </w:r>
+      <w:r>
+        <w:rPr>
+          <w:b/>
+          <w:bCs/>
+        </w:rPr>
+        <w:t xml:space="preserve"> </w:t>
+      </w:r>
+    </w:p>
+    <w:p>
+      <w:pPr>
+        <w:rPr>
+          <w:b/>
+          <w:bCs/>
+        </w:rPr>
+      </w:pPr>
+      <w:r>
+        <w:rPr>
+          <w:b/>
+          <w:bCs/>
+        </w:rPr>
+        <w:t xml:space="preserve">       </w:t>
+      </w:r>
+      <w:proofErr w:type="spellStart"/>
+      <w:proofErr w:type="gramStart"/>
+      <w:r>
+        <w:rPr>
+          <w:b/>
+          <w:bCs/>
+        </w:rPr>
+        <w:t>names.addFirst</w:t>
+      </w:r>
+      <w:proofErr w:type="spellEnd"/>
+      <w:proofErr w:type="gramEnd"/>
+      <w:r>
+        <w:rPr>
+          <w:b/>
+          <w:bCs/>
+        </w:rPr>
+        <w:t>("Alice");</w:t>
+      </w:r>
+      <w:r>
+        <w:t xml:space="preserve"> </w:t>
+      </w:r>
+      <w:r>
+        <w:rPr>
+          <w:b/>
+          <w:bCs/>
+        </w:rPr>
+        <w:t xml:space="preserve"> </w:t>
+      </w:r>
+    </w:p>
+    <w:p>
+      <w:r>
+        <w:rPr>
+          <w:b/>
+          <w:bCs/>
+        </w:rPr>
+        <w:t xml:space="preserve">       </w:t>
+      </w:r>
+      <w:proofErr w:type="spellStart"/>
+      <w:proofErr w:type="gramStart"/>
+      <w:r>
+        <w:rPr>
+          <w:b/>
+          <w:bCs/>
+        </w:rPr>
+        <w:t>names.addLast</w:t>
+      </w:r>
+      <w:proofErr w:type="spellEnd"/>
+      <w:proofErr w:type="gramEnd"/>
+      <w:r>
+        <w:rPr>
+          <w:b/>
+          <w:bCs/>
+        </w:rPr>
+        <w:t>("Bob");</w:t>
+      </w:r>
+      <w:r>
+        <w:t xml:space="preserve"> </w:t>
+      </w:r>
+    </w:p>
+    <w:p>
+      <w:r>
+        <w:rPr>
+          <w:b/>
+          <w:bCs/>
+        </w:rPr>
+        <w:t xml:space="preserve">       </w:t>
+      </w:r>
+      <w:proofErr w:type="spellStart"/>
+      <w:proofErr w:type="gramStart"/>
+      <w:r>
+        <w:rPr>
+          <w:b/>
+          <w:bCs/>
+        </w:rPr>
+        <w:t>names.addFirst</w:t>
+      </w:r>
+      <w:proofErr w:type="spellEnd"/>
+      <w:proofErr w:type="gramEnd"/>
+      <w:r>
+        <w:rPr>
+          <w:b/>
+          <w:bCs/>
+        </w:rPr>
+        <w:t>("Charlie");</w:t>
+      </w:r>
+      <w:r>
+        <w:t xml:space="preserve"> </w:t>
+      </w:r>
+    </w:p>
+    <w:p>
+      <w:r>
+        <w:t xml:space="preserve">       </w:t>
+      </w:r>
+      <w:proofErr w:type="spellStart"/>
+      <w:proofErr w:type="gramStart"/>
+      <w:r>
+        <w:rPr>
+          <w:b/>
+          <w:bCs/>
+        </w:rPr>
+        <w:t>names.addLast</w:t>
+      </w:r>
+      <w:proofErr w:type="spellEnd"/>
+      <w:proofErr w:type="gramEnd"/>
+      <w:r>
+        <w:rPr>
+          <w:b/>
+          <w:bCs/>
+        </w:rPr>
+        <w:t>("Robert");</w:t>
+      </w:r>
+    </w:p>
+    <w:p>
+      <w:pPr>
+        <w:rPr>
+          <w:b/>
+          <w:bCs/>
+        </w:rPr>
+      </w:pPr>
+      <w:r>
+        <w:rPr>
+          <w:b/>
+          <w:bCs/>
+        </w:rPr>
+        <w:t xml:space="preserve">       </w:t>
+      </w:r>
+    </w:p>
+    <w:p>
+      <w:r>
+        <w:rPr>
+          <w:b/>
+          <w:bCs/>
+        </w:rPr>
+        <w:t xml:space="preserve">       // Accessing elements</w:t>
+      </w:r>
+      <w:r>
+        <w:t xml:space="preserve"> </w:t>
+      </w:r>
+    </w:p>
+    <w:p>
+      <w:pPr>
+        <w:rPr>
+          <w:b/>
+          <w:bCs/>
+        </w:rPr>
+      </w:pPr>
+      <w:r>
+        <w:rPr>
+          <w:b/>
+          <w:bCs/>
+        </w:rPr>
         <w:lastRenderedPageBreak/>
-        <w:t xml:space="preserve">import </w:t>
-      </w:r>
-      <w:proofErr w:type="spellStart"/>
-      <w:proofErr w:type="gramStart"/>
-      <w:r>
-        <w:rPr>
-          <w:b/>
-          <w:bCs/>
-        </w:rPr>
-        <w:t>java.util</w:t>
-      </w:r>
-      <w:proofErr w:type="gramEnd"/>
-      <w:r>
-        <w:rPr>
-          <w:b/>
-          <w:bCs/>
-        </w:rPr>
-        <w:t>.SequencedCollection</w:t>
-      </w:r>
-      <w:proofErr w:type="spellEnd"/>
-      <w:r>
-        <w:rPr>
-          <w:b/>
-          <w:bCs/>
-        </w:rPr>
-        <w:t>;</w:t>
-      </w:r>
-    </w:p>
-    <w:p>
-      <w:pPr>
-        <w:rPr>
-          <w:b/>
-          <w:bCs/>
-        </w:rPr>
-      </w:pPr>
-    </w:p>
-    <w:p>
-      <w:pPr>
-        <w:rPr>
-          <w:b/>
-          <w:bCs/>
-        </w:rPr>
-      </w:pPr>
-      <w:r>
-        <w:rPr>
-          <w:b/>
-          <w:bCs/>
-        </w:rPr>
-        <w:t xml:space="preserve">public class </w:t>
-      </w:r>
-      <w:proofErr w:type="spellStart"/>
-      <w:r>
-        <w:rPr>
-          <w:b/>
-          <w:bCs/>
-        </w:rPr>
-        <w:t>SequencedCollectionExample</w:t>
-      </w:r>
-      <w:proofErr w:type="spellEnd"/>
-      <w:r>
-        <w:rPr>
-          <w:b/>
-          <w:bCs/>
-        </w:rPr>
-        <w:t xml:space="preserve"> {</w:t>
-      </w:r>
-      <w:r>
-        <w:t xml:space="preserve"> </w:t>
-      </w:r>
-      <w:r>
-        <w:rPr>
-          <w:b/>
-          <w:bCs/>
-        </w:rPr>
-        <w:t xml:space="preserve"> </w:t>
-      </w:r>
-    </w:p>
-    <w:p>
-      <w:pPr>
-        <w:rPr>
-          <w:b/>
-          <w:bCs/>
-        </w:rPr>
-      </w:pPr>
-    </w:p>
-    <w:p>
-      <w:pPr>
-        <w:rPr>
-          <w:b/>
-          <w:bCs/>
-        </w:rPr>
-      </w:pPr>
-      <w:r>
-        <w:rPr>
-          <w:b/>
-          <w:bCs/>
-        </w:rPr>
-        <w:t xml:space="preserve">    public static void </w:t>
-      </w:r>
-      <w:proofErr w:type="gramStart"/>
-      <w:r>
-        <w:rPr>
-          <w:b/>
-          <w:bCs/>
-        </w:rPr>
-        <w:t>main(String[</w:t>
-      </w:r>
-      <w:proofErr w:type="gramEnd"/>
-      <w:r>
-        <w:rPr>
-          <w:b/>
-          <w:bCs/>
-        </w:rPr>
-        <w:t xml:space="preserve">] </w:t>
-      </w:r>
-      <w:proofErr w:type="spellStart"/>
-      <w:r>
-        <w:rPr>
-          <w:b/>
-          <w:bCs/>
-        </w:rPr>
-        <w:t>args</w:t>
-      </w:r>
-      <w:proofErr w:type="spellEnd"/>
-      <w:r>
-        <w:rPr>
-          <w:b/>
-          <w:bCs/>
-        </w:rPr>
-        <w:t>) {</w:t>
-      </w:r>
-    </w:p>
-    <w:p>
-      <w:pPr>
-        <w:rPr>
-          <w:b/>
-          <w:bCs/>
-        </w:rPr>
-      </w:pPr>
-      <w:r>
-        <w:t xml:space="preserve">      </w:t>
-      </w:r>
-      <w:r>
-        <w:rPr>
-          <w:b/>
-          <w:bCs/>
-        </w:rPr>
-        <w:t xml:space="preserve"> </w:t>
-      </w:r>
-    </w:p>
-    <w:p>
-      <w:pPr>
-        <w:rPr>
-          <w:b/>
-          <w:bCs/>
-        </w:rPr>
-      </w:pPr>
-      <w:r>
-        <w:rPr>
-          <w:b/>
-          <w:bCs/>
-        </w:rPr>
-        <w:t xml:space="preserve">       </w:t>
-      </w:r>
-      <w:proofErr w:type="spellStart"/>
-      <w:r>
-        <w:rPr>
-          <w:b/>
-          <w:bCs/>
-        </w:rPr>
-        <w:t>SequencedCollection</w:t>
-      </w:r>
-      <w:proofErr w:type="spellEnd"/>
-      <w:r>
-        <w:rPr>
-          <w:b/>
-          <w:bCs/>
-        </w:rPr>
-        <w:t xml:space="preserve">&lt;String&gt; names = new </w:t>
-      </w:r>
-      <w:proofErr w:type="spellStart"/>
-      <w:r>
-        <w:rPr>
-          <w:b/>
-          <w:bCs/>
-        </w:rPr>
-        <w:t>ArrayList</w:t>
-      </w:r>
-      <w:proofErr w:type="spellEnd"/>
-      <w:r>
-        <w:rPr>
-          <w:b/>
-          <w:bCs/>
-        </w:rPr>
-        <w:t>&lt;</w:t>
-      </w:r>
-      <w:proofErr w:type="gramStart"/>
-      <w:r>
-        <w:rPr>
-          <w:b/>
-          <w:bCs/>
-        </w:rPr>
-        <w:t>&gt;(</w:t>
-      </w:r>
-      <w:proofErr w:type="gramEnd"/>
-      <w:r>
-        <w:rPr>
-          <w:b/>
-          <w:bCs/>
-        </w:rPr>
-        <w:t>);</w:t>
-      </w:r>
-      <w:r>
-        <w:t xml:space="preserve"> </w:t>
-      </w:r>
-      <w:r>
-        <w:rPr>
-          <w:b/>
-          <w:bCs/>
-        </w:rPr>
-        <w:t xml:space="preserve"> </w:t>
-      </w:r>
-    </w:p>
-    <w:p>
-      <w:pPr>
-        <w:rPr>
-          <w:b/>
-          <w:bCs/>
-        </w:rPr>
-      </w:pPr>
-      <w:r>
-        <w:rPr>
-          <w:b/>
-          <w:bCs/>
-        </w:rPr>
-        <w:t xml:space="preserve">       </w:t>
-      </w:r>
-    </w:p>
-    <w:p>
-      <w:pPr>
-        <w:rPr>
-          <w:b/>
-          <w:bCs/>
-        </w:rPr>
-      </w:pPr>
-      <w:r>
-        <w:rPr>
-          <w:b/>
-          <w:bCs/>
-        </w:rPr>
-        <w:t xml:space="preserve">       // Adding elements</w:t>
-      </w:r>
-      <w:r>
-        <w:t xml:space="preserve"> </w:t>
-      </w:r>
-      <w:r>
-        <w:rPr>
-          <w:b/>
-          <w:bCs/>
-        </w:rPr>
-        <w:t xml:space="preserve"> </w:t>
-      </w:r>
-    </w:p>
-    <w:p>
-      <w:pPr>
-        <w:rPr>
-          <w:b/>
-          <w:bCs/>
-        </w:rPr>
-      </w:pPr>
-      <w:r>
-        <w:rPr>
-          <w:b/>
-          <w:bCs/>
-        </w:rPr>
-        <w:t xml:space="preserve">       </w:t>
-      </w:r>
-      <w:proofErr w:type="spellStart"/>
-      <w:proofErr w:type="gramStart"/>
-      <w:r>
-        <w:rPr>
-          <w:b/>
-          <w:bCs/>
-        </w:rPr>
-        <w:t>names.addFirst</w:t>
-      </w:r>
-      <w:proofErr w:type="spellEnd"/>
-      <w:proofErr w:type="gramEnd"/>
-      <w:r>
-        <w:rPr>
-          <w:b/>
-          <w:bCs/>
-        </w:rPr>
-        <w:t>("Alice");</w:t>
-      </w:r>
-      <w:r>
-        <w:t xml:space="preserve"> </w:t>
-      </w:r>
-      <w:r>
-        <w:rPr>
-          <w:b/>
-          <w:bCs/>
-        </w:rPr>
-        <w:t xml:space="preserve"> </w:t>
-      </w:r>
-    </w:p>
-    <w:p>
-      <w:r>
-        <w:rPr>
-          <w:b/>
-          <w:bCs/>
-        </w:rPr>
-        <w:t xml:space="preserve">       </w:t>
-      </w:r>
-      <w:proofErr w:type="spellStart"/>
-      <w:proofErr w:type="gramStart"/>
-      <w:r>
-        <w:rPr>
-          <w:b/>
-          <w:bCs/>
-        </w:rPr>
-        <w:t>names.addLast</w:t>
-      </w:r>
-      <w:proofErr w:type="spellEnd"/>
-      <w:proofErr w:type="gramEnd"/>
-      <w:r>
-        <w:rPr>
-          <w:b/>
-          <w:bCs/>
-        </w:rPr>
-        <w:t>("Bob");</w:t>
-      </w:r>
-      <w:r>
-        <w:t xml:space="preserve"> </w:t>
-      </w:r>
-    </w:p>
-    <w:p>
-      <w:r>
-        <w:rPr>
-          <w:b/>
-          <w:bCs/>
-        </w:rPr>
-        <w:t xml:space="preserve">       </w:t>
-      </w:r>
-      <w:proofErr w:type="spellStart"/>
-      <w:proofErr w:type="gramStart"/>
-      <w:r>
-        <w:rPr>
-          <w:b/>
-          <w:bCs/>
-        </w:rPr>
-        <w:t>names.addFirst</w:t>
-      </w:r>
-      <w:proofErr w:type="spellEnd"/>
-      <w:proofErr w:type="gramEnd"/>
-      <w:r>
-        <w:rPr>
-          <w:b/>
-          <w:bCs/>
-        </w:rPr>
-        <w:t>("Charlie");</w:t>
-      </w:r>
-      <w:r>
-        <w:t xml:space="preserve"> </w:t>
-      </w:r>
-    </w:p>
-    <w:p>
-      <w:r>
-        <w:t xml:space="preserve">       </w:t>
-      </w:r>
-      <w:proofErr w:type="spellStart"/>
-      <w:proofErr w:type="gramStart"/>
-      <w:r>
-        <w:rPr>
-          <w:b/>
-          <w:bCs/>
-        </w:rPr>
-        <w:t>names.addLast</w:t>
-      </w:r>
-      <w:proofErr w:type="spellEnd"/>
-      <w:proofErr w:type="gramEnd"/>
-      <w:r>
-        <w:rPr>
-          <w:b/>
-          <w:bCs/>
-        </w:rPr>
-        <w:t>("Robert");</w:t>
-      </w:r>
-    </w:p>
-    <w:p>
-      <w:pPr>
-        <w:rPr>
-          <w:b/>
-          <w:bCs/>
-        </w:rPr>
-      </w:pPr>
-      <w:r>
-        <w:rPr>
-          <w:b/>
-          <w:bCs/>
-        </w:rPr>
-        <w:t xml:space="preserve">       </w:t>
-      </w:r>
-    </w:p>
-    <w:p>
-      <w:r>
-        <w:rPr>
-          <w:b/>
-          <w:bCs/>
-        </w:rPr>
-        <w:t xml:space="preserve">       // Accessing elements</w:t>
-      </w:r>
-      <w:r>
-        <w:t xml:space="preserve"> </w:t>
-      </w:r>
-    </w:p>
-    <w:p>
-      <w:pPr>
-        <w:rPr>
-          <w:b/>
-          <w:bCs/>
-        </w:rPr>
-      </w:pPr>
-      <w:r>
-        <w:rPr>
-          <w:b/>
-          <w:bCs/>
-        </w:rPr>
         <w:t xml:space="preserve">       </w:t>
       </w:r>
       <w:proofErr w:type="spellStart"/>
@@ -5671,119 +5716,119 @@
           <w:b/>
           <w:bCs/>
         </w:rPr>
+        <w:t>First: Charlie</w:t>
+      </w:r>
+    </w:p>
+    <w:p>
+      <w:r>
+        <w:rPr>
+          <w:b/>
+          <w:bCs/>
+        </w:rPr>
+        <w:t>Last: Robert</w:t>
+      </w:r>
+    </w:p>
+    <w:p>
+      <w:r>
+        <w:rPr>
+          <w:b/>
+          <w:bCs/>
+        </w:rPr>
+        <w:t xml:space="preserve">After </w:t>
+      </w:r>
+      <w:proofErr w:type="spellStart"/>
+      <w:r>
+        <w:rPr>
+          <w:b/>
+          <w:bCs/>
+        </w:rPr>
+        <w:t>removeFirst</w:t>
+      </w:r>
+      <w:proofErr w:type="spellEnd"/>
+      <w:r>
+        <w:rPr>
+          <w:b/>
+          <w:bCs/>
+        </w:rPr>
+        <w:t>: [Alice, Bob, Robert]</w:t>
+      </w:r>
+    </w:p>
+    <w:p>
+      <w:r>
+        <w:rPr>
+          <w:b/>
+          <w:bCs/>
+        </w:rPr>
+        <w:t xml:space="preserve">After </w:t>
+      </w:r>
+      <w:proofErr w:type="spellStart"/>
+      <w:r>
+        <w:rPr>
+          <w:b/>
+          <w:bCs/>
+        </w:rPr>
+        <w:t>removeLast</w:t>
+      </w:r>
+      <w:proofErr w:type="spellEnd"/>
+      <w:r>
+        <w:rPr>
+          <w:b/>
+          <w:bCs/>
+        </w:rPr>
+        <w:t>: [Alice, Bob]</w:t>
+      </w:r>
+    </w:p>
+    <w:p/>
+    <w:p>
+      <w:proofErr w:type="spellStart"/>
+      <w:r>
+        <w:t>SequencedSet</w:t>
+      </w:r>
+      <w:proofErr w:type="spellEnd"/>
+    </w:p>
+    <w:p>
+      <w:r>
+        <w:t xml:space="preserve">Below screenshot represents the declaration of </w:t>
+      </w:r>
+      <w:proofErr w:type="spellStart"/>
+      <w:r>
+        <w:t>SequencedSet</w:t>
+      </w:r>
+      <w:proofErr w:type="spellEnd"/>
+      <w:r>
+        <w:t xml:space="preserve">. It extends the </w:t>
+      </w:r>
+      <w:proofErr w:type="spellStart"/>
+      <w:r>
+        <w:t>SequencedCollection</w:t>
+      </w:r>
+      <w:proofErr w:type="spellEnd"/>
+      <w:r>
+        <w:t xml:space="preserve"> &amp; Set interfaces. It means </w:t>
+      </w:r>
+      <w:proofErr w:type="spellStart"/>
+      <w:r>
+        <w:t>SequencedSet</w:t>
+      </w:r>
+      <w:proofErr w:type="spellEnd"/>
+      <w:r>
+        <w:t xml:space="preserve"> inherits all the methods of </w:t>
+      </w:r>
+      <w:proofErr w:type="spellStart"/>
+      <w:r>
+        <w:t>SequencedCollection</w:t>
+      </w:r>
+      <w:proofErr w:type="spellEnd"/>
+      <w:r>
+        <w:t>.</w:t>
+      </w:r>
+    </w:p>
+    <w:p>
+      <w:r>
+        <w:rPr>
+          <w:noProof/>
+        </w:rPr>
         <w:lastRenderedPageBreak/>
-        <w:t>First: Charlie</w:t>
-      </w:r>
-    </w:p>
-    <w:p>
-      <w:r>
-        <w:rPr>
-          <w:b/>
-          <w:bCs/>
-        </w:rPr>
-        <w:t>Last: Robert</w:t>
-      </w:r>
-    </w:p>
-    <w:p>
-      <w:r>
-        <w:rPr>
-          <w:b/>
-          <w:bCs/>
-        </w:rPr>
-        <w:t xml:space="preserve">After </w:t>
-      </w:r>
-      <w:proofErr w:type="spellStart"/>
-      <w:r>
-        <w:rPr>
-          <w:b/>
-          <w:bCs/>
-        </w:rPr>
-        <w:t>removeFirst</w:t>
-      </w:r>
-      <w:proofErr w:type="spellEnd"/>
-      <w:r>
-        <w:rPr>
-          <w:b/>
-          <w:bCs/>
-        </w:rPr>
-        <w:t>: [Alice, Bob, Robert]</w:t>
-      </w:r>
-    </w:p>
-    <w:p>
-      <w:r>
-        <w:rPr>
-          <w:b/>
-          <w:bCs/>
-        </w:rPr>
-        <w:t xml:space="preserve">After </w:t>
-      </w:r>
-      <w:proofErr w:type="spellStart"/>
-      <w:r>
-        <w:rPr>
-          <w:b/>
-          <w:bCs/>
-        </w:rPr>
-        <w:t>removeLast</w:t>
-      </w:r>
-      <w:proofErr w:type="spellEnd"/>
-      <w:r>
-        <w:rPr>
-          <w:b/>
-          <w:bCs/>
-        </w:rPr>
-        <w:t>: [Alice, Bob]</w:t>
-      </w:r>
-    </w:p>
-    <w:p/>
-    <w:p>
-      <w:proofErr w:type="spellStart"/>
-      <w:r>
-        <w:t>SequencedSet</w:t>
-      </w:r>
-      <w:proofErr w:type="spellEnd"/>
-    </w:p>
-    <w:p>
-      <w:r>
-        <w:t xml:space="preserve">Below screenshot represents the declaration of </w:t>
-      </w:r>
-      <w:proofErr w:type="spellStart"/>
-      <w:r>
-        <w:t>SequencedSet</w:t>
-      </w:r>
-      <w:proofErr w:type="spellEnd"/>
-      <w:r>
-        <w:t xml:space="preserve">. It extends the </w:t>
-      </w:r>
-      <w:proofErr w:type="spellStart"/>
-      <w:r>
-        <w:t>SequencedCollection</w:t>
-      </w:r>
-      <w:proofErr w:type="spellEnd"/>
-      <w:r>
-        <w:t xml:space="preserve"> &amp; Set interfaces. It means </w:t>
-      </w:r>
-      <w:proofErr w:type="spellStart"/>
-      <w:r>
-        <w:t>SequencedSet</w:t>
-      </w:r>
-      <w:proofErr w:type="spellEnd"/>
-      <w:r>
-        <w:t xml:space="preserve"> inherits all the methods of </w:t>
-      </w:r>
-      <w:proofErr w:type="spellStart"/>
-      <w:r>
-        <w:t>SequencedCollection</w:t>
-      </w:r>
-      <w:proofErr w:type="spellEnd"/>
-      <w:r>
-        <w:t>.</w:t>
-      </w:r>
-    </w:p>
-    <w:p>
-      <w:r>
-        <w:rPr>
-          <w:noProof/>
-        </w:rPr>
         <mc:AlternateContent>
           <mc:Choice Requires="wps">
             <w:drawing>
@@ -6001,7 +6046,6 @@
           <w:b/>
           <w:bCs/>
         </w:rPr>
-        <w:lastRenderedPageBreak/>
         <w:t xml:space="preserve">    public static void </w:t>
       </w:r>
       <w:proofErr w:type="gramStart"/>
@@ -6591,7 +6635,6 @@
     </w:p>
     <w:p>
       <w:r>
-        <w:lastRenderedPageBreak/>
         <w:t>The </w:t>
       </w:r>
       <w:proofErr w:type="spellStart"/>
@@ -6736,6 +6779,7 @@
         </w:numPr>
       </w:pPr>
       <w:r>
+        <w:lastRenderedPageBreak/>
         <w:t>If the key already exists, its position is updated to the last.</w:t>
       </w:r>
     </w:p>
@@ -7267,6 +7311,7 @@
           <w:b/>
           <w:bCs/>
         </w:rPr>
+        <w:lastRenderedPageBreak/>
         <w:t xml:space="preserve">       </w:t>
       </w:r>
       <w:proofErr w:type="spellStart"/>
@@ -7779,7 +7824,6 @@
           <w:b/>
           <w:bCs/>
         </w:rPr>
-        <w:lastRenderedPageBreak/>
         <w:t>Last Entry: Charlie=35</w:t>
       </w:r>
     </w:p>
@@ -7860,7 +7904,7 @@
       <w:r>
         <w:t> (introduced in Java 21) extend pattern matching capabilities to </w:t>
       </w:r>
-      <w:hyperlink r:id="rId58" w:history="1">
+      <w:hyperlink r:id="rId59" w:history="1">
         <w:r>
           <w:rPr>
             <w:rStyle w:val="Hyperlink"/>
@@ -7900,6 +7944,7 @@
           <w:b/>
           <w:bCs/>
         </w:rPr>
+        <w:lastRenderedPageBreak/>
         <w:t>Deconstruction of Record Components</w:t>
       </w:r>
       <w:r>
@@ -8331,130 +8376,130 @@
           <w:b/>
           <w:bCs/>
         </w:rPr>
+        <w:t xml:space="preserve">    }</w:t>
+      </w:r>
+    </w:p>
+    <w:p>
+      <w:pPr>
+        <w:rPr>
+          <w:b/>
+          <w:bCs/>
+        </w:rPr>
+      </w:pPr>
+      <w:r>
+        <w:rPr>
+          <w:b/>
+          <w:bCs/>
+        </w:rPr>
+        <w:t>}</w:t>
+      </w:r>
+    </w:p>
+    <w:p>
+      <w:r>
+        <w:rPr>
+          <w:b/>
+          <w:bCs/>
+        </w:rPr>
+        <w:t>Output:</w:t>
+      </w:r>
+    </w:p>
+    <w:p>
+      <w:r>
+        <w:rPr>
+          <w:b/>
+          <w:bCs/>
+        </w:rPr>
+        <w:t>Name: Alice, Age: 30</w:t>
+      </w:r>
+    </w:p>
+    <w:p>
+      <w:r>
+        <w:rPr>
+          <w:b/>
+          <w:bCs/>
+        </w:rPr>
+        <w:t>Example: Nested Record Patterns</w:t>
+      </w:r>
+    </w:p>
+    <w:p>
+      <w:r>
+        <w:rPr>
+          <w:b/>
+          <w:bCs/>
+        </w:rPr>
+        <w:t>Java 21 Implementation: Nested Patterns</w:t>
+      </w:r>
+    </w:p>
+    <w:p>
+      <w:pPr>
+        <w:rPr>
+          <w:b/>
+          <w:bCs/>
+        </w:rPr>
+      </w:pPr>
+      <w:r>
+        <w:rPr>
+          <w:b/>
+          <w:bCs/>
+        </w:rPr>
+        <w:t xml:space="preserve">public record </w:t>
+      </w:r>
+      <w:proofErr w:type="gramStart"/>
+      <w:r>
+        <w:rPr>
+          <w:b/>
+          <w:bCs/>
+        </w:rPr>
+        <w:t>Address(</w:t>
+      </w:r>
+      <w:proofErr w:type="gramEnd"/>
+      <w:r>
+        <w:rPr>
+          <w:b/>
+          <w:bCs/>
+        </w:rPr>
+        <w:t>String city, String country) {}</w:t>
+      </w:r>
+    </w:p>
+    <w:p>
+      <w:r>
+        <w:rPr>
+          <w:b/>
+          <w:bCs/>
+        </w:rPr>
+        <w:t xml:space="preserve">public record </w:t>
+      </w:r>
+      <w:proofErr w:type="gramStart"/>
+      <w:r>
+        <w:rPr>
+          <w:b/>
+          <w:bCs/>
+        </w:rPr>
+        <w:t>Person(</w:t>
+      </w:r>
+      <w:proofErr w:type="gramEnd"/>
+      <w:r>
+        <w:rPr>
+          <w:b/>
+          <w:bCs/>
+        </w:rPr>
+        <w:t>String name, int age, Address address) {}</w:t>
+      </w:r>
+    </w:p>
+    <w:p/>
+    <w:p>
+      <w:pPr>
+        <w:rPr>
+          <w:b/>
+          <w:bCs/>
+        </w:rPr>
+      </w:pPr>
+      <w:r>
+        <w:rPr>
+          <w:b/>
+          <w:bCs/>
+        </w:rPr>
         <w:lastRenderedPageBreak/>
-        <w:t xml:space="preserve">    }</w:t>
-      </w:r>
-    </w:p>
-    <w:p>
-      <w:pPr>
-        <w:rPr>
-          <w:b/>
-          <w:bCs/>
-        </w:rPr>
-      </w:pPr>
-      <w:r>
-        <w:rPr>
-          <w:b/>
-          <w:bCs/>
-        </w:rPr>
-        <w:t>}</w:t>
-      </w:r>
-    </w:p>
-    <w:p>
-      <w:r>
-        <w:rPr>
-          <w:b/>
-          <w:bCs/>
-        </w:rPr>
-        <w:t>Output:</w:t>
-      </w:r>
-    </w:p>
-    <w:p>
-      <w:r>
-        <w:rPr>
-          <w:b/>
-          <w:bCs/>
-        </w:rPr>
-        <w:t>Name: Alice, Age: 30</w:t>
-      </w:r>
-    </w:p>
-    <w:p>
-      <w:r>
-        <w:rPr>
-          <w:b/>
-          <w:bCs/>
-        </w:rPr>
-        <w:t>Example: Nested Record Patterns</w:t>
-      </w:r>
-    </w:p>
-    <w:p>
-      <w:r>
-        <w:rPr>
-          <w:b/>
-          <w:bCs/>
-        </w:rPr>
-        <w:t>Java 21 Implementation: Nested Patterns</w:t>
-      </w:r>
-    </w:p>
-    <w:p>
-      <w:pPr>
-        <w:rPr>
-          <w:b/>
-          <w:bCs/>
-        </w:rPr>
-      </w:pPr>
-      <w:r>
-        <w:rPr>
-          <w:b/>
-          <w:bCs/>
-        </w:rPr>
-        <w:t xml:space="preserve">public record </w:t>
-      </w:r>
-      <w:proofErr w:type="gramStart"/>
-      <w:r>
-        <w:rPr>
-          <w:b/>
-          <w:bCs/>
-        </w:rPr>
-        <w:t>Address(</w:t>
-      </w:r>
-      <w:proofErr w:type="gramEnd"/>
-      <w:r>
-        <w:rPr>
-          <w:b/>
-          <w:bCs/>
-        </w:rPr>
-        <w:t>String city, String country) {}</w:t>
-      </w:r>
-    </w:p>
-    <w:p>
-      <w:r>
-        <w:rPr>
-          <w:b/>
-          <w:bCs/>
-        </w:rPr>
-        <w:t xml:space="preserve">public record </w:t>
-      </w:r>
-      <w:proofErr w:type="gramStart"/>
-      <w:r>
-        <w:rPr>
-          <w:b/>
-          <w:bCs/>
-        </w:rPr>
-        <w:t>Person(</w:t>
-      </w:r>
-      <w:proofErr w:type="gramEnd"/>
-      <w:r>
-        <w:rPr>
-          <w:b/>
-          <w:bCs/>
-        </w:rPr>
-        <w:t>String name, int age, Address address) {}</w:t>
-      </w:r>
-    </w:p>
-    <w:p/>
-    <w:p>
-      <w:pPr>
-        <w:rPr>
-          <w:b/>
-          <w:bCs/>
-        </w:rPr>
-      </w:pPr>
-      <w:r>
-        <w:rPr>
-          <w:b/>
-          <w:bCs/>
-        </w:rPr>
         <w:t xml:space="preserve">public class </w:t>
       </w:r>
       <w:proofErr w:type="spellStart"/>
@@ -9019,7 +9064,6 @@
           <w:b/>
           <w:bCs/>
         </w:rPr>
-        <w:lastRenderedPageBreak/>
         <w:t xml:space="preserve">        switch (</w:t>
       </w:r>
       <w:proofErr w:type="spellStart"/>
@@ -9254,6 +9298,7 @@
           <w:b/>
           <w:bCs/>
         </w:rPr>
+        <w:lastRenderedPageBreak/>
         <w:t>Charlie lives in London, UK</w:t>
       </w:r>
     </w:p>
@@ -9794,7 +9839,7 @@
           <w:numId w:val="22"/>
         </w:numPr>
       </w:pPr>
-      <w:hyperlink r:id="rId59" w:history="1">
+      <w:hyperlink r:id="rId60" w:history="1">
         <w:r>
           <w:rPr>
             <w:rStyle w:val="Hyperlink"/>
@@ -9845,7 +9890,6 @@
         </w:numPr>
       </w:pPr>
       <w:r>
-        <w:lastRenderedPageBreak/>
         <w:t>Explicitly handles null in switch statements, improving safety.</w:t>
       </w:r>
     </w:p>
@@ -10026,6 +10070,7 @@
           <w:b/>
           <w:bCs/>
         </w:rPr>
+        <w:lastRenderedPageBreak/>
         <w:t xml:space="preserve">        Object </w:t>
       </w:r>
       <w:proofErr w:type="spellStart"/>
@@ -10669,7 +10714,6 @@
           <w:b/>
           <w:bCs/>
         </w:rPr>
-        <w:lastRenderedPageBreak/>
         <w:t xml:space="preserve">            case String s -&gt; </w:t>
       </w:r>
       <w:proofErr w:type="spellStart"/>
@@ -10873,6 +10917,7 @@
           <w:b/>
           <w:bCs/>
         </w:rPr>
+        <w:lastRenderedPageBreak/>
         <w:t xml:space="preserve">    public static void </w:t>
       </w:r>
       <w:proofErr w:type="gramStart"/>
@@ -11594,7 +11639,6 @@
                 <w:b/>
                 <w:bCs/>
               </w:rPr>
-              <w:lastRenderedPageBreak/>
               <w:t>Conciseness</w:t>
             </w:r>
           </w:p>
@@ -11742,6 +11786,7 @@
         </w:numPr>
       </w:pPr>
       <w:r>
+        <w:lastRenderedPageBreak/>
         <w:t>Use _ to declare a variable without naming it.</w:t>
       </w:r>
     </w:p>
@@ -12108,7 +12153,6 @@
           <w:b/>
           <w:bCs/>
         </w:rPr>
-        <w:lastRenderedPageBreak/>
         <w:t xml:space="preserve">    }</w:t>
       </w:r>
     </w:p>
@@ -12469,6 +12513,7 @@
           <w:b/>
           <w:bCs/>
         </w:rPr>
+        <w:lastRenderedPageBreak/>
         <w:t xml:space="preserve">        }</w:t>
       </w:r>
     </w:p>
@@ -12815,7 +12860,6 @@
           <w:b/>
           <w:bCs/>
         </w:rPr>
-        <w:lastRenderedPageBreak/>
         <w:t>Processing...</w:t>
       </w:r>
     </w:p>
@@ -13111,6 +13155,7 @@
                 <w:b/>
                 <w:bCs/>
               </w:rPr>
+              <w:lastRenderedPageBreak/>
               <w:t>Unused Variables</w:t>
             </w:r>
           </w:p>
@@ -13441,7 +13486,6 @@
           <w:b/>
           <w:bCs/>
         </w:rPr>
-        <w:lastRenderedPageBreak/>
         <w:t>Unnamed Classes</w:t>
       </w:r>
       <w:r>
@@ -13536,6 +13580,7 @@
           <w:b/>
           <w:bCs/>
         </w:rPr>
+        <w:lastRenderedPageBreak/>
         <w:t>Examples: Unnamed Classes</w:t>
       </w:r>
     </w:p>
@@ -13931,7 +13976,6 @@
           <w:b/>
           <w:bCs/>
         </w:rPr>
-        <w:lastRenderedPageBreak/>
         <w:t xml:space="preserve">    public void </w:t>
       </w:r>
       <w:proofErr w:type="gramStart"/>
@@ -14084,6 +14128,7 @@
     </w:p>
     <w:p>
       <w:r>
+        <w:lastRenderedPageBreak/>
         <w:t>In Java 20 and earlier, main had to be a static method:</w:t>
       </w:r>
     </w:p>
@@ -14737,7 +14782,6 @@
           <w:b/>
           <w:bCs/>
         </w:rPr>
-        <w:lastRenderedPageBreak/>
         <w:t>Key Features</w:t>
       </w:r>
     </w:p>
@@ -14849,6 +14893,7 @@
           <w:b/>
           <w:bCs/>
         </w:rPr>
+        <w:lastRenderedPageBreak/>
         <w:t>Cleaner API</w:t>
       </w:r>
       <w:r>
@@ -15336,250 +15381,250 @@
     </w:p>
     <w:p>
       <w:r>
+        <w:t>Scoped values provide a structured alternative:</w:t>
+      </w:r>
+    </w:p>
+    <w:p>
+      <w:pPr>
+        <w:rPr>
+          <w:b/>
+          <w:bCs/>
+        </w:rPr>
+      </w:pPr>
+      <w:r>
+        <w:rPr>
+          <w:b/>
+          <w:bCs/>
+        </w:rPr>
+        <w:t xml:space="preserve">import </w:t>
+      </w:r>
+      <w:proofErr w:type="spellStart"/>
+      <w:proofErr w:type="gramStart"/>
+      <w:r>
+        <w:rPr>
+          <w:b/>
+          <w:bCs/>
+        </w:rPr>
+        <w:t>java.lang</w:t>
+      </w:r>
+      <w:proofErr w:type="gramEnd"/>
+      <w:r>
+        <w:rPr>
+          <w:b/>
+          <w:bCs/>
+        </w:rPr>
+        <w:t>.ScopedValue</w:t>
+      </w:r>
+      <w:proofErr w:type="spellEnd"/>
+      <w:r>
+        <w:rPr>
+          <w:b/>
+          <w:bCs/>
+        </w:rPr>
+        <w:t>;</w:t>
+      </w:r>
+    </w:p>
+    <w:p>
+      <w:pPr>
+        <w:rPr>
+          <w:b/>
+          <w:bCs/>
+        </w:rPr>
+      </w:pPr>
+    </w:p>
+    <w:p>
+      <w:pPr>
+        <w:rPr>
+          <w:b/>
+          <w:bCs/>
+        </w:rPr>
+      </w:pPr>
+      <w:r>
+        <w:rPr>
+          <w:b/>
+          <w:bCs/>
+        </w:rPr>
+        <w:t xml:space="preserve">public class </w:t>
+      </w:r>
+      <w:proofErr w:type="spellStart"/>
+      <w:r>
+        <w:rPr>
+          <w:b/>
+          <w:bCs/>
+        </w:rPr>
+        <w:t>ScopedValueExample</w:t>
+      </w:r>
+      <w:proofErr w:type="spellEnd"/>
+      <w:r>
+        <w:rPr>
+          <w:b/>
+          <w:bCs/>
+        </w:rPr>
+        <w:t xml:space="preserve"> {</w:t>
+      </w:r>
+    </w:p>
+    <w:p>
+      <w:pPr>
+        <w:rPr>
+          <w:b/>
+          <w:bCs/>
+        </w:rPr>
+      </w:pPr>
+      <w:r>
+        <w:rPr>
+          <w:b/>
+          <w:bCs/>
+        </w:rPr>
+        <w:t xml:space="preserve">    private static final </w:t>
+      </w:r>
+      <w:proofErr w:type="spellStart"/>
+      <w:r>
+        <w:rPr>
+          <w:b/>
+          <w:bCs/>
+        </w:rPr>
+        <w:t>ScopedValue</w:t>
+      </w:r>
+      <w:proofErr w:type="spellEnd"/>
+      <w:r>
+        <w:rPr>
+          <w:b/>
+          <w:bCs/>
+        </w:rPr>
+        <w:t xml:space="preserve">&lt;String&gt; CONTEXT = </w:t>
+      </w:r>
+      <w:proofErr w:type="spellStart"/>
+      <w:r>
+        <w:rPr>
+          <w:b/>
+          <w:bCs/>
+        </w:rPr>
+        <w:t>ScopedValue.newInstance</w:t>
+      </w:r>
+      <w:proofErr w:type="spellEnd"/>
+      <w:r>
+        <w:rPr>
+          <w:b/>
+          <w:bCs/>
+        </w:rPr>
+        <w:t>();</w:t>
+      </w:r>
+    </w:p>
+    <w:p>
+      <w:pPr>
+        <w:rPr>
+          <w:b/>
+          <w:bCs/>
+        </w:rPr>
+      </w:pPr>
+    </w:p>
+    <w:p>
+      <w:pPr>
+        <w:rPr>
+          <w:b/>
+          <w:bCs/>
+        </w:rPr>
+      </w:pPr>
+      <w:r>
+        <w:rPr>
+          <w:b/>
+          <w:bCs/>
+        </w:rPr>
+        <w:t xml:space="preserve">    public static void </w:t>
+      </w:r>
+      <w:proofErr w:type="gramStart"/>
+      <w:r>
+        <w:rPr>
+          <w:b/>
+          <w:bCs/>
+        </w:rPr>
+        <w:t>main(String[</w:t>
+      </w:r>
+      <w:proofErr w:type="gramEnd"/>
+      <w:r>
+        <w:rPr>
+          <w:b/>
+          <w:bCs/>
+        </w:rPr>
+        <w:t xml:space="preserve">] </w:t>
+      </w:r>
+      <w:proofErr w:type="spellStart"/>
+      <w:r>
+        <w:rPr>
+          <w:b/>
+          <w:bCs/>
+        </w:rPr>
+        <w:t>args</w:t>
+      </w:r>
+      <w:proofErr w:type="spellEnd"/>
+      <w:r>
+        <w:rPr>
+          <w:b/>
+          <w:bCs/>
+        </w:rPr>
+        <w:t>) {</w:t>
+      </w:r>
+    </w:p>
+    <w:p>
+      <w:pPr>
+        <w:rPr>
+          <w:b/>
+          <w:bCs/>
+        </w:rPr>
+      </w:pPr>
+      <w:r>
+        <w:rPr>
+          <w:b/>
+          <w:bCs/>
+        </w:rPr>
+        <w:t xml:space="preserve">        </w:t>
+      </w:r>
+      <w:proofErr w:type="spellStart"/>
+      <w:r>
+        <w:rPr>
+          <w:b/>
+          <w:bCs/>
+        </w:rPr>
+        <w:t>ScopedValue.where</w:t>
+      </w:r>
+      <w:proofErr w:type="spellEnd"/>
+      <w:r>
+        <w:rPr>
+          <w:b/>
+          <w:bCs/>
+        </w:rPr>
+        <w:t>(CONTEXT, "Main Thread Context"</w:t>
+      </w:r>
+      <w:proofErr w:type="gramStart"/>
+      <w:r>
+        <w:rPr>
+          <w:b/>
+          <w:bCs/>
+        </w:rPr>
+        <w:t>).run</w:t>
+      </w:r>
+      <w:proofErr w:type="gramEnd"/>
+      <w:r>
+        <w:rPr>
+          <w:b/>
+          <w:bCs/>
+        </w:rPr>
+        <w:t>(() -&gt; {</w:t>
+      </w:r>
+    </w:p>
+    <w:p>
+      <w:pPr>
+        <w:rPr>
+          <w:b/>
+          <w:bCs/>
+        </w:rPr>
+      </w:pPr>
+      <w:r>
+        <w:rPr>
+          <w:b/>
+          <w:bCs/>
+        </w:rPr>
         <w:lastRenderedPageBreak/>
-        <w:t>Scoped values provide a structured alternative:</w:t>
-      </w:r>
-    </w:p>
-    <w:p>
-      <w:pPr>
-        <w:rPr>
-          <w:b/>
-          <w:bCs/>
-        </w:rPr>
-      </w:pPr>
-      <w:r>
-        <w:rPr>
-          <w:b/>
-          <w:bCs/>
-        </w:rPr>
-        <w:t xml:space="preserve">import </w:t>
-      </w:r>
-      <w:proofErr w:type="spellStart"/>
-      <w:proofErr w:type="gramStart"/>
-      <w:r>
-        <w:rPr>
-          <w:b/>
-          <w:bCs/>
-        </w:rPr>
-        <w:t>java.lang</w:t>
-      </w:r>
-      <w:proofErr w:type="gramEnd"/>
-      <w:r>
-        <w:rPr>
-          <w:b/>
-          <w:bCs/>
-        </w:rPr>
-        <w:t>.ScopedValue</w:t>
-      </w:r>
-      <w:proofErr w:type="spellEnd"/>
-      <w:r>
-        <w:rPr>
-          <w:b/>
-          <w:bCs/>
-        </w:rPr>
-        <w:t>;</w:t>
-      </w:r>
-    </w:p>
-    <w:p>
-      <w:pPr>
-        <w:rPr>
-          <w:b/>
-          <w:bCs/>
-        </w:rPr>
-      </w:pPr>
-    </w:p>
-    <w:p>
-      <w:pPr>
-        <w:rPr>
-          <w:b/>
-          <w:bCs/>
-        </w:rPr>
-      </w:pPr>
-      <w:r>
-        <w:rPr>
-          <w:b/>
-          <w:bCs/>
-        </w:rPr>
-        <w:t xml:space="preserve">public class </w:t>
-      </w:r>
-      <w:proofErr w:type="spellStart"/>
-      <w:r>
-        <w:rPr>
-          <w:b/>
-          <w:bCs/>
-        </w:rPr>
-        <w:t>ScopedValueExample</w:t>
-      </w:r>
-      <w:proofErr w:type="spellEnd"/>
-      <w:r>
-        <w:rPr>
-          <w:b/>
-          <w:bCs/>
-        </w:rPr>
-        <w:t xml:space="preserve"> {</w:t>
-      </w:r>
-    </w:p>
-    <w:p>
-      <w:pPr>
-        <w:rPr>
-          <w:b/>
-          <w:bCs/>
-        </w:rPr>
-      </w:pPr>
-      <w:r>
-        <w:rPr>
-          <w:b/>
-          <w:bCs/>
-        </w:rPr>
-        <w:t xml:space="preserve">    private static final </w:t>
-      </w:r>
-      <w:proofErr w:type="spellStart"/>
-      <w:r>
-        <w:rPr>
-          <w:b/>
-          <w:bCs/>
-        </w:rPr>
-        <w:t>ScopedValue</w:t>
-      </w:r>
-      <w:proofErr w:type="spellEnd"/>
-      <w:r>
-        <w:rPr>
-          <w:b/>
-          <w:bCs/>
-        </w:rPr>
-        <w:t xml:space="preserve">&lt;String&gt; CONTEXT = </w:t>
-      </w:r>
-      <w:proofErr w:type="spellStart"/>
-      <w:r>
-        <w:rPr>
-          <w:b/>
-          <w:bCs/>
-        </w:rPr>
-        <w:t>ScopedValue.newInstance</w:t>
-      </w:r>
-      <w:proofErr w:type="spellEnd"/>
-      <w:r>
-        <w:rPr>
-          <w:b/>
-          <w:bCs/>
-        </w:rPr>
-        <w:t>();</w:t>
-      </w:r>
-    </w:p>
-    <w:p>
-      <w:pPr>
-        <w:rPr>
-          <w:b/>
-          <w:bCs/>
-        </w:rPr>
-      </w:pPr>
-    </w:p>
-    <w:p>
-      <w:pPr>
-        <w:rPr>
-          <w:b/>
-          <w:bCs/>
-        </w:rPr>
-      </w:pPr>
-      <w:r>
-        <w:rPr>
-          <w:b/>
-          <w:bCs/>
-        </w:rPr>
-        <w:t xml:space="preserve">    public static void </w:t>
-      </w:r>
-      <w:proofErr w:type="gramStart"/>
-      <w:r>
-        <w:rPr>
-          <w:b/>
-          <w:bCs/>
-        </w:rPr>
-        <w:t>main(String[</w:t>
-      </w:r>
-      <w:proofErr w:type="gramEnd"/>
-      <w:r>
-        <w:rPr>
-          <w:b/>
-          <w:bCs/>
-        </w:rPr>
-        <w:t xml:space="preserve">] </w:t>
-      </w:r>
-      <w:proofErr w:type="spellStart"/>
-      <w:r>
-        <w:rPr>
-          <w:b/>
-          <w:bCs/>
-        </w:rPr>
-        <w:t>args</w:t>
-      </w:r>
-      <w:proofErr w:type="spellEnd"/>
-      <w:r>
-        <w:rPr>
-          <w:b/>
-          <w:bCs/>
-        </w:rPr>
-        <w:t>) {</w:t>
-      </w:r>
-    </w:p>
-    <w:p>
-      <w:pPr>
-        <w:rPr>
-          <w:b/>
-          <w:bCs/>
-        </w:rPr>
-      </w:pPr>
-      <w:r>
-        <w:rPr>
-          <w:b/>
-          <w:bCs/>
-        </w:rPr>
-        <w:t xml:space="preserve">        </w:t>
-      </w:r>
-      <w:proofErr w:type="spellStart"/>
-      <w:r>
-        <w:rPr>
-          <w:b/>
-          <w:bCs/>
-        </w:rPr>
-        <w:t>ScopedValue.where</w:t>
-      </w:r>
-      <w:proofErr w:type="spellEnd"/>
-      <w:r>
-        <w:rPr>
-          <w:b/>
-          <w:bCs/>
-        </w:rPr>
-        <w:t>(CONTEXT, "Main Thread Context"</w:t>
-      </w:r>
-      <w:proofErr w:type="gramStart"/>
-      <w:r>
-        <w:rPr>
-          <w:b/>
-          <w:bCs/>
-        </w:rPr>
-        <w:t>).run</w:t>
-      </w:r>
-      <w:proofErr w:type="gramEnd"/>
-      <w:r>
-        <w:rPr>
-          <w:b/>
-          <w:bCs/>
-        </w:rPr>
-        <w:t>(() -&gt; {</w:t>
-      </w:r>
-    </w:p>
-    <w:p>
-      <w:pPr>
-        <w:rPr>
-          <w:b/>
-          <w:bCs/>
-        </w:rPr>
-      </w:pPr>
-      <w:r>
-        <w:rPr>
-          <w:b/>
-          <w:bCs/>
-        </w:rPr>
         <w:t xml:space="preserve">            new </w:t>
       </w:r>
       <w:proofErr w:type="gramStart"/>
@@ -16387,7 +16432,6 @@
           <w:b/>
           <w:bCs/>
         </w:rPr>
-        <w:lastRenderedPageBreak/>
         <w:t>Advantages of Scoped Values</w:t>
       </w:r>
     </w:p>
@@ -16498,6 +16542,7 @@
           <w:b/>
           <w:bCs/>
         </w:rPr>
+        <w:lastRenderedPageBreak/>
         <w:t>Optimized for Concurrent Use</w:t>
       </w:r>
       <w:r>
@@ -16630,7 +16675,7 @@
       <w:r>
         <w:t>These are some of the features introduced in Java 21 which are important as a developer. This article will be updated frequently to include other features as well. If you want to test some features without setting up Java 21 environment in your system, kindly visit our </w:t>
       </w:r>
-      <w:hyperlink r:id="rId60" w:history="1">
+      <w:hyperlink r:id="rId61" w:history="1">
         <w:r>
           <w:rPr>
             <w:rStyle w:val="Hyperlink"/>
@@ -16653,7 +16698,7 @@
       <w:r>
         <w:t>You may go through the list of features in other versions after Java 8: </w:t>
       </w:r>
-      <w:hyperlink r:id="rId61" w:history="1">
+      <w:hyperlink r:id="rId62" w:history="1">
         <w:r>
           <w:rPr>
             <w:rStyle w:val="Hyperlink"/>
@@ -16666,7 +16711,7 @@
       <w:r>
         <w:t>Also go through: </w:t>
       </w:r>
-      <w:hyperlink r:id="rId62" w:history="1">
+      <w:hyperlink r:id="rId63" w:history="1">
         <w:r>
           <w:rPr>
             <w:rStyle w:val="Hyperlink"/>
@@ -16677,10 +16722,9 @@
     </w:p>
     <w:p>
       <w:r>
-        <w:lastRenderedPageBreak/>
         <w:t>For real world coding Examples, kindly go through </w:t>
       </w:r>
-      <w:hyperlink r:id="rId63" w:history="1">
+      <w:hyperlink r:id="rId64" w:history="1">
         <w:r>
           <w:rPr>
             <w:rStyle w:val="Hyperlink"/>
@@ -16697,7 +16741,7 @@
     <w:p/>
     <w:p/>
     <w:p>
-      <w:hyperlink r:id="rId64" w:history="1">
+      <w:hyperlink r:id="rId65" w:history="1">
         <w:r>
           <w:rPr>
             <w:rStyle w:val="Hyperlink"/>
@@ -16729,6 +16773,7 @@
         <w:rPr>
           <w:noProof/>
         </w:rPr>
+        <w:lastRenderedPageBreak/>
         <w:drawing>
           <wp:inline distT="0" distB="0" distL="0" distR="0" wp14:anchorId="5531C2FB" wp14:editId="079913B0">
             <wp:extent cx="1432560" cy="1432560"/>
@@ -16747,7 +16792,7 @@
                     </pic:cNvPicPr>
                   </pic:nvPicPr>
                   <pic:blipFill>
-                    <a:blip r:embed="rId65">
+                    <a:blip r:embed="rId66">
                       <a:extLst>
                         <a:ext uri="{28A0092B-C50C-407E-A947-70E740481C1C}">
                           <a14:useLocalDpi xmlns:a14="http://schemas.microsoft.com/office/drawing/2010/main" val="0"/>
@@ -16787,7 +16832,7 @@
       <w:r>
         <w:t>by:</w:t>
       </w:r>
-      <w:hyperlink r:id="rId66" w:tooltip="Posts by Somnath Musib" w:history="1">
+      <w:hyperlink r:id="rId67" w:tooltip="Posts by Somnath Musib" w:history="1">
         <w:r>
           <w:rPr>
             <w:rStyle w:val="Hyperlink"/>
@@ -16834,7 +16879,7 @@
                     </pic:cNvPicPr>
                   </pic:nvPicPr>
                   <pic:blipFill>
-                    <a:blip r:embed="rId67">
+                    <a:blip r:embed="rId68">
                       <a:extLst>
                         <a:ext uri="{28A0092B-C50C-407E-A947-70E740481C1C}">
                           <a14:useLocalDpi xmlns:a14="http://schemas.microsoft.com/office/drawing/2010/main" val="0"/>
@@ -16874,7 +16919,7 @@
       <w:r>
         <w:t>by:</w:t>
       </w:r>
-      <w:hyperlink r:id="rId68" w:tooltip="Reviewed by Luis Javier Peris" w:history="1">
+      <w:hyperlink r:id="rId69" w:tooltip="Reviewed by Luis Javier Peris" w:history="1">
         <w:r>
           <w:rPr>
             <w:rStyle w:val="Hyperlink"/>
@@ -16897,7 +16942,7 @@
           <w:numId w:val="30"/>
         </w:numPr>
       </w:pPr>
-      <w:hyperlink r:id="rId69" w:history="1">
+      <w:hyperlink r:id="rId70" w:history="1">
         <w:r>
           <w:rPr>
             <w:rStyle w:val="Hyperlink"/>
@@ -16915,7 +16960,7 @@
           <w:numId w:val="31"/>
         </w:numPr>
       </w:pPr>
-      <w:hyperlink r:id="rId70" w:history="1">
+      <w:hyperlink r:id="rId71" w:history="1">
         <w:r>
           <w:rPr>
             <w:rStyle w:val="Hyperlink"/>
@@ -16949,7 +16994,7 @@
                     </pic:cNvPicPr>
                   </pic:nvPicPr>
                   <pic:blipFill>
-                    <a:blip r:embed="rId71">
+                    <a:blip r:embed="rId72">
                       <a:extLst>
                         <a:ext uri="{28A0092B-C50C-407E-A947-70E740481C1C}">
                           <a14:useLocalDpi xmlns:a14="http://schemas.microsoft.com/office/drawing/2010/main" val="0"/>
@@ -16997,7 +17042,7 @@
       </w:r>
     </w:p>
     <w:p>
-      <w:hyperlink r:id="rId72" w:history="1">
+      <w:hyperlink r:id="rId73" w:history="1">
         <w:r>
           <w:rPr>
             <w:rStyle w:val="Hyperlink"/>
@@ -17030,10 +17075,9 @@
     </w:p>
     <w:p>
       <w:r>
-        <w:lastRenderedPageBreak/>
         <w:t>Java 21, released on September 19, 2023, is the latest LTS version after the previous </w:t>
       </w:r>
-      <w:hyperlink r:id="rId73" w:history="1">
+      <w:hyperlink r:id="rId74" w:history="1">
         <w:r>
           <w:rPr>
             <w:rStyle w:val="Hyperlink"/>
@@ -17079,7 +17123,7 @@
         </w:rPr>
         <w:t>2.1. Record Patterns (</w:t>
       </w:r>
-      <w:hyperlink r:id="rId74" w:history="1">
+      <w:hyperlink r:id="rId75" w:history="1">
         <w:r>
           <w:rPr>
             <w:rStyle w:val="Hyperlink"/>
@@ -17098,7 +17142,7 @@
       </w:r>
     </w:p>
     <w:p>
-      <w:hyperlink r:id="rId75" w:history="1">
+      <w:hyperlink r:id="rId76" w:history="1">
         <w:r>
           <w:rPr>
             <w:rStyle w:val="Hyperlink"/>
@@ -17109,7 +17153,7 @@
       <w:r>
         <w:t> were included in </w:t>
       </w:r>
-      <w:hyperlink r:id="rId76" w:history="1">
+      <w:hyperlink r:id="rId77" w:history="1">
         <w:r>
           <w:rPr>
             <w:rStyle w:val="Hyperlink"/>
@@ -17120,7 +17164,7 @@
       <w:r>
         <w:t> and </w:t>
       </w:r>
-      <w:hyperlink r:id="rId77" w:anchor="record-patterns-jep-432" w:history="1">
+      <w:hyperlink r:id="rId78" w:anchor="record-patterns-jep-432" w:history="1">
         <w:r>
           <w:rPr>
             <w:rStyle w:val="Hyperlink"/>
@@ -17138,6 +17182,7 @@
           <w:b/>
           <w:bCs/>
         </w:rPr>
+        <w:lastRenderedPageBreak/>
         <w:t xml:space="preserve">This JEP extends the existing pattern-matching feature to </w:t>
       </w:r>
       <w:proofErr w:type="spellStart"/>
@@ -17584,234 +17629,234 @@
     <w:p>
       <w:proofErr w:type="gramStart"/>
       <w:r>
+        <w:t>}Copy</w:t>
+      </w:r>
+      <w:proofErr w:type="gramEnd"/>
+    </w:p>
+    <w:p>
+      <w:r>
+        <w:t>As a consequence, we can also nest records within records and deconstruct them:</w:t>
+      </w:r>
+    </w:p>
+    <w:p>
+      <w:proofErr w:type="spellStart"/>
+      <w:r>
+        <w:rPr>
+          <w:b/>
+          <w:bCs/>
+        </w:rPr>
+        <w:t>enum</w:t>
+      </w:r>
+      <w:proofErr w:type="spellEnd"/>
+      <w:r>
+        <w:t xml:space="preserve"> </w:t>
+      </w:r>
+      <w:proofErr w:type="spellStart"/>
+      <w:r>
+        <w:rPr>
+          <w:b/>
+          <w:bCs/>
+        </w:rPr>
+        <w:t>Color</w:t>
+      </w:r>
+      <w:proofErr w:type="spellEnd"/>
+      <w:r>
+        <w:t xml:space="preserve"> {RED, GREEN, BLUE}</w:t>
+      </w:r>
+    </w:p>
+    <w:p>
+      <w:r>
+        <w:rPr>
+          <w:b/>
+          <w:bCs/>
+        </w:rPr>
+        <w:t>record</w:t>
+      </w:r>
+      <w:r>
+        <w:t xml:space="preserve"> </w:t>
+      </w:r>
+      <w:proofErr w:type="spellStart"/>
+      <w:proofErr w:type="gramStart"/>
+      <w:r>
+        <w:rPr>
+          <w:b/>
+          <w:bCs/>
+        </w:rPr>
+        <w:t>ColoredPoint</w:t>
+      </w:r>
+      <w:proofErr w:type="spellEnd"/>
+      <w:r>
+        <w:t>(</w:t>
+      </w:r>
+      <w:proofErr w:type="gramEnd"/>
+      <w:r>
+        <w:t xml:space="preserve">Point point, </w:t>
+      </w:r>
+      <w:proofErr w:type="spellStart"/>
+      <w:r>
+        <w:t>Color</w:t>
+      </w:r>
+      <w:proofErr w:type="spellEnd"/>
+      <w:r>
+        <w:t xml:space="preserve"> </w:t>
+      </w:r>
+      <w:proofErr w:type="spellStart"/>
+      <w:r>
+        <w:t>color</w:t>
+      </w:r>
+      <w:proofErr w:type="spellEnd"/>
+      <w:r>
+        <w:t>) {}</w:t>
+      </w:r>
+    </w:p>
+    <w:p>
+      <w:r>
+        <w:t>Copy</w:t>
+      </w:r>
+    </w:p>
+    <w:p>
+      <w:r>
+        <w:rPr>
+          <w:b/>
+          <w:bCs/>
+        </w:rPr>
+        <w:t>record</w:t>
+      </w:r>
+      <w:r>
+        <w:t xml:space="preserve"> </w:t>
+      </w:r>
+      <w:proofErr w:type="spellStart"/>
+      <w:proofErr w:type="gramStart"/>
+      <w:r>
+        <w:rPr>
+          <w:b/>
+          <w:bCs/>
+        </w:rPr>
+        <w:t>RandomPoint</w:t>
+      </w:r>
+      <w:proofErr w:type="spellEnd"/>
+      <w:r>
+        <w:t>(</w:t>
+      </w:r>
+      <w:proofErr w:type="spellStart"/>
+      <w:proofErr w:type="gramEnd"/>
+      <w:r>
+        <w:t>ColoredPoint</w:t>
+      </w:r>
+      <w:proofErr w:type="spellEnd"/>
+      <w:r>
+        <w:t xml:space="preserve"> cp) {}</w:t>
+      </w:r>
+    </w:p>
+    <w:p>
+      <w:r>
+        <w:rPr>
+          <w:b/>
+          <w:bCs/>
+        </w:rPr>
+        <w:t>public</w:t>
+      </w:r>
+      <w:r>
+        <w:t xml:space="preserve"> </w:t>
+      </w:r>
+      <w:r>
+        <w:rPr>
+          <w:b/>
+          <w:bCs/>
+        </w:rPr>
+        <w:t>static</w:t>
+      </w:r>
+      <w:r>
+        <w:t xml:space="preserve"> </w:t>
+      </w:r>
+      <w:proofErr w:type="spellStart"/>
+      <w:r>
+        <w:t>Color</w:t>
+      </w:r>
+      <w:proofErr w:type="spellEnd"/>
+      <w:r>
+        <w:t xml:space="preserve"> </w:t>
+      </w:r>
+      <w:proofErr w:type="spellStart"/>
+      <w:proofErr w:type="gramStart"/>
+      <w:r>
+        <w:rPr>
+          <w:b/>
+          <w:bCs/>
+        </w:rPr>
+        <w:t>getRamdomPointColor</w:t>
+      </w:r>
+      <w:proofErr w:type="spellEnd"/>
+      <w:r>
+        <w:t>(</w:t>
+      </w:r>
+      <w:proofErr w:type="spellStart"/>
+      <w:proofErr w:type="gramEnd"/>
+      <w:r>
+        <w:t>RandomPoint</w:t>
+      </w:r>
+      <w:proofErr w:type="spellEnd"/>
+      <w:r>
+        <w:t xml:space="preserve"> r) {</w:t>
+      </w:r>
+    </w:p>
+    <w:p>
+      <w:r>
+        <w:t xml:space="preserve">    </w:t>
+      </w:r>
+      <w:proofErr w:type="gramStart"/>
+      <w:r>
+        <w:rPr>
+          <w:b/>
+          <w:bCs/>
+        </w:rPr>
+        <w:t>if</w:t>
+      </w:r>
+      <w:r>
+        <w:t>(</w:t>
+      </w:r>
+      <w:proofErr w:type="gramEnd"/>
+      <w:r>
+        <w:t xml:space="preserve">r </w:t>
+      </w:r>
+      <w:proofErr w:type="spellStart"/>
+      <w:r>
+        <w:rPr>
+          <w:b/>
+          <w:bCs/>
+        </w:rPr>
+        <w:t>instanceof</w:t>
+      </w:r>
+      <w:proofErr w:type="spellEnd"/>
+      <w:r>
+        <w:t xml:space="preserve"> </w:t>
+      </w:r>
+      <w:proofErr w:type="spellStart"/>
+      <w:proofErr w:type="gramStart"/>
+      <w:r>
+        <w:rPr>
+          <w:b/>
+          <w:bCs/>
+        </w:rPr>
+        <w:t>RandomPoint</w:t>
+      </w:r>
+      <w:proofErr w:type="spellEnd"/>
+      <w:r>
+        <w:t>(</w:t>
+      </w:r>
+      <w:proofErr w:type="spellStart"/>
+      <w:proofErr w:type="gramEnd"/>
+      <w:r>
+        <w:t>ColoredPoint</w:t>
+      </w:r>
+      <w:proofErr w:type="spellEnd"/>
+      <w:r>
+        <w:t xml:space="preserve"> cp)) {</w:t>
+      </w:r>
+    </w:p>
+    <w:p>
+      <w:r>
         <w:lastRenderedPageBreak/>
-        <w:t>}Copy</w:t>
-      </w:r>
-      <w:proofErr w:type="gramEnd"/>
-    </w:p>
-    <w:p>
-      <w:r>
-        <w:t>As a consequence, we can also nest records within records and deconstruct them:</w:t>
-      </w:r>
-    </w:p>
-    <w:p>
-      <w:proofErr w:type="spellStart"/>
-      <w:r>
-        <w:rPr>
-          <w:b/>
-          <w:bCs/>
-        </w:rPr>
-        <w:t>enum</w:t>
-      </w:r>
-      <w:proofErr w:type="spellEnd"/>
-      <w:r>
-        <w:t xml:space="preserve"> </w:t>
-      </w:r>
-      <w:proofErr w:type="spellStart"/>
-      <w:r>
-        <w:rPr>
-          <w:b/>
-          <w:bCs/>
-        </w:rPr>
-        <w:t>Color</w:t>
-      </w:r>
-      <w:proofErr w:type="spellEnd"/>
-      <w:r>
-        <w:t xml:space="preserve"> {RED, GREEN, BLUE}</w:t>
-      </w:r>
-    </w:p>
-    <w:p>
-      <w:r>
-        <w:rPr>
-          <w:b/>
-          <w:bCs/>
-        </w:rPr>
-        <w:t>record</w:t>
-      </w:r>
-      <w:r>
-        <w:t xml:space="preserve"> </w:t>
-      </w:r>
-      <w:proofErr w:type="spellStart"/>
-      <w:proofErr w:type="gramStart"/>
-      <w:r>
-        <w:rPr>
-          <w:b/>
-          <w:bCs/>
-        </w:rPr>
-        <w:t>ColoredPoint</w:t>
-      </w:r>
-      <w:proofErr w:type="spellEnd"/>
-      <w:r>
-        <w:t>(</w:t>
-      </w:r>
-      <w:proofErr w:type="gramEnd"/>
-      <w:r>
-        <w:t xml:space="preserve">Point point, </w:t>
-      </w:r>
-      <w:proofErr w:type="spellStart"/>
-      <w:r>
-        <w:t>Color</w:t>
-      </w:r>
-      <w:proofErr w:type="spellEnd"/>
-      <w:r>
-        <w:t xml:space="preserve"> </w:t>
-      </w:r>
-      <w:proofErr w:type="spellStart"/>
-      <w:r>
-        <w:t>color</w:t>
-      </w:r>
-      <w:proofErr w:type="spellEnd"/>
-      <w:r>
-        <w:t>) {}</w:t>
-      </w:r>
-    </w:p>
-    <w:p>
-      <w:r>
-        <w:t>Copy</w:t>
-      </w:r>
-    </w:p>
-    <w:p>
-      <w:r>
-        <w:rPr>
-          <w:b/>
-          <w:bCs/>
-        </w:rPr>
-        <w:t>record</w:t>
-      </w:r>
-      <w:r>
-        <w:t xml:space="preserve"> </w:t>
-      </w:r>
-      <w:proofErr w:type="spellStart"/>
-      <w:proofErr w:type="gramStart"/>
-      <w:r>
-        <w:rPr>
-          <w:b/>
-          <w:bCs/>
-        </w:rPr>
-        <w:t>RandomPoint</w:t>
-      </w:r>
-      <w:proofErr w:type="spellEnd"/>
-      <w:r>
-        <w:t>(</w:t>
-      </w:r>
-      <w:proofErr w:type="spellStart"/>
-      <w:proofErr w:type="gramEnd"/>
-      <w:r>
-        <w:t>ColoredPoint</w:t>
-      </w:r>
-      <w:proofErr w:type="spellEnd"/>
-      <w:r>
-        <w:t xml:space="preserve"> cp) {}</w:t>
-      </w:r>
-    </w:p>
-    <w:p>
-      <w:r>
-        <w:rPr>
-          <w:b/>
-          <w:bCs/>
-        </w:rPr>
-        <w:t>public</w:t>
-      </w:r>
-      <w:r>
-        <w:t xml:space="preserve"> </w:t>
-      </w:r>
-      <w:r>
-        <w:rPr>
-          <w:b/>
-          <w:bCs/>
-        </w:rPr>
-        <w:t>static</w:t>
-      </w:r>
-      <w:r>
-        <w:t xml:space="preserve"> </w:t>
-      </w:r>
-      <w:proofErr w:type="spellStart"/>
-      <w:r>
-        <w:t>Color</w:t>
-      </w:r>
-      <w:proofErr w:type="spellEnd"/>
-      <w:r>
-        <w:t xml:space="preserve"> </w:t>
-      </w:r>
-      <w:proofErr w:type="spellStart"/>
-      <w:proofErr w:type="gramStart"/>
-      <w:r>
-        <w:rPr>
-          <w:b/>
-          <w:bCs/>
-        </w:rPr>
-        <w:t>getRamdomPointColor</w:t>
-      </w:r>
-      <w:proofErr w:type="spellEnd"/>
-      <w:r>
-        <w:t>(</w:t>
-      </w:r>
-      <w:proofErr w:type="spellStart"/>
-      <w:proofErr w:type="gramEnd"/>
-      <w:r>
-        <w:t>RandomPoint</w:t>
-      </w:r>
-      <w:proofErr w:type="spellEnd"/>
-      <w:r>
-        <w:t xml:space="preserve"> r) {</w:t>
-      </w:r>
-    </w:p>
-    <w:p>
-      <w:r>
-        <w:t xml:space="preserve">    </w:t>
-      </w:r>
-      <w:proofErr w:type="gramStart"/>
-      <w:r>
-        <w:rPr>
-          <w:b/>
-          <w:bCs/>
-        </w:rPr>
-        <w:t>if</w:t>
-      </w:r>
-      <w:r>
-        <w:t>(</w:t>
-      </w:r>
-      <w:proofErr w:type="gramEnd"/>
-      <w:r>
-        <w:t xml:space="preserve">r </w:t>
-      </w:r>
-      <w:proofErr w:type="spellStart"/>
-      <w:r>
-        <w:rPr>
-          <w:b/>
-          <w:bCs/>
-        </w:rPr>
-        <w:t>instanceof</w:t>
-      </w:r>
-      <w:proofErr w:type="spellEnd"/>
-      <w:r>
-        <w:t xml:space="preserve"> </w:t>
-      </w:r>
-      <w:proofErr w:type="spellStart"/>
-      <w:proofErr w:type="gramStart"/>
-      <w:r>
-        <w:rPr>
-          <w:b/>
-          <w:bCs/>
-        </w:rPr>
-        <w:t>RandomPoint</w:t>
-      </w:r>
-      <w:proofErr w:type="spellEnd"/>
-      <w:r>
-        <w:t>(</w:t>
-      </w:r>
-      <w:proofErr w:type="spellStart"/>
-      <w:proofErr w:type="gramEnd"/>
-      <w:r>
-        <w:t>ColoredPoint</w:t>
-      </w:r>
-      <w:proofErr w:type="spellEnd"/>
-      <w:r>
-        <w:t xml:space="preserve"> cp)) {</w:t>
-      </w:r>
-    </w:p>
-    <w:p>
-      <w:r>
         <w:t xml:space="preserve">        </w:t>
       </w:r>
       <w:r>
@@ -17940,7 +17985,7 @@
         </w:rPr>
         <w:t> (</w:t>
       </w:r>
-      <w:hyperlink r:id="rId78" w:history="1">
+      <w:hyperlink r:id="rId79" w:history="1">
         <w:r>
           <w:rPr>
             <w:rStyle w:val="Hyperlink"/>
@@ -17962,7 +18007,7 @@
       <w:r>
         <w:t>Initially introduced in JDK 17, </w:t>
       </w:r>
-      <w:hyperlink r:id="rId79" w:history="1">
+      <w:hyperlink r:id="rId80" w:history="1">
         <w:r>
           <w:rPr>
             <w:rStyle w:val="Hyperlink"/>
@@ -18256,6 +18301,808 @@
     </w:p>
     <w:p>
       <w:r>
+        <w:t xml:space="preserve">        </w:t>
+      </w:r>
+      <w:r>
+        <w:rPr>
+          <w:b/>
+          <w:bCs/>
+        </w:rPr>
+        <w:t>return</w:t>
+      </w:r>
+      <w:r>
+        <w:t xml:space="preserve"> 100;</w:t>
+      </w:r>
+    </w:p>
+    <w:p>
+      <w:r>
+        <w:t xml:space="preserve">    }</w:t>
+      </w:r>
+    </w:p>
+    <w:p>
+      <w:r>
+        <w:t>}</w:t>
+      </w:r>
+    </w:p>
+    <w:p>
+      <w:r>
+        <w:rPr>
+          <w:b/>
+          <w:bCs/>
+        </w:rPr>
+        <w:t>static</w:t>
+      </w:r>
+      <w:r>
+        <w:t xml:space="preserve"> </w:t>
+      </w:r>
+      <w:r>
+        <w:rPr>
+          <w:b/>
+          <w:bCs/>
+        </w:rPr>
+        <w:t>class</w:t>
+      </w:r>
+      <w:r>
+        <w:t xml:space="preserve"> </w:t>
+      </w:r>
+      <w:proofErr w:type="spellStart"/>
+      <w:r>
+        <w:rPr>
+          <w:b/>
+          <w:bCs/>
+        </w:rPr>
+        <w:t>TermAccount</w:t>
+      </w:r>
+      <w:proofErr w:type="spellEnd"/>
+      <w:r>
+        <w:t xml:space="preserve"> </w:t>
+      </w:r>
+      <w:r>
+        <w:rPr>
+          <w:b/>
+          <w:bCs/>
+        </w:rPr>
+        <w:t>extends</w:t>
+      </w:r>
+      <w:r>
+        <w:t xml:space="preserve"> </w:t>
+      </w:r>
+      <w:r>
+        <w:rPr>
+          <w:b/>
+          <w:bCs/>
+        </w:rPr>
+        <w:t>Account</w:t>
+      </w:r>
+      <w:r>
+        <w:t xml:space="preserve"> {</w:t>
+      </w:r>
+    </w:p>
+    <w:p>
+      <w:r>
+        <w:t xml:space="preserve">    </w:t>
+      </w:r>
+      <w:r>
+        <w:rPr>
+          <w:b/>
+          <w:bCs/>
+        </w:rPr>
+        <w:t>double</w:t>
+      </w:r>
+      <w:r>
+        <w:t xml:space="preserve"> </w:t>
+      </w:r>
+      <w:proofErr w:type="spellStart"/>
+      <w:proofErr w:type="gramStart"/>
+      <w:r>
+        <w:rPr>
+          <w:b/>
+          <w:bCs/>
+        </w:rPr>
+        <w:t>getTermAccount</w:t>
+      </w:r>
+      <w:proofErr w:type="spellEnd"/>
+      <w:r>
+        <w:t>(</w:t>
+      </w:r>
+      <w:proofErr w:type="gramEnd"/>
+      <w:r>
+        <w:t>) {</w:t>
+      </w:r>
+    </w:p>
+    <w:p>
+      <w:r>
+        <w:t xml:space="preserve">        </w:t>
+      </w:r>
+      <w:r>
+        <w:rPr>
+          <w:b/>
+          <w:bCs/>
+        </w:rPr>
+        <w:t>return</w:t>
+      </w:r>
+      <w:r>
+        <w:t xml:space="preserve"> 1000;</w:t>
+      </w:r>
+    </w:p>
+    <w:p>
+      <w:r>
+        <w:t xml:space="preserve">    } </w:t>
+      </w:r>
+    </w:p>
+    <w:p>
+      <w:r>
+        <w:t>}</w:t>
+      </w:r>
+    </w:p>
+    <w:p>
+      <w:r>
+        <w:rPr>
+          <w:b/>
+          <w:bCs/>
+        </w:rPr>
+        <w:lastRenderedPageBreak/>
+        <w:t>static</w:t>
+      </w:r>
+      <w:r>
+        <w:t xml:space="preserve"> </w:t>
+      </w:r>
+      <w:r>
+        <w:rPr>
+          <w:b/>
+          <w:bCs/>
+        </w:rPr>
+        <w:t>class</w:t>
+      </w:r>
+      <w:r>
+        <w:t xml:space="preserve"> </w:t>
+      </w:r>
+      <w:proofErr w:type="spellStart"/>
+      <w:r>
+        <w:rPr>
+          <w:b/>
+          <w:bCs/>
+        </w:rPr>
+        <w:t>CurrentAccount</w:t>
+      </w:r>
+      <w:proofErr w:type="spellEnd"/>
+      <w:r>
+        <w:t xml:space="preserve"> </w:t>
+      </w:r>
+      <w:r>
+        <w:rPr>
+          <w:b/>
+          <w:bCs/>
+        </w:rPr>
+        <w:t>extends</w:t>
+      </w:r>
+      <w:r>
+        <w:t xml:space="preserve"> </w:t>
+      </w:r>
+      <w:r>
+        <w:rPr>
+          <w:b/>
+          <w:bCs/>
+        </w:rPr>
+        <w:t>Account</w:t>
+      </w:r>
+      <w:r>
+        <w:t xml:space="preserve"> {</w:t>
+      </w:r>
+    </w:p>
+    <w:p>
+      <w:r>
+        <w:t xml:space="preserve">    </w:t>
+      </w:r>
+      <w:r>
+        <w:rPr>
+          <w:b/>
+          <w:bCs/>
+        </w:rPr>
+        <w:t>double</w:t>
+      </w:r>
+      <w:r>
+        <w:t xml:space="preserve"> </w:t>
+      </w:r>
+      <w:proofErr w:type="spellStart"/>
+      <w:proofErr w:type="gramStart"/>
+      <w:r>
+        <w:rPr>
+          <w:b/>
+          <w:bCs/>
+        </w:rPr>
+        <w:t>getCurrentAccount</w:t>
+      </w:r>
+      <w:proofErr w:type="spellEnd"/>
+      <w:r>
+        <w:t>(</w:t>
+      </w:r>
+      <w:proofErr w:type="gramEnd"/>
+      <w:r>
+        <w:t>) {</w:t>
+      </w:r>
+    </w:p>
+    <w:p>
+      <w:r>
+        <w:t xml:space="preserve">        </w:t>
+      </w:r>
+      <w:r>
+        <w:rPr>
+          <w:b/>
+          <w:bCs/>
+        </w:rPr>
+        <w:t>return</w:t>
+      </w:r>
+      <w:r>
+        <w:t xml:space="preserve"> 10000;</w:t>
+      </w:r>
+    </w:p>
+    <w:p>
+      <w:r>
+        <w:t xml:space="preserve">    } </w:t>
+      </w:r>
+    </w:p>
+    <w:p>
+      <w:proofErr w:type="gramStart"/>
+      <w:r>
+        <w:t>}Copy</w:t>
+      </w:r>
+      <w:proofErr w:type="gramEnd"/>
+    </w:p>
+    <w:p>
+      <w:r>
+        <w:t>Before Java 21, we can use the below code to get the balance:</w:t>
+      </w:r>
+    </w:p>
+    <w:p>
+      <w:r>
+        <w:rPr>
+          <w:b/>
+          <w:bCs/>
+        </w:rPr>
+        <w:t>static</w:t>
+      </w:r>
+      <w:r>
+        <w:t xml:space="preserve"> </w:t>
+      </w:r>
+      <w:r>
+        <w:rPr>
+          <w:b/>
+          <w:bCs/>
+        </w:rPr>
+        <w:t>double</w:t>
+      </w:r>
+      <w:r>
+        <w:t xml:space="preserve"> </w:t>
+      </w:r>
+      <w:proofErr w:type="spellStart"/>
+      <w:proofErr w:type="gramStart"/>
+      <w:r>
+        <w:rPr>
+          <w:b/>
+          <w:bCs/>
+        </w:rPr>
+        <w:t>getBalanceWithOutSwitchPattern</w:t>
+      </w:r>
+      <w:proofErr w:type="spellEnd"/>
+      <w:r>
+        <w:t>(</w:t>
+      </w:r>
+      <w:proofErr w:type="gramEnd"/>
+      <w:r>
+        <w:t>Account account) {</w:t>
+      </w:r>
+    </w:p>
+    <w:p>
+      <w:r>
+        <w:t xml:space="preserve">    </w:t>
+      </w:r>
+      <w:r>
+        <w:rPr>
+          <w:b/>
+          <w:bCs/>
+        </w:rPr>
+        <w:t>double</w:t>
+      </w:r>
+      <w:r>
+        <w:t xml:space="preserve"> balance = 0;</w:t>
+      </w:r>
+    </w:p>
+    <w:p>
+      <w:r>
+        <w:t xml:space="preserve">    </w:t>
+      </w:r>
+      <w:proofErr w:type="gramStart"/>
+      <w:r>
+        <w:rPr>
+          <w:b/>
+          <w:bCs/>
+        </w:rPr>
+        <w:t>if</w:t>
+      </w:r>
+      <w:r>
+        <w:t>(</w:t>
+      </w:r>
+      <w:proofErr w:type="gramEnd"/>
+      <w:r>
+        <w:t xml:space="preserve">account </w:t>
+      </w:r>
+      <w:proofErr w:type="spellStart"/>
+      <w:r>
+        <w:rPr>
+          <w:b/>
+          <w:bCs/>
+        </w:rPr>
+        <w:t>instanceof</w:t>
+      </w:r>
+      <w:proofErr w:type="spellEnd"/>
+      <w:r>
+        <w:t xml:space="preserve"> </w:t>
+      </w:r>
+      <w:proofErr w:type="spellStart"/>
+      <w:r>
+        <w:t>SavingsAccount</w:t>
+      </w:r>
+      <w:proofErr w:type="spellEnd"/>
+      <w:r>
+        <w:t xml:space="preserve"> </w:t>
+      </w:r>
+      <w:proofErr w:type="spellStart"/>
+      <w:r>
+        <w:t>sa</w:t>
+      </w:r>
+      <w:proofErr w:type="spellEnd"/>
+      <w:r>
+        <w:t>) {</w:t>
+      </w:r>
+    </w:p>
+    <w:p>
+      <w:r>
+        <w:t xml:space="preserve">        balance = </w:t>
+      </w:r>
+      <w:proofErr w:type="spellStart"/>
+      <w:proofErr w:type="gramStart"/>
+      <w:r>
+        <w:t>sa.getSavings</w:t>
+      </w:r>
+      <w:proofErr w:type="spellEnd"/>
+      <w:proofErr w:type="gramEnd"/>
+      <w:r>
+        <w:t>();</w:t>
+      </w:r>
+    </w:p>
+    <w:p>
+      <w:r>
+        <w:t xml:space="preserve">    }</w:t>
+      </w:r>
+    </w:p>
+    <w:p>
+      <w:r>
+        <w:t xml:space="preserve">    </w:t>
+      </w:r>
+      <w:r>
+        <w:rPr>
+          <w:b/>
+          <w:bCs/>
+        </w:rPr>
+        <w:t>else</w:t>
+      </w:r>
+      <w:r>
+        <w:t xml:space="preserve"> </w:t>
+      </w:r>
+      <w:proofErr w:type="gramStart"/>
+      <w:r>
+        <w:rPr>
+          <w:b/>
+          <w:bCs/>
+        </w:rPr>
+        <w:t>if</w:t>
+      </w:r>
+      <w:r>
+        <w:t>(</w:t>
+      </w:r>
+      <w:proofErr w:type="gramEnd"/>
+      <w:r>
+        <w:t xml:space="preserve">account </w:t>
+      </w:r>
+      <w:proofErr w:type="spellStart"/>
+      <w:r>
+        <w:rPr>
+          <w:b/>
+          <w:bCs/>
+        </w:rPr>
+        <w:t>instanceof</w:t>
+      </w:r>
+      <w:proofErr w:type="spellEnd"/>
+      <w:r>
+        <w:t xml:space="preserve"> </w:t>
+      </w:r>
+      <w:proofErr w:type="spellStart"/>
+      <w:r>
+        <w:t>TermAccount</w:t>
+      </w:r>
+      <w:proofErr w:type="spellEnd"/>
+      <w:r>
+        <w:t xml:space="preserve"> ta) {</w:t>
+      </w:r>
+    </w:p>
+    <w:p>
+      <w:r>
+        <w:t xml:space="preserve">        balance = </w:t>
+      </w:r>
+      <w:proofErr w:type="spellStart"/>
+      <w:proofErr w:type="gramStart"/>
+      <w:r>
+        <w:t>ta.getTermAccount</w:t>
+      </w:r>
+      <w:proofErr w:type="spellEnd"/>
+      <w:proofErr w:type="gramEnd"/>
+      <w:r>
+        <w:t>();</w:t>
+      </w:r>
+    </w:p>
+    <w:p>
+      <w:r>
+        <w:t xml:space="preserve">    }</w:t>
+      </w:r>
+    </w:p>
+    <w:p>
+      <w:r>
+        <w:t xml:space="preserve">    </w:t>
+      </w:r>
+      <w:r>
+        <w:rPr>
+          <w:b/>
+          <w:bCs/>
+        </w:rPr>
+        <w:t>else</w:t>
+      </w:r>
+      <w:r>
+        <w:t xml:space="preserve"> </w:t>
+      </w:r>
+      <w:proofErr w:type="gramStart"/>
+      <w:r>
+        <w:rPr>
+          <w:b/>
+          <w:bCs/>
+        </w:rPr>
+        <w:t>if</w:t>
+      </w:r>
+      <w:r>
+        <w:t>(</w:t>
+      </w:r>
+      <w:proofErr w:type="gramEnd"/>
+      <w:r>
+        <w:t xml:space="preserve">account </w:t>
+      </w:r>
+      <w:proofErr w:type="spellStart"/>
+      <w:r>
+        <w:rPr>
+          <w:b/>
+          <w:bCs/>
+        </w:rPr>
+        <w:t>instanceof</w:t>
+      </w:r>
+      <w:proofErr w:type="spellEnd"/>
+      <w:r>
+        <w:t xml:space="preserve"> </w:t>
+      </w:r>
+      <w:proofErr w:type="spellStart"/>
+      <w:r>
+        <w:t>CurrentAccount</w:t>
+      </w:r>
+      <w:proofErr w:type="spellEnd"/>
+      <w:r>
+        <w:t xml:space="preserve"> ca) {</w:t>
+      </w:r>
+    </w:p>
+    <w:p>
+      <w:r>
+        <w:t xml:space="preserve">        balance = </w:t>
+      </w:r>
+      <w:proofErr w:type="spellStart"/>
+      <w:proofErr w:type="gramStart"/>
+      <w:r>
+        <w:t>ca.getCurrentAccount</w:t>
+      </w:r>
+      <w:proofErr w:type="spellEnd"/>
+      <w:proofErr w:type="gramEnd"/>
+      <w:r>
+        <w:t>();</w:t>
+      </w:r>
+    </w:p>
+    <w:p>
+      <w:r>
+        <w:t xml:space="preserve">    }</w:t>
+      </w:r>
+    </w:p>
+    <w:p>
+      <w:r>
+        <w:t xml:space="preserve">    </w:t>
+      </w:r>
+      <w:r>
+        <w:rPr>
+          <w:b/>
+          <w:bCs/>
+        </w:rPr>
+        <w:t>return</w:t>
+      </w:r>
+      <w:r>
+        <w:t xml:space="preserve"> balance;</w:t>
+      </w:r>
+    </w:p>
+    <w:p>
+      <w:proofErr w:type="gramStart"/>
+      <w:r>
+        <w:t>}Copy</w:t>
+      </w:r>
+      <w:proofErr w:type="gramEnd"/>
+    </w:p>
+    <w:p>
+      <w:r>
+        <w:t>The above code isn’t very expressive as we have a lot of noise with the </w:t>
+      </w:r>
+      <w:r>
+        <w:rPr>
+          <w:i/>
+          <w:iCs/>
+        </w:rPr>
+        <w:t>if</w:t>
+      </w:r>
+      <w:r>
+        <w:t>–</w:t>
+      </w:r>
+      <w:r>
+        <w:rPr>
+          <w:i/>
+          <w:iCs/>
+        </w:rPr>
+        <w:t>else</w:t>
+      </w:r>
+      <w:r>
+        <w:t> cases. With Java 21, we can leverage patterns in </w:t>
+      </w:r>
+      <w:r>
+        <w:rPr>
+          <w:i/>
+          <w:iCs/>
+        </w:rPr>
+        <w:t>case</w:t>
+      </w:r>
+      <w:r>
+        <w:t> labels to write the same logic more concisely:</w:t>
+      </w:r>
+    </w:p>
+    <w:p>
+      <w:r>
+        <w:rPr>
+          <w:b/>
+          <w:bCs/>
+        </w:rPr>
+        <w:t>static</w:t>
+      </w:r>
+      <w:r>
+        <w:t xml:space="preserve"> </w:t>
+      </w:r>
+      <w:r>
+        <w:rPr>
+          <w:b/>
+          <w:bCs/>
+        </w:rPr>
+        <w:t>double</w:t>
+      </w:r>
+      <w:r>
+        <w:t xml:space="preserve"> </w:t>
+      </w:r>
+      <w:proofErr w:type="spellStart"/>
+      <w:proofErr w:type="gramStart"/>
+      <w:r>
+        <w:rPr>
+          <w:b/>
+          <w:bCs/>
+        </w:rPr>
+        <w:t>getBalanceWithSwitchPattern</w:t>
+      </w:r>
+      <w:proofErr w:type="spellEnd"/>
+      <w:r>
+        <w:t>(</w:t>
+      </w:r>
+      <w:proofErr w:type="gramEnd"/>
+      <w:r>
+        <w:t>Account account) {</w:t>
+      </w:r>
+    </w:p>
+    <w:p>
+      <w:r>
+        <w:t xml:space="preserve">    </w:t>
+      </w:r>
+      <w:r>
+        <w:rPr>
+          <w:b/>
+          <w:bCs/>
+        </w:rPr>
+        <w:t>double</w:t>
+      </w:r>
+      <w:r>
+        <w:t xml:space="preserve"> result = 0;</w:t>
+      </w:r>
+    </w:p>
+    <w:p>
+      <w:r>
+        <w:t xml:space="preserve">    </w:t>
+      </w:r>
+      <w:r>
+        <w:rPr>
+          <w:b/>
+          <w:bCs/>
+        </w:rPr>
+        <w:t>switch</w:t>
+      </w:r>
+      <w:r>
+        <w:t xml:space="preserve"> (account) {</w:t>
+      </w:r>
+    </w:p>
+    <w:p>
+      <w:r>
+        <w:t xml:space="preserve">        </w:t>
+      </w:r>
+      <w:r>
+        <w:rPr>
+          <w:b/>
+          <w:bCs/>
+        </w:rPr>
+        <w:t>case</w:t>
+      </w:r>
+      <w:r>
+        <w:t xml:space="preserve"> null -&gt; </w:t>
+      </w:r>
+      <w:r>
+        <w:rPr>
+          <w:b/>
+          <w:bCs/>
+        </w:rPr>
+        <w:t>throw</w:t>
+      </w:r>
+      <w:r>
+        <w:t xml:space="preserve"> </w:t>
+      </w:r>
+      <w:r>
+        <w:rPr>
+          <w:b/>
+          <w:bCs/>
+        </w:rPr>
+        <w:t>new</w:t>
+      </w:r>
+      <w:r>
+        <w:t xml:space="preserve"> </w:t>
+      </w:r>
+      <w:proofErr w:type="spellStart"/>
+      <w:proofErr w:type="gramStart"/>
+      <w:r>
+        <w:rPr>
+          <w:b/>
+          <w:bCs/>
+        </w:rPr>
+        <w:t>RuntimeException</w:t>
+      </w:r>
+      <w:proofErr w:type="spellEnd"/>
+      <w:r>
+        <w:t>(</w:t>
+      </w:r>
+      <w:proofErr w:type="gramEnd"/>
+      <w:r>
+        <w:t>"Oops, account is null");</w:t>
+      </w:r>
+    </w:p>
+    <w:p>
+      <w:r>
+        <w:t xml:space="preserve">        </w:t>
+      </w:r>
+      <w:r>
+        <w:rPr>
+          <w:b/>
+          <w:bCs/>
+        </w:rPr>
+        <w:t>case</w:t>
+      </w:r>
+      <w:r>
+        <w:t xml:space="preserve"> </w:t>
+      </w:r>
+      <w:proofErr w:type="spellStart"/>
+      <w:r>
+        <w:t>SavingsAccount</w:t>
+      </w:r>
+      <w:proofErr w:type="spellEnd"/>
+      <w:r>
+        <w:t xml:space="preserve"> </w:t>
+      </w:r>
+      <w:proofErr w:type="spellStart"/>
+      <w:r>
+        <w:t>sa</w:t>
+      </w:r>
+      <w:proofErr w:type="spellEnd"/>
+      <w:r>
+        <w:t xml:space="preserve"> -&gt; result = </w:t>
+      </w:r>
+      <w:proofErr w:type="spellStart"/>
+      <w:proofErr w:type="gramStart"/>
+      <w:r>
+        <w:t>sa.getSavings</w:t>
+      </w:r>
+      <w:proofErr w:type="spellEnd"/>
+      <w:proofErr w:type="gramEnd"/>
+      <w:r>
+        <w:t>();</w:t>
+      </w:r>
+    </w:p>
+    <w:p>
+      <w:r>
+        <w:t xml:space="preserve">        </w:t>
+      </w:r>
+      <w:r>
+        <w:rPr>
+          <w:b/>
+          <w:bCs/>
+        </w:rPr>
+        <w:t>case</w:t>
+      </w:r>
+      <w:r>
+        <w:t xml:space="preserve"> </w:t>
+      </w:r>
+      <w:proofErr w:type="spellStart"/>
+      <w:r>
+        <w:t>TermAccount</w:t>
+      </w:r>
+      <w:proofErr w:type="spellEnd"/>
+      <w:r>
+        <w:t xml:space="preserve"> ta -&gt; result = </w:t>
+      </w:r>
+      <w:proofErr w:type="spellStart"/>
+      <w:proofErr w:type="gramStart"/>
+      <w:r>
+        <w:t>ta.getTermAccount</w:t>
+      </w:r>
+      <w:proofErr w:type="spellEnd"/>
+      <w:proofErr w:type="gramEnd"/>
+      <w:r>
+        <w:t>();</w:t>
+      </w:r>
+    </w:p>
+    <w:p>
+      <w:r>
+        <w:t xml:space="preserve">        </w:t>
+      </w:r>
+      <w:r>
+        <w:rPr>
+          <w:b/>
+          <w:bCs/>
+        </w:rPr>
+        <w:t>case</w:t>
+      </w:r>
+      <w:r>
+        <w:t xml:space="preserve"> </w:t>
+      </w:r>
+      <w:proofErr w:type="spellStart"/>
+      <w:r>
+        <w:t>CurrentAccount</w:t>
+      </w:r>
+      <w:proofErr w:type="spellEnd"/>
+      <w:r>
+        <w:t xml:space="preserve"> ca -&gt; result = </w:t>
+      </w:r>
+      <w:proofErr w:type="spellStart"/>
+      <w:proofErr w:type="gramStart"/>
+      <w:r>
+        <w:t>ca.getCurrentAccount</w:t>
+      </w:r>
+      <w:proofErr w:type="spellEnd"/>
+      <w:proofErr w:type="gramEnd"/>
+      <w:r>
+        <w:t>();</w:t>
+      </w:r>
+    </w:p>
+    <w:p>
+      <w:r>
         <w:lastRenderedPageBreak/>
         <w:t xml:space="preserve">        </w:t>
       </w:r>
@@ -18264,39 +19111,84 @@
           <w:b/>
           <w:bCs/>
         </w:rPr>
+        <w:t>default</w:t>
+      </w:r>
+      <w:r>
+        <w:t xml:space="preserve"> -&gt; result = </w:t>
+      </w:r>
+      <w:proofErr w:type="spellStart"/>
+      <w:proofErr w:type="gramStart"/>
+      <w:r>
+        <w:t>account.getBalance</w:t>
+      </w:r>
+      <w:proofErr w:type="spellEnd"/>
+      <w:proofErr w:type="gramEnd"/>
+      <w:r>
+        <w:t>();</w:t>
+      </w:r>
+    </w:p>
+    <w:p>
+      <w:r>
+        <w:t xml:space="preserve">    };</w:t>
+      </w:r>
+    </w:p>
+    <w:p>
+      <w:r>
+        <w:t xml:space="preserve">    </w:t>
+      </w:r>
+      <w:r>
+        <w:rPr>
+          <w:b/>
+          <w:bCs/>
+        </w:rPr>
         <w:t>return</w:t>
       </w:r>
       <w:r>
-        <w:t xml:space="preserve"> 100;</w:t>
-      </w:r>
-    </w:p>
-    <w:p>
-      <w:r>
-        <w:t xml:space="preserve">    }</w:t>
-      </w:r>
-    </w:p>
-    <w:p>
-      <w:r>
-        <w:t>}</w:t>
-      </w:r>
-    </w:p>
-    <w:p>
-      <w:r>
-        <w:rPr>
-          <w:b/>
-          <w:bCs/>
-        </w:rPr>
-        <w:t>static</w:t>
-      </w:r>
+        <w:t xml:space="preserve"> result;</w:t>
+      </w:r>
+    </w:p>
+    <w:p>
+      <w:proofErr w:type="gramStart"/>
+      <w:r>
+        <w:t>}Copy</w:t>
+      </w:r>
+      <w:proofErr w:type="gramEnd"/>
+    </w:p>
+    <w:p>
+      <w:r>
+        <w:t>To confirm what we wrote is correct, let’s prove this with a test:</w:t>
+      </w:r>
+    </w:p>
+    <w:p>
+      <w:proofErr w:type="spellStart"/>
+      <w:r>
+        <w:t>SwitchPattern.</w:t>
+      </w:r>
+      <w:r>
+        <w:rPr>
+          <w:b/>
+          <w:bCs/>
+        </w:rPr>
+        <w:t>SavingsAccount</w:t>
+      </w:r>
+      <w:proofErr w:type="spellEnd"/>
       <w:r>
         <w:t xml:space="preserve"> </w:t>
       </w:r>
-      <w:r>
-        <w:rPr>
-          <w:b/>
-          <w:bCs/>
-        </w:rPr>
-        <w:t>class</w:t>
+      <w:proofErr w:type="spellStart"/>
+      <w:r>
+        <w:t>sa</w:t>
+      </w:r>
+      <w:proofErr w:type="spellEnd"/>
+      <w:r>
+        <w:t xml:space="preserve"> = </w:t>
+      </w:r>
+      <w:r>
+        <w:rPr>
+          <w:b/>
+          <w:bCs/>
+        </w:rPr>
+        <w:t>new</w:t>
       </w:r>
       <w:r>
         <w:t xml:space="preserve"> </w:t>
@@ -18307,535 +19199,388 @@
           <w:b/>
           <w:bCs/>
         </w:rPr>
+        <w:t>SwitchPattern</w:t>
+      </w:r>
+      <w:r>
+        <w:t>.SavingsAccount</w:t>
+      </w:r>
+      <w:proofErr w:type="spellEnd"/>
+      <w:r>
+        <w:t>();</w:t>
+      </w:r>
+    </w:p>
+    <w:p>
+      <w:proofErr w:type="spellStart"/>
+      <w:r>
+        <w:t>SwitchPattern.</w:t>
+      </w:r>
+      <w:r>
+        <w:rPr>
+          <w:b/>
+          <w:bCs/>
+        </w:rPr>
         <w:t>TermAccount</w:t>
       </w:r>
       <w:proofErr w:type="spellEnd"/>
       <w:r>
+        <w:t xml:space="preserve"> ta = </w:t>
+      </w:r>
+      <w:r>
+        <w:rPr>
+          <w:b/>
+          <w:bCs/>
+        </w:rPr>
+        <w:t>new</w:t>
+      </w:r>
+      <w:r>
         <w:t xml:space="preserve"> </w:t>
       </w:r>
-      <w:r>
-        <w:rPr>
-          <w:b/>
-          <w:bCs/>
-        </w:rPr>
-        <w:t>extends</w:t>
+      <w:proofErr w:type="spellStart"/>
+      <w:r>
+        <w:rPr>
+          <w:b/>
+          <w:bCs/>
+        </w:rPr>
+        <w:t>SwitchPattern</w:t>
+      </w:r>
+      <w:r>
+        <w:t>.TermAccount</w:t>
+      </w:r>
+      <w:proofErr w:type="spellEnd"/>
+      <w:r>
+        <w:t>();</w:t>
+      </w:r>
+    </w:p>
+    <w:p>
+      <w:proofErr w:type="spellStart"/>
+      <w:r>
+        <w:t>SwitchPattern.</w:t>
+      </w:r>
+      <w:r>
+        <w:rPr>
+          <w:b/>
+          <w:bCs/>
+        </w:rPr>
+        <w:t>CurrentAccount</w:t>
+      </w:r>
+      <w:proofErr w:type="spellEnd"/>
+      <w:r>
+        <w:t xml:space="preserve"> ca = </w:t>
+      </w:r>
+      <w:r>
+        <w:rPr>
+          <w:b/>
+          <w:bCs/>
+        </w:rPr>
+        <w:t>new</w:t>
       </w:r>
       <w:r>
         <w:t xml:space="preserve"> </w:t>
       </w:r>
-      <w:r>
-        <w:rPr>
-          <w:b/>
-          <w:bCs/>
-        </w:rPr>
-        <w:t>Account</w:t>
-      </w:r>
-      <w:r>
-        <w:t xml:space="preserve"> {</w:t>
-      </w:r>
-    </w:p>
-    <w:p>
-      <w:r>
-        <w:t xml:space="preserve">    </w:t>
-      </w:r>
-      <w:r>
-        <w:rPr>
-          <w:b/>
-          <w:bCs/>
-        </w:rPr>
-        <w:t>double</w:t>
-      </w:r>
-      <w:r>
-        <w:t xml:space="preserve"> </w:t>
-      </w:r>
+      <w:proofErr w:type="spellStart"/>
+      <w:r>
+        <w:rPr>
+          <w:b/>
+          <w:bCs/>
+        </w:rPr>
+        <w:t>SwitchPattern</w:t>
+      </w:r>
+      <w:r>
+        <w:t>.CurrentAccount</w:t>
+      </w:r>
+      <w:proofErr w:type="spellEnd"/>
+      <w:r>
+        <w:t>();</w:t>
+      </w:r>
+    </w:p>
+    <w:p/>
+    <w:p>
       <w:proofErr w:type="spellStart"/>
       <w:proofErr w:type="gramStart"/>
       <w:r>
-        <w:rPr>
-          <w:b/>
-          <w:bCs/>
-        </w:rPr>
-        <w:t>getTermAccount</w:t>
+        <w:t>assertEquals</w:t>
       </w:r>
       <w:proofErr w:type="spellEnd"/>
       <w:r>
         <w:t>(</w:t>
       </w:r>
+      <w:proofErr w:type="spellStart"/>
       <w:proofErr w:type="gramEnd"/>
       <w:r>
-        <w:t>) {</w:t>
-      </w:r>
-    </w:p>
-    <w:p>
-      <w:r>
-        <w:t xml:space="preserve">        </w:t>
-      </w:r>
-      <w:r>
-        <w:rPr>
-          <w:b/>
-          <w:bCs/>
-        </w:rPr>
-        <w:t>return</w:t>
-      </w:r>
-      <w:r>
-        <w:t xml:space="preserve"> 1000;</w:t>
-      </w:r>
-    </w:p>
-    <w:p>
-      <w:r>
-        <w:t xml:space="preserve">    } </w:t>
-      </w:r>
-    </w:p>
-    <w:p>
-      <w:r>
-        <w:t>}</w:t>
-      </w:r>
-    </w:p>
-    <w:p>
-      <w:r>
-        <w:rPr>
-          <w:b/>
-          <w:bCs/>
-        </w:rPr>
-        <w:t>static</w:t>
-      </w:r>
-      <w:r>
-        <w:t xml:space="preserve"> </w:t>
-      </w:r>
-      <w:r>
-        <w:rPr>
-          <w:b/>
-          <w:bCs/>
-        </w:rPr>
-        <w:t>class</w:t>
-      </w:r>
-      <w:r>
-        <w:t xml:space="preserve"> </w:t>
-      </w:r>
-      <w:proofErr w:type="spellStart"/>
-      <w:r>
-        <w:rPr>
-          <w:b/>
-          <w:bCs/>
-        </w:rPr>
-        <w:t>CurrentAccount</w:t>
-      </w:r>
-      <w:proofErr w:type="spellEnd"/>
-      <w:r>
-        <w:t xml:space="preserve"> </w:t>
-      </w:r>
-      <w:r>
-        <w:rPr>
-          <w:b/>
-          <w:bCs/>
-        </w:rPr>
-        <w:t>extends</w:t>
-      </w:r>
-      <w:r>
-        <w:t xml:space="preserve"> </w:t>
-      </w:r>
-      <w:r>
-        <w:rPr>
-          <w:b/>
-          <w:bCs/>
-        </w:rPr>
-        <w:t>Account</w:t>
-      </w:r>
-      <w:r>
-        <w:t xml:space="preserve"> {</w:t>
-      </w:r>
-    </w:p>
-    <w:p>
-      <w:r>
-        <w:t xml:space="preserve">    </w:t>
-      </w:r>
-      <w:r>
-        <w:rPr>
-          <w:b/>
-          <w:bCs/>
-        </w:rPr>
-        <w:t>double</w:t>
-      </w:r>
-      <w:r>
-        <w:t xml:space="preserve"> </w:t>
-      </w:r>
+        <w:t>SwitchPattern.getBalanceWithOutSwitchPattern</w:t>
+      </w:r>
+      <w:proofErr w:type="spellEnd"/>
+      <w:r>
+        <w:t>(</w:t>
+      </w:r>
+      <w:proofErr w:type="spellStart"/>
+      <w:r>
+        <w:t>sa</w:t>
+      </w:r>
+      <w:proofErr w:type="spellEnd"/>
+      <w:r>
+        <w:t xml:space="preserve">), </w:t>
+      </w:r>
+      <w:proofErr w:type="spellStart"/>
+      <w:r>
+        <w:t>SwitchPattern.getBalanceWithSwitchPattern</w:t>
+      </w:r>
+      <w:proofErr w:type="spellEnd"/>
+      <w:r>
+        <w:t>(</w:t>
+      </w:r>
+      <w:proofErr w:type="spellStart"/>
+      <w:r>
+        <w:t>sa</w:t>
+      </w:r>
+      <w:proofErr w:type="spellEnd"/>
+      <w:r>
+        <w:t>));</w:t>
+      </w:r>
+    </w:p>
+    <w:p>
       <w:proofErr w:type="spellStart"/>
       <w:proofErr w:type="gramStart"/>
       <w:r>
-        <w:rPr>
-          <w:b/>
-          <w:bCs/>
-        </w:rPr>
-        <w:t>getCurrentAccount</w:t>
+        <w:t>assertEquals</w:t>
       </w:r>
       <w:proofErr w:type="spellEnd"/>
       <w:r>
         <w:t>(</w:t>
       </w:r>
+      <w:proofErr w:type="spellStart"/>
       <w:proofErr w:type="gramEnd"/>
       <w:r>
-        <w:t>) {</w:t>
-      </w:r>
-    </w:p>
-    <w:p>
-      <w:r>
-        <w:t xml:space="preserve">        </w:t>
-      </w:r>
-      <w:r>
-        <w:rPr>
-          <w:b/>
-          <w:bCs/>
-        </w:rPr>
-        <w:t>return</w:t>
-      </w:r>
-      <w:r>
-        <w:t xml:space="preserve"> 10000;</w:t>
-      </w:r>
-    </w:p>
-    <w:p>
-      <w:r>
-        <w:t xml:space="preserve">    } </w:t>
-      </w:r>
-    </w:p>
-    <w:p>
+        <w:t>SwitchPattern.getBalanceWithOutSwitchPattern</w:t>
+      </w:r>
+      <w:proofErr w:type="spellEnd"/>
+      <w:r>
+        <w:t xml:space="preserve">(ta), </w:t>
+      </w:r>
+      <w:proofErr w:type="spellStart"/>
+      <w:r>
+        <w:t>SwitchPattern.getBalanceWithSwitchPattern</w:t>
+      </w:r>
+      <w:proofErr w:type="spellEnd"/>
+      <w:r>
+        <w:t>(ta));</w:t>
+      </w:r>
+    </w:p>
+    <w:p>
+      <w:proofErr w:type="spellStart"/>
       <w:proofErr w:type="gramStart"/>
       <w:r>
-        <w:t>}Copy</w:t>
-      </w:r>
+        <w:t>assertEquals</w:t>
+      </w:r>
+      <w:proofErr w:type="spellEnd"/>
+      <w:r>
+        <w:t>(</w:t>
+      </w:r>
+      <w:proofErr w:type="spellStart"/>
       <w:proofErr w:type="gramEnd"/>
-    </w:p>
-    <w:p>
-      <w:r>
-        <w:t>Before Java 21, we can use the below code to get the balance:</w:t>
-      </w:r>
-    </w:p>
-    <w:p>
-      <w:r>
-        <w:rPr>
-          <w:b/>
-          <w:bCs/>
-        </w:rPr>
-        <w:t>static</w:t>
-      </w:r>
-      <w:r>
-        <w:t xml:space="preserve"> </w:t>
-      </w:r>
-      <w:r>
-        <w:rPr>
-          <w:b/>
-          <w:bCs/>
-        </w:rPr>
-        <w:t>double</w:t>
-      </w:r>
-      <w:r>
-        <w:t xml:space="preserve"> </w:t>
-      </w:r>
-      <w:proofErr w:type="spellStart"/>
+      <w:r>
+        <w:t>SwitchPattern.getBalanceWithOutSwitchPattern</w:t>
+      </w:r>
+      <w:proofErr w:type="spellEnd"/>
+      <w:r>
+        <w:t xml:space="preserve">(ca), </w:t>
+      </w:r>
+      <w:proofErr w:type="spellStart"/>
+      <w:r>
+        <w:t>SwitchPattern.getBalanceWithSwitchPattern</w:t>
+      </w:r>
+      <w:proofErr w:type="spellEnd"/>
+      <w:r>
+        <w:t>(ca)</w:t>
+      </w:r>
       <w:proofErr w:type="gramStart"/>
       <w:r>
-        <w:rPr>
-          <w:b/>
-          <w:bCs/>
-        </w:rPr>
-        <w:t>getBalanceWithOutSwitchPattern</w:t>
-      </w:r>
-      <w:proofErr w:type="spellEnd"/>
-      <w:r>
-        <w:t>(</w:t>
+        <w:t>);Copy</w:t>
       </w:r>
       <w:proofErr w:type="gramEnd"/>
-      <w:r>
-        <w:t>Account account) {</w:t>
-      </w:r>
-    </w:p>
-    <w:p>
-      <w:r>
-        <w:t xml:space="preserve">    </w:t>
-      </w:r>
-      <w:r>
-        <w:rPr>
-          <w:b/>
-          <w:bCs/>
-        </w:rPr>
-        <w:t>double</w:t>
-      </w:r>
-      <w:r>
-        <w:t xml:space="preserve"> balance = 0;</w:t>
-      </w:r>
-    </w:p>
-    <w:p>
-      <w:r>
-        <w:t xml:space="preserve">    </w:t>
-      </w:r>
-      <w:proofErr w:type="gramStart"/>
-      <w:r>
-        <w:rPr>
-          <w:b/>
-          <w:bCs/>
-        </w:rPr>
-        <w:t>if</w:t>
-      </w:r>
-      <w:r>
-        <w:t>(</w:t>
-      </w:r>
-      <w:proofErr w:type="gramEnd"/>
-      <w:r>
-        <w:t xml:space="preserve">account </w:t>
-      </w:r>
-      <w:proofErr w:type="spellStart"/>
-      <w:r>
-        <w:rPr>
-          <w:b/>
-          <w:bCs/>
-        </w:rPr>
-        <w:t>instanceof</w:t>
-      </w:r>
-      <w:proofErr w:type="spellEnd"/>
-      <w:r>
-        <w:t xml:space="preserve"> </w:t>
-      </w:r>
-      <w:proofErr w:type="spellStart"/>
-      <w:r>
-        <w:t>SavingsAccount</w:t>
-      </w:r>
-      <w:proofErr w:type="spellEnd"/>
-      <w:r>
-        <w:t xml:space="preserve"> </w:t>
-      </w:r>
-      <w:proofErr w:type="spellStart"/>
-      <w:r>
-        <w:t>sa</w:t>
-      </w:r>
-      <w:proofErr w:type="spellEnd"/>
-      <w:r>
-        <w:t>) {</w:t>
-      </w:r>
-    </w:p>
-    <w:p>
-      <w:r>
-        <w:t xml:space="preserve">        balance = </w:t>
-      </w:r>
-      <w:proofErr w:type="spellStart"/>
-      <w:proofErr w:type="gramStart"/>
-      <w:r>
-        <w:t>sa.getSavings</w:t>
-      </w:r>
-      <w:proofErr w:type="spellEnd"/>
-      <w:proofErr w:type="gramEnd"/>
-      <w:r>
-        <w:t>();</w:t>
-      </w:r>
-    </w:p>
-    <w:p>
-      <w:r>
-        <w:t xml:space="preserve">    }</w:t>
-      </w:r>
-    </w:p>
-    <w:p>
-      <w:r>
-        <w:t xml:space="preserve">    </w:t>
-      </w:r>
-      <w:r>
-        <w:rPr>
-          <w:b/>
-          <w:bCs/>
-        </w:rPr>
-        <w:t>else</w:t>
-      </w:r>
-      <w:r>
-        <w:t xml:space="preserve"> </w:t>
-      </w:r>
-      <w:proofErr w:type="gramStart"/>
-      <w:r>
-        <w:rPr>
-          <w:b/>
-          <w:bCs/>
-        </w:rPr>
-        <w:t>if</w:t>
-      </w:r>
-      <w:r>
-        <w:t>(</w:t>
-      </w:r>
-      <w:proofErr w:type="gramEnd"/>
-      <w:r>
-        <w:t xml:space="preserve">account </w:t>
-      </w:r>
-      <w:proofErr w:type="spellStart"/>
-      <w:r>
-        <w:rPr>
-          <w:b/>
-          <w:bCs/>
-        </w:rPr>
-        <w:t>instanceof</w:t>
-      </w:r>
-      <w:proofErr w:type="spellEnd"/>
-      <w:r>
-        <w:t xml:space="preserve"> </w:t>
-      </w:r>
-      <w:proofErr w:type="spellStart"/>
-      <w:r>
-        <w:t>TermAccount</w:t>
-      </w:r>
-      <w:proofErr w:type="spellEnd"/>
-      <w:r>
-        <w:t xml:space="preserve"> ta) {</w:t>
-      </w:r>
-    </w:p>
-    <w:p>
-      <w:r>
-        <w:t xml:space="preserve">        balance = </w:t>
-      </w:r>
-      <w:proofErr w:type="spellStart"/>
-      <w:proofErr w:type="gramStart"/>
-      <w:r>
-        <w:t>ta.getTermAccount</w:t>
-      </w:r>
-      <w:proofErr w:type="spellEnd"/>
-      <w:proofErr w:type="gramEnd"/>
-      <w:r>
-        <w:t>();</w:t>
-      </w:r>
-    </w:p>
-    <w:p>
-      <w:r>
-        <w:t xml:space="preserve">    }</w:t>
-      </w:r>
-    </w:p>
-    <w:p>
-      <w:r>
-        <w:t xml:space="preserve">    </w:t>
-      </w:r>
-      <w:r>
-        <w:rPr>
-          <w:b/>
-          <w:bCs/>
-        </w:rPr>
-        <w:t>else</w:t>
-      </w:r>
-      <w:r>
-        <w:t xml:space="preserve"> </w:t>
-      </w:r>
-      <w:proofErr w:type="gramStart"/>
-      <w:r>
-        <w:rPr>
-          <w:b/>
-          <w:bCs/>
-        </w:rPr>
-        <w:t>if</w:t>
-      </w:r>
-      <w:r>
-        <w:t>(</w:t>
-      </w:r>
-      <w:proofErr w:type="gramEnd"/>
-      <w:r>
-        <w:t xml:space="preserve">account </w:t>
-      </w:r>
-      <w:proofErr w:type="spellStart"/>
-      <w:r>
-        <w:rPr>
-          <w:b/>
-          <w:bCs/>
-        </w:rPr>
-        <w:t>instanceof</w:t>
-      </w:r>
-      <w:proofErr w:type="spellEnd"/>
-      <w:r>
-        <w:t xml:space="preserve"> </w:t>
-      </w:r>
-      <w:proofErr w:type="spellStart"/>
-      <w:r>
-        <w:t>CurrentAccount</w:t>
-      </w:r>
-      <w:proofErr w:type="spellEnd"/>
-      <w:r>
-        <w:t xml:space="preserve"> ca) {</w:t>
-      </w:r>
-    </w:p>
-    <w:p>
-      <w:r>
-        <w:t xml:space="preserve">        balance = </w:t>
-      </w:r>
-      <w:proofErr w:type="spellStart"/>
-      <w:proofErr w:type="gramStart"/>
-      <w:r>
-        <w:t>ca.getCurrentAccount</w:t>
-      </w:r>
-      <w:proofErr w:type="spellEnd"/>
-      <w:proofErr w:type="gramEnd"/>
-      <w:r>
-        <w:t>();</w:t>
-      </w:r>
-    </w:p>
-    <w:p>
-      <w:r>
-        <w:t xml:space="preserve">    }</w:t>
-      </w:r>
-    </w:p>
-    <w:p>
-      <w:r>
-        <w:t xml:space="preserve">    </w:t>
-      </w:r>
-      <w:r>
-        <w:rPr>
-          <w:b/>
-          <w:bCs/>
-        </w:rPr>
-        <w:t>return</w:t>
-      </w:r>
-      <w:r>
-        <w:t xml:space="preserve"> balance;</w:t>
-      </w:r>
-    </w:p>
-    <w:p>
-      <w:proofErr w:type="gramStart"/>
-      <w:r>
-        <w:t>}Copy</w:t>
-      </w:r>
-      <w:proofErr w:type="gramEnd"/>
-    </w:p>
-    <w:p>
-      <w:r>
-        <w:lastRenderedPageBreak/>
-        <w:t>The above code isn’t very expressive as we have a lot of noise with the </w:t>
+    </w:p>
+    <w:p>
+      <w:r>
+        <w:t>So, we just rewrote a switch more concisely.</w:t>
+      </w:r>
+    </w:p>
+    <w:p>
+      <w:r>
+        <w:t>A pattern </w:t>
       </w:r>
       <w:r>
         <w:rPr>
           <w:i/>
           <w:iCs/>
         </w:rPr>
-        <w:t>if</w:t>
-      </w:r>
-      <w:r>
-        <w:t>–</w:t>
+        <w:t>case</w:t>
+      </w:r>
+      <w:r>
+        <w:t> label also supports matching against expressions for the same label. For example, suppose we need to process an input string that contains a simple “</w:t>
       </w:r>
       <w:r>
         <w:rPr>
           <w:i/>
           <w:iCs/>
         </w:rPr>
-        <w:t>else</w:t>
-      </w:r>
-      <w:r>
-        <w:t> cases. With Java 21, we can leverage patterns in </w:t>
-      </w:r>
+        <w:t>Yes</w:t>
+      </w:r>
+      <w:r>
+        <w:t>” or “</w:t>
+      </w:r>
+      <w:proofErr w:type="gramStart"/>
       <w:r>
         <w:rPr>
           <w:i/>
           <w:iCs/>
         </w:rPr>
+        <w:t>No</w:t>
+      </w:r>
+      <w:r>
+        <w:t>“</w:t>
+      </w:r>
+      <w:proofErr w:type="gramEnd"/>
+      <w:r>
+        <w:t>:</w:t>
+      </w:r>
+    </w:p>
+    <w:p>
+      <w:r>
+        <w:rPr>
+          <w:b/>
+          <w:bCs/>
+        </w:rPr>
+        <w:t>static</w:t>
+      </w:r>
+      <w:r>
+        <w:t xml:space="preserve"> String </w:t>
+      </w:r>
+      <w:proofErr w:type="spellStart"/>
+      <w:proofErr w:type="gramStart"/>
+      <w:r>
+        <w:rPr>
+          <w:b/>
+          <w:bCs/>
+        </w:rPr>
+        <w:t>processInputOld</w:t>
+      </w:r>
+      <w:proofErr w:type="spellEnd"/>
+      <w:r>
+        <w:t>(</w:t>
+      </w:r>
+      <w:proofErr w:type="gramEnd"/>
+      <w:r>
+        <w:t>String input) {</w:t>
+      </w:r>
+    </w:p>
+    <w:p>
+      <w:r>
+        <w:t xml:space="preserve">    </w:t>
+      </w:r>
+      <w:r>
+        <w:rPr>
+          <w:b/>
+          <w:bCs/>
+        </w:rPr>
+        <w:t>String</w:t>
+      </w:r>
+      <w:r>
+        <w:t xml:space="preserve"> output = null;</w:t>
+      </w:r>
+    </w:p>
+    <w:p>
+      <w:r>
+        <w:t xml:space="preserve">    </w:t>
+      </w:r>
+      <w:r>
+        <w:rPr>
+          <w:b/>
+          <w:bCs/>
+        </w:rPr>
+        <w:t>switch</w:t>
+      </w:r>
+      <w:r>
+        <w:t>(input) {</w:t>
+      </w:r>
+    </w:p>
+    <w:p>
+      <w:r>
+        <w:t xml:space="preserve">        </w:t>
+      </w:r>
+      <w:r>
+        <w:rPr>
+          <w:b/>
+          <w:bCs/>
+        </w:rPr>
         <w:t>case</w:t>
       </w:r>
       <w:r>
-        <w:t> labels to write the same logic more concisely:</w:t>
-      </w:r>
-    </w:p>
-    <w:p>
-      <w:r>
-        <w:rPr>
-          <w:b/>
-          <w:bCs/>
-        </w:rPr>
-        <w:t>static</w:t>
+        <w:t xml:space="preserve"> null -&gt; output = "Oops, null";</w:t>
+      </w:r>
+    </w:p>
+    <w:p>
+      <w:r>
+        <w:t xml:space="preserve">        </w:t>
+      </w:r>
+      <w:r>
+        <w:rPr>
+          <w:b/>
+          <w:bCs/>
+        </w:rPr>
+        <w:t>case</w:t>
+      </w:r>
+      <w:r>
+        <w:t xml:space="preserve"> String s -&gt; {</w:t>
+      </w:r>
+    </w:p>
+    <w:p>
+      <w:r>
+        <w:t xml:space="preserve">            </w:t>
+      </w:r>
+      <w:r>
+        <w:rPr>
+          <w:b/>
+          <w:bCs/>
+        </w:rPr>
+        <w:t>if</w:t>
+      </w:r>
+      <w:r>
+        <w:t>("Yes</w:t>
+      </w:r>
+      <w:proofErr w:type="gramStart"/>
+      <w:r>
+        <w:t>".</w:t>
+      </w:r>
+      <w:proofErr w:type="spellStart"/>
+      <w:r>
+        <w:t>equalsIgnoreCase</w:t>
+      </w:r>
+      <w:proofErr w:type="spellEnd"/>
+      <w:proofErr w:type="gramEnd"/>
+      <w:r>
+        <w:t>(s)) {</w:t>
+      </w:r>
+    </w:p>
+    <w:p>
+      <w:r>
+        <w:t xml:space="preserve">                output = "It's Yes";</w:t>
+      </w:r>
+    </w:p>
+    <w:p>
+      <w:r>
+        <w:t xml:space="preserve">            }</w:t>
+      </w:r>
+    </w:p>
+    <w:p>
+      <w:r>
+        <w:t xml:space="preserve">            </w:t>
+      </w:r>
+      <w:r>
+        <w:rPr>
+          <w:b/>
+          <w:bCs/>
+        </w:rPr>
+        <w:t>else</w:t>
       </w:r>
       <w:r>
         <w:t xml:space="preserve"> </w:t>
@@ -18845,27 +19590,69 @@
           <w:b/>
           <w:bCs/>
         </w:rPr>
-        <w:t>double</w:t>
-      </w:r>
-      <w:r>
-        <w:t xml:space="preserve"> </w:t>
-      </w:r>
-      <w:proofErr w:type="spellStart"/>
+        <w:t>if</w:t>
+      </w:r>
+      <w:r>
+        <w:t>("No</w:t>
+      </w:r>
       <w:proofErr w:type="gramStart"/>
       <w:r>
-        <w:rPr>
-          <w:b/>
-          <w:bCs/>
-        </w:rPr>
-        <w:t>getBalanceWithSwitchPattern</w:t>
-      </w:r>
-      <w:proofErr w:type="spellEnd"/>
-      <w:r>
-        <w:t>(</w:t>
-      </w:r>
+        <w:t>".</w:t>
+      </w:r>
+      <w:proofErr w:type="spellStart"/>
+      <w:r>
+        <w:t>equalsIgnoreCase</w:t>
+      </w:r>
+      <w:proofErr w:type="spellEnd"/>
       <w:proofErr w:type="gramEnd"/>
       <w:r>
-        <w:t>Account account) {</w:t>
+        <w:t>(s)) {</w:t>
+      </w:r>
+    </w:p>
+    <w:p>
+      <w:r>
+        <w:t xml:space="preserve">                output = "It's No";</w:t>
+      </w:r>
+    </w:p>
+    <w:p>
+      <w:r>
+        <w:lastRenderedPageBreak/>
+        <w:t xml:space="preserve">            }</w:t>
+      </w:r>
+    </w:p>
+    <w:p>
+      <w:r>
+        <w:t xml:space="preserve">            </w:t>
+      </w:r>
+      <w:r>
+        <w:rPr>
+          <w:b/>
+          <w:bCs/>
+        </w:rPr>
+        <w:t>else</w:t>
+      </w:r>
+      <w:r>
+        <w:t xml:space="preserve"> {</w:t>
+      </w:r>
+    </w:p>
+    <w:p>
+      <w:r>
+        <w:t xml:space="preserve">                output = "Try Again";</w:t>
+      </w:r>
+    </w:p>
+    <w:p>
+      <w:r>
+        <w:t xml:space="preserve">            }</w:t>
+      </w:r>
+    </w:p>
+    <w:p>
+      <w:r>
+        <w:t xml:space="preserve">        }</w:t>
+      </w:r>
+    </w:p>
+    <w:p>
+      <w:r>
+        <w:t xml:space="preserve">    }</w:t>
       </w:r>
     </w:p>
     <w:p>
@@ -18877,800 +19664,58 @@
           <w:b/>
           <w:bCs/>
         </w:rPr>
-        <w:t>double</w:t>
-      </w:r>
-      <w:r>
-        <w:t xml:space="preserve"> result = 0;</w:t>
-      </w:r>
-    </w:p>
-    <w:p>
-      <w:r>
-        <w:t xml:space="preserve">    </w:t>
-      </w:r>
-      <w:r>
-        <w:rPr>
-          <w:b/>
-          <w:bCs/>
-        </w:rPr>
-        <w:t>switch</w:t>
-      </w:r>
-      <w:r>
-        <w:t xml:space="preserve"> (account) {</w:t>
-      </w:r>
-    </w:p>
-    <w:p>
-      <w:r>
-        <w:t xml:space="preserve">        </w:t>
-      </w:r>
-      <w:r>
-        <w:rPr>
-          <w:b/>
-          <w:bCs/>
-        </w:rPr>
-        <w:t>case</w:t>
-      </w:r>
-      <w:r>
-        <w:t xml:space="preserve"> null -&gt; </w:t>
-      </w:r>
-      <w:r>
-        <w:rPr>
-          <w:b/>
-          <w:bCs/>
-        </w:rPr>
-        <w:t>throw</w:t>
-      </w:r>
-      <w:r>
-        <w:t xml:space="preserve"> </w:t>
-      </w:r>
-      <w:r>
-        <w:rPr>
-          <w:b/>
-          <w:bCs/>
-        </w:rPr>
-        <w:t>new</w:t>
-      </w:r>
-      <w:r>
-        <w:t xml:space="preserve"> </w:t>
-      </w:r>
-      <w:proofErr w:type="spellStart"/>
+        <w:t>return</w:t>
+      </w:r>
+      <w:r>
+        <w:t xml:space="preserve"> output;</w:t>
+      </w:r>
+    </w:p>
+    <w:p>
       <w:proofErr w:type="gramStart"/>
       <w:r>
-        <w:rPr>
-          <w:b/>
-          <w:bCs/>
-        </w:rPr>
-        <w:t>RuntimeException</w:t>
-      </w:r>
-      <w:proofErr w:type="spellEnd"/>
-      <w:r>
-        <w:t>(</w:t>
+        <w:t>}Copy</w:t>
       </w:r>
       <w:proofErr w:type="gramEnd"/>
-      <w:r>
-        <w:t>"Oops, account is null");</w:t>
-      </w:r>
-    </w:p>
-    <w:p>
-      <w:r>
-        <w:t xml:space="preserve">        </w:t>
-      </w:r>
-      <w:r>
-        <w:rPr>
-          <w:b/>
-          <w:bCs/>
-        </w:rPr>
-        <w:t>case</w:t>
-      </w:r>
-      <w:r>
-        <w:t xml:space="preserve"> </w:t>
-      </w:r>
-      <w:proofErr w:type="spellStart"/>
-      <w:r>
-        <w:t>SavingsAccount</w:t>
-      </w:r>
-      <w:proofErr w:type="spellEnd"/>
-      <w:r>
-        <w:t xml:space="preserve"> </w:t>
-      </w:r>
-      <w:proofErr w:type="spellStart"/>
-      <w:r>
-        <w:t>sa</w:t>
-      </w:r>
-      <w:proofErr w:type="spellEnd"/>
-      <w:r>
-        <w:t xml:space="preserve"> -&gt; result = </w:t>
-      </w:r>
-      <w:proofErr w:type="spellStart"/>
-      <w:proofErr w:type="gramStart"/>
-      <w:r>
-        <w:t>sa.getSavings</w:t>
-      </w:r>
-      <w:proofErr w:type="spellEnd"/>
-      <w:proofErr w:type="gramEnd"/>
-      <w:r>
-        <w:t>();</w:t>
-      </w:r>
-    </w:p>
-    <w:p>
-      <w:r>
-        <w:t xml:space="preserve">        </w:t>
-      </w:r>
-      <w:r>
-        <w:rPr>
-          <w:b/>
-          <w:bCs/>
-        </w:rPr>
-        <w:t>case</w:t>
-      </w:r>
-      <w:r>
-        <w:t xml:space="preserve"> </w:t>
-      </w:r>
-      <w:proofErr w:type="spellStart"/>
-      <w:r>
-        <w:t>TermAccount</w:t>
-      </w:r>
-      <w:proofErr w:type="spellEnd"/>
-      <w:r>
-        <w:t xml:space="preserve"> ta -&gt; result = </w:t>
-      </w:r>
-      <w:proofErr w:type="spellStart"/>
-      <w:proofErr w:type="gramStart"/>
-      <w:r>
-        <w:t>ta.getTermAccount</w:t>
-      </w:r>
-      <w:proofErr w:type="spellEnd"/>
-      <w:proofErr w:type="gramEnd"/>
-      <w:r>
-        <w:t>();</w:t>
-      </w:r>
-    </w:p>
-    <w:p>
-      <w:r>
-        <w:t xml:space="preserve">        </w:t>
-      </w:r>
-      <w:r>
-        <w:rPr>
-          <w:b/>
-          <w:bCs/>
-        </w:rPr>
-        <w:t>case</w:t>
-      </w:r>
-      <w:r>
-        <w:t xml:space="preserve"> </w:t>
-      </w:r>
-      <w:proofErr w:type="spellStart"/>
-      <w:r>
-        <w:t>CurrentAccount</w:t>
-      </w:r>
-      <w:proofErr w:type="spellEnd"/>
-      <w:r>
-        <w:t xml:space="preserve"> ca -&gt; result = </w:t>
-      </w:r>
-      <w:proofErr w:type="spellStart"/>
-      <w:proofErr w:type="gramStart"/>
-      <w:r>
-        <w:t>ca.getCurrentAccount</w:t>
-      </w:r>
-      <w:proofErr w:type="spellEnd"/>
-      <w:proofErr w:type="gramEnd"/>
-      <w:r>
-        <w:t>();</w:t>
-      </w:r>
-    </w:p>
-    <w:p>
-      <w:r>
-        <w:t xml:space="preserve">        </w:t>
-      </w:r>
-      <w:r>
-        <w:rPr>
-          <w:b/>
-          <w:bCs/>
-        </w:rPr>
-        <w:t>default</w:t>
-      </w:r>
-      <w:r>
-        <w:t xml:space="preserve"> -&gt; result = </w:t>
-      </w:r>
-      <w:proofErr w:type="spellStart"/>
-      <w:proofErr w:type="gramStart"/>
-      <w:r>
-        <w:t>account.getBalance</w:t>
-      </w:r>
-      <w:proofErr w:type="spellEnd"/>
-      <w:proofErr w:type="gramEnd"/>
-      <w:r>
-        <w:t>();</w:t>
-      </w:r>
-    </w:p>
-    <w:p>
-      <w:r>
-        <w:t xml:space="preserve">    };</w:t>
-      </w:r>
-    </w:p>
-    <w:p>
-      <w:r>
-        <w:t xml:space="preserve">    </w:t>
-      </w:r>
-      <w:r>
-        <w:rPr>
-          <w:b/>
-          <w:bCs/>
-        </w:rPr>
-        <w:t>return</w:t>
-      </w:r>
-      <w:r>
-        <w:t xml:space="preserve"> result;</w:t>
-      </w:r>
-    </w:p>
-    <w:p>
-      <w:proofErr w:type="gramStart"/>
-      <w:r>
-        <w:t>}Copy</w:t>
-      </w:r>
-      <w:proofErr w:type="gramEnd"/>
-    </w:p>
-    <w:p>
-      <w:r>
-        <w:t>To confirm what we wrote is correct, let’s prove this with a test:</w:t>
-      </w:r>
-    </w:p>
-    <w:p>
-      <w:proofErr w:type="spellStart"/>
-      <w:r>
-        <w:t>SwitchPattern.</w:t>
-      </w:r>
-      <w:r>
-        <w:rPr>
-          <w:b/>
-          <w:bCs/>
-        </w:rPr>
-        <w:t>SavingsAccount</w:t>
-      </w:r>
-      <w:proofErr w:type="spellEnd"/>
-      <w:r>
-        <w:t xml:space="preserve"> </w:t>
-      </w:r>
-      <w:proofErr w:type="spellStart"/>
-      <w:r>
-        <w:t>sa</w:t>
-      </w:r>
-      <w:proofErr w:type="spellEnd"/>
-      <w:r>
-        <w:t xml:space="preserve"> = </w:t>
-      </w:r>
-      <w:r>
-        <w:rPr>
-          <w:b/>
-          <w:bCs/>
-        </w:rPr>
-        <w:t>new</w:t>
-      </w:r>
-      <w:r>
-        <w:t xml:space="preserve"> </w:t>
-      </w:r>
-      <w:proofErr w:type="spellStart"/>
-      <w:r>
-        <w:rPr>
-          <w:b/>
-          <w:bCs/>
-        </w:rPr>
-        <w:t>SwitchPattern</w:t>
-      </w:r>
-      <w:r>
-        <w:t>.SavingsAccount</w:t>
-      </w:r>
-      <w:proofErr w:type="spellEnd"/>
-      <w:r>
-        <w:t>();</w:t>
-      </w:r>
-    </w:p>
-    <w:p>
-      <w:proofErr w:type="spellStart"/>
-      <w:r>
-        <w:t>SwitchPattern.</w:t>
-      </w:r>
-      <w:r>
-        <w:rPr>
-          <w:b/>
-          <w:bCs/>
-        </w:rPr>
-        <w:t>TermAccount</w:t>
-      </w:r>
-      <w:proofErr w:type="spellEnd"/>
-      <w:r>
-        <w:t xml:space="preserve"> ta = </w:t>
-      </w:r>
-      <w:r>
-        <w:rPr>
-          <w:b/>
-          <w:bCs/>
-        </w:rPr>
-        <w:t>new</w:t>
-      </w:r>
-      <w:r>
-        <w:t xml:space="preserve"> </w:t>
-      </w:r>
-      <w:proofErr w:type="spellStart"/>
-      <w:r>
-        <w:rPr>
-          <w:b/>
-          <w:bCs/>
-        </w:rPr>
-        <w:t>SwitchPattern</w:t>
-      </w:r>
-      <w:r>
-        <w:t>.TermAccount</w:t>
-      </w:r>
-      <w:proofErr w:type="spellEnd"/>
-      <w:r>
-        <w:t>();</w:t>
-      </w:r>
-    </w:p>
-    <w:p>
-      <w:proofErr w:type="spellStart"/>
-      <w:r>
-        <w:t>SwitchPattern.</w:t>
-      </w:r>
-      <w:r>
-        <w:rPr>
-          <w:b/>
-          <w:bCs/>
-        </w:rPr>
-        <w:t>CurrentAccount</w:t>
-      </w:r>
-      <w:proofErr w:type="spellEnd"/>
-      <w:r>
-        <w:t xml:space="preserve"> ca = </w:t>
-      </w:r>
-      <w:r>
-        <w:rPr>
-          <w:b/>
-          <w:bCs/>
-        </w:rPr>
-        <w:t>new</w:t>
-      </w:r>
-      <w:r>
-        <w:t xml:space="preserve"> </w:t>
-      </w:r>
-      <w:proofErr w:type="spellStart"/>
-      <w:r>
-        <w:rPr>
-          <w:b/>
-          <w:bCs/>
-        </w:rPr>
-        <w:t>SwitchPattern</w:t>
-      </w:r>
-      <w:r>
-        <w:t>.CurrentAccount</w:t>
-      </w:r>
-      <w:proofErr w:type="spellEnd"/>
-      <w:r>
-        <w:t>();</w:t>
-      </w:r>
-    </w:p>
-    <w:p/>
-    <w:p>
-      <w:proofErr w:type="spellStart"/>
-      <w:proofErr w:type="gramStart"/>
-      <w:r>
-        <w:t>assertEquals</w:t>
-      </w:r>
-      <w:proofErr w:type="spellEnd"/>
-      <w:r>
-        <w:t>(</w:t>
-      </w:r>
-      <w:proofErr w:type="spellStart"/>
-      <w:proofErr w:type="gramEnd"/>
-      <w:r>
-        <w:t>SwitchPattern.getBalanceWithOutSwitchPattern</w:t>
-      </w:r>
-      <w:proofErr w:type="spellEnd"/>
-      <w:r>
-        <w:t>(</w:t>
-      </w:r>
-      <w:proofErr w:type="spellStart"/>
-      <w:r>
-        <w:t>sa</w:t>
-      </w:r>
-      <w:proofErr w:type="spellEnd"/>
-      <w:r>
-        <w:t xml:space="preserve">), </w:t>
-      </w:r>
-      <w:proofErr w:type="spellStart"/>
-      <w:r>
-        <w:t>SwitchPattern.getBalanceWithSwitchPattern</w:t>
-      </w:r>
-      <w:proofErr w:type="spellEnd"/>
-      <w:r>
-        <w:t>(</w:t>
-      </w:r>
-      <w:proofErr w:type="spellStart"/>
-      <w:r>
-        <w:t>sa</w:t>
-      </w:r>
-      <w:proofErr w:type="spellEnd"/>
-      <w:r>
-        <w:t>));</w:t>
-      </w:r>
-    </w:p>
-    <w:p>
-      <w:proofErr w:type="spellStart"/>
-      <w:proofErr w:type="gramStart"/>
-      <w:r>
-        <w:t>assertEquals</w:t>
-      </w:r>
-      <w:proofErr w:type="spellEnd"/>
-      <w:r>
-        <w:t>(</w:t>
-      </w:r>
-      <w:proofErr w:type="spellStart"/>
-      <w:proofErr w:type="gramEnd"/>
-      <w:r>
-        <w:t>SwitchPattern.getBalanceWithOutSwitchPattern</w:t>
-      </w:r>
-      <w:proofErr w:type="spellEnd"/>
-      <w:r>
-        <w:t xml:space="preserve">(ta), </w:t>
-      </w:r>
-      <w:proofErr w:type="spellStart"/>
-      <w:r>
-        <w:t>SwitchPattern.getBalanceWithSwitchPattern</w:t>
-      </w:r>
-      <w:proofErr w:type="spellEnd"/>
-      <w:r>
-        <w:t>(ta));</w:t>
-      </w:r>
-    </w:p>
-    <w:p>
-      <w:proofErr w:type="spellStart"/>
-      <w:proofErr w:type="gramStart"/>
-      <w:r>
-        <w:t>assertEquals</w:t>
-      </w:r>
-      <w:proofErr w:type="spellEnd"/>
-      <w:r>
-        <w:t>(</w:t>
-      </w:r>
-      <w:proofErr w:type="spellStart"/>
-      <w:proofErr w:type="gramEnd"/>
-      <w:r>
-        <w:t>SwitchPattern.getBalanceWithOutSwitchPattern</w:t>
-      </w:r>
-      <w:proofErr w:type="spellEnd"/>
-      <w:r>
-        <w:t xml:space="preserve">(ca), </w:t>
-      </w:r>
-      <w:proofErr w:type="spellStart"/>
-      <w:r>
-        <w:t>SwitchPattern.getBalanceWithSwitchPattern</w:t>
-      </w:r>
-      <w:proofErr w:type="spellEnd"/>
-      <w:r>
-        <w:t>(ca)</w:t>
-      </w:r>
-      <w:proofErr w:type="gramStart"/>
-      <w:r>
-        <w:t>);Copy</w:t>
-      </w:r>
-      <w:proofErr w:type="gramEnd"/>
-    </w:p>
-    <w:p>
-      <w:r>
-        <w:t>So, we just rewrote a switch more concisely.</w:t>
-      </w:r>
-    </w:p>
-    <w:p>
-      <w:r>
-        <w:t>A pattern </w:t>
+    </w:p>
+    <w:p>
+      <w:r>
+        <w:t>Again, we can see that writing </w:t>
       </w:r>
       <w:r>
         <w:rPr>
           <w:i/>
           <w:iCs/>
         </w:rPr>
-        <w:t>case</w:t>
-      </w:r>
-      <w:r>
-        <w:t> label also supports matching against expressions for the same label. For example, suppose we need to process an input string that contains a simple “</w:t>
+        <w:t>if</w:t>
+      </w:r>
+      <w:r>
+        <w:t>–</w:t>
       </w:r>
       <w:r>
         <w:rPr>
           <w:i/>
           <w:iCs/>
         </w:rPr>
-        <w:t>Yes</w:t>
-      </w:r>
-      <w:r>
-        <w:t>” or “</w:t>
-      </w:r>
-      <w:proofErr w:type="gramStart"/>
+        <w:t>else </w:t>
+      </w:r>
+      <w:r>
+        <w:t>logic can get ugly. Instead, in Java 21, we can use </w:t>
+      </w:r>
       <w:r>
         <w:rPr>
           <w:i/>
           <w:iCs/>
         </w:rPr>
-        <w:t>No</w:t>
-      </w:r>
-      <w:r>
-        <w:t>“</w:t>
-      </w:r>
-      <w:proofErr w:type="gramEnd"/>
-      <w:r>
-        <w:t>:</w:t>
-      </w:r>
-    </w:p>
-    <w:p>
-      <w:r>
-        <w:rPr>
-          <w:b/>
-          <w:bCs/>
-        </w:rPr>
-        <w:t>static</w:t>
-      </w:r>
-      <w:r>
-        <w:t xml:space="preserve"> String </w:t>
-      </w:r>
-      <w:proofErr w:type="spellStart"/>
-      <w:proofErr w:type="gramStart"/>
-      <w:r>
-        <w:rPr>
-          <w:b/>
-          <w:bCs/>
-        </w:rPr>
-        <w:t>processInputOld</w:t>
-      </w:r>
-      <w:proofErr w:type="spellEnd"/>
-      <w:r>
-        <w:t>(</w:t>
-      </w:r>
-      <w:proofErr w:type="gramEnd"/>
-      <w:r>
-        <w:t>String input) {</w:t>
-      </w:r>
-    </w:p>
-    <w:p>
-      <w:r>
-        <w:lastRenderedPageBreak/>
-        <w:t xml:space="preserve">    </w:t>
-      </w:r>
-      <w:r>
-        <w:rPr>
-          <w:b/>
-          <w:bCs/>
-        </w:rPr>
-        <w:t>String</w:t>
-      </w:r>
-      <w:r>
-        <w:t xml:space="preserve"> output = null;</w:t>
-      </w:r>
-    </w:p>
-    <w:p>
-      <w:r>
-        <w:t xml:space="preserve">    </w:t>
-      </w:r>
-      <w:r>
-        <w:rPr>
-          <w:b/>
-          <w:bCs/>
-        </w:rPr>
-        <w:t>switch</w:t>
-      </w:r>
-      <w:r>
-        <w:t>(input) {</w:t>
-      </w:r>
-    </w:p>
-    <w:p>
-      <w:r>
-        <w:t xml:space="preserve">        </w:t>
-      </w:r>
-      <w:r>
-        <w:rPr>
-          <w:b/>
-          <w:bCs/>
-        </w:rPr>
-        <w:t>case</w:t>
-      </w:r>
-      <w:r>
-        <w:t xml:space="preserve"> null -&gt; output = "Oops, null";</w:t>
-      </w:r>
-    </w:p>
-    <w:p>
-      <w:r>
-        <w:t xml:space="preserve">        </w:t>
-      </w:r>
-      <w:r>
-        <w:rPr>
-          <w:b/>
-          <w:bCs/>
-        </w:rPr>
-        <w:t>case</w:t>
-      </w:r>
-      <w:r>
-        <w:t xml:space="preserve"> String s -&gt; {</w:t>
-      </w:r>
-    </w:p>
-    <w:p>
-      <w:r>
-        <w:t xml:space="preserve">            </w:t>
-      </w:r>
-      <w:r>
-        <w:rPr>
-          <w:b/>
-          <w:bCs/>
-        </w:rPr>
-        <w:t>if</w:t>
-      </w:r>
-      <w:r>
-        <w:t>("Yes</w:t>
-      </w:r>
-      <w:proofErr w:type="gramStart"/>
-      <w:r>
-        <w:t>".</w:t>
-      </w:r>
-      <w:proofErr w:type="spellStart"/>
-      <w:r>
-        <w:t>equalsIgnoreCase</w:t>
-      </w:r>
-      <w:proofErr w:type="spellEnd"/>
-      <w:proofErr w:type="gramEnd"/>
-      <w:r>
-        <w:t>(s)) {</w:t>
-      </w:r>
-    </w:p>
-    <w:p>
-      <w:r>
-        <w:t xml:space="preserve">                output = "It's Yes";</w:t>
-      </w:r>
-    </w:p>
-    <w:p>
-      <w:r>
-        <w:t xml:space="preserve">            }</w:t>
-      </w:r>
-    </w:p>
-    <w:p>
-      <w:r>
-        <w:t xml:space="preserve">            </w:t>
-      </w:r>
-      <w:r>
-        <w:rPr>
-          <w:b/>
-          <w:bCs/>
-        </w:rPr>
-        <w:t>else</w:t>
-      </w:r>
-      <w:r>
-        <w:t xml:space="preserve"> </w:t>
-      </w:r>
-      <w:r>
-        <w:rPr>
-          <w:b/>
-          <w:bCs/>
-        </w:rPr>
-        <w:t>if</w:t>
-      </w:r>
-      <w:r>
-        <w:t>("No</w:t>
-      </w:r>
-      <w:proofErr w:type="gramStart"/>
-      <w:r>
-        <w:t>".</w:t>
-      </w:r>
-      <w:proofErr w:type="spellStart"/>
-      <w:r>
-        <w:t>equalsIgnoreCase</w:t>
-      </w:r>
-      <w:proofErr w:type="spellEnd"/>
-      <w:proofErr w:type="gramEnd"/>
-      <w:r>
-        <w:t>(s)) {</w:t>
-      </w:r>
-    </w:p>
-    <w:p>
-      <w:r>
-        <w:t xml:space="preserve">                output = "It's No";</w:t>
-      </w:r>
-    </w:p>
-    <w:p>
-      <w:r>
-        <w:t xml:space="preserve">            }</w:t>
-      </w:r>
-    </w:p>
-    <w:p>
-      <w:r>
-        <w:t xml:space="preserve">            </w:t>
-      </w:r>
-      <w:r>
-        <w:rPr>
-          <w:b/>
-          <w:bCs/>
-        </w:rPr>
-        <w:t>else</w:t>
-      </w:r>
-      <w:r>
-        <w:t xml:space="preserve"> {</w:t>
-      </w:r>
-    </w:p>
-    <w:p>
-      <w:r>
-        <w:t xml:space="preserve">                output = "Try Again";</w:t>
-      </w:r>
-    </w:p>
-    <w:p>
-      <w:r>
-        <w:t xml:space="preserve">            }</w:t>
-      </w:r>
-    </w:p>
-    <w:p>
-      <w:r>
-        <w:t xml:space="preserve">        }</w:t>
-      </w:r>
-    </w:p>
-    <w:p>
-      <w:r>
-        <w:t xml:space="preserve">    }</w:t>
-      </w:r>
-    </w:p>
-    <w:p>
-      <w:r>
-        <w:t xml:space="preserve">    </w:t>
-      </w:r>
-      <w:r>
-        <w:rPr>
-          <w:b/>
-          <w:bCs/>
-        </w:rPr>
-        <w:t>return</w:t>
-      </w:r>
-      <w:r>
-        <w:t xml:space="preserve"> output;</w:t>
-      </w:r>
-    </w:p>
-    <w:p>
-      <w:proofErr w:type="gramStart"/>
-      <w:r>
-        <w:t>}Copy</w:t>
-      </w:r>
-      <w:proofErr w:type="gramEnd"/>
-    </w:p>
-    <w:p>
-      <w:r>
-        <w:t>Again, we can see that writing </w:t>
+        <w:t>when</w:t>
+      </w:r>
+      <w:r>
+        <w:t> clauses along with </w:t>
       </w:r>
       <w:r>
         <w:rPr>
           <w:i/>
           <w:iCs/>
         </w:rPr>
-        <w:t>if</w:t>
-      </w:r>
-      <w:r>
-        <w:t>–</w:t>
-      </w:r>
-      <w:r>
-        <w:rPr>
-          <w:i/>
-          <w:iCs/>
-        </w:rPr>
-        <w:t>else </w:t>
-      </w:r>
-      <w:r>
-        <w:t>logic can get ugly. Instead, in Java 21, we can use </w:t>
-      </w:r>
-      <w:r>
-        <w:rPr>
-          <w:i/>
-          <w:iCs/>
-        </w:rPr>
-        <w:t>when</w:t>
-      </w:r>
-      <w:r>
-        <w:t> clauses along with </w:t>
-      </w:r>
-      <w:r>
-        <w:rPr>
-          <w:i/>
-          <w:iCs/>
-        </w:rPr>
         <w:t>case</w:t>
       </w:r>
       <w:r>
@@ -19845,7 +19890,6 @@
     <w:p>
       <w:proofErr w:type="gramStart"/>
       <w:r>
-        <w:lastRenderedPageBreak/>
         <w:t>}Copy</w:t>
       </w:r>
       <w:proofErr w:type="gramEnd"/>
@@ -19864,7 +19908,7 @@
         </w:rPr>
         <w:t>2.3. String Literal (</w:t>
       </w:r>
-      <w:hyperlink r:id="rId80" w:history="1">
+      <w:hyperlink r:id="rId81" w:history="1">
         <w:r>
           <w:rPr>
             <w:rStyle w:val="Hyperlink"/>
@@ -19961,6 +20005,7 @@
           <w:b/>
           <w:bCs/>
         </w:rPr>
+        <w:lastRenderedPageBreak/>
         <w:t>String</w:t>
       </w:r>
       <w:r>
@@ -20062,7 +20107,7 @@
             <wp:extent cx="4008120" cy="1790700"/>
             <wp:effectExtent l="0" t="0" r="0" b="0"/>
             <wp:docPr id="1015278344" name="Picture 11" descr="String Templates">
-              <a:hlinkClick xmlns:a="http://schemas.openxmlformats.org/drawingml/2006/main" r:id="rId81" tgtFrame="&quot;_blank&quot;"/>
+              <a:hlinkClick xmlns:a="http://schemas.openxmlformats.org/drawingml/2006/main" r:id="rId82" tgtFrame="&quot;_blank&quot;"/>
             </wp:docPr>
             <wp:cNvGraphicFramePr>
               <a:graphicFrameLocks xmlns:a="http://schemas.openxmlformats.org/drawingml/2006/main" noChangeAspect="1"/>
@@ -20072,14 +20117,14 @@
                 <pic:pic xmlns:pic="http://schemas.openxmlformats.org/drawingml/2006/picture">
                   <pic:nvPicPr>
                     <pic:cNvPr id="0" name="Picture 72" descr="String Templates">
-                      <a:hlinkClick r:id="rId81" tgtFrame="&quot;_blank&quot;"/>
+                      <a:hlinkClick r:id="rId82" tgtFrame="&quot;_blank&quot;"/>
                     </pic:cNvPr>
                     <pic:cNvPicPr>
                       <a:picLocks noChangeAspect="1" noChangeArrowheads="1"/>
                     </pic:cNvPicPr>
                   </pic:nvPicPr>
                   <pic:blipFill>
-                    <a:blip r:embed="rId82">
+                    <a:blip r:embed="rId83">
                       <a:extLst>
                         <a:ext uri="{28A0092B-C50C-407E-A947-70E740481C1C}">
                           <a14:useLocalDpi xmlns:a14="http://schemas.microsoft.com/office/drawing/2010/main" val="0"/>
@@ -20145,7 +20190,7 @@
         </w:rPr>
         <w:t>2.4. Virtual Threads (</w:t>
       </w:r>
-      <w:hyperlink r:id="rId83" w:history="1">
+      <w:hyperlink r:id="rId84" w:history="1">
         <w:r>
           <w:rPr>
             <w:rStyle w:val="Hyperlink"/>
@@ -20177,11 +20222,7 @@
         <w:t>Virtual threads are lightweight threads with the purpose of reducing the effort of developing high-concurrent applications. </w:t>
       </w:r>
       <w:r>
-        <w:t xml:space="preserve">Traditional threads, also called platform threads, are thin wrappers around OS threads. One of the major issues with platform </w:t>
-      </w:r>
-      <w:r>
-        <w:lastRenderedPageBreak/>
-        <w:t>threads is that they run the code on the OS thread and capture the OS thread throughout its lifetime. There is a limit to the number of OS threads, and this creates a scalability bottleneck.</w:t>
+        <w:t>Traditional threads, also called platform threads, are thin wrappers around OS threads. One of the major issues with platform threads is that they run the code on the OS thread and capture the OS thread throughout its lifetime. There is a limit to the number of OS threads, and this creates a scalability bottleneck.</w:t>
       </w:r>
     </w:p>
     <w:p>
@@ -20298,6 +20339,7 @@
     </w:p>
     <w:p>
       <w:r>
+        <w:lastRenderedPageBreak/>
         <w:t xml:space="preserve">        </w:t>
       </w:r>
       <w:proofErr w:type="spellStart"/>
@@ -20536,7 +20578,7 @@
         </w:rPr>
         <w:t>2.5. Sequenced Collections (</w:t>
       </w:r>
-      <w:hyperlink r:id="rId84" w:history="1">
+      <w:hyperlink r:id="rId85" w:history="1">
         <w:r>
           <w:rPr>
             <w:rStyle w:val="Hyperlink"/>
@@ -20576,11 +20618,7 @@
         <w:t>Deque</w:t>
       </w:r>
       <w:r>
-        <w:t xml:space="preserve"> interfaces define an </w:t>
-      </w:r>
-      <w:r>
-        <w:lastRenderedPageBreak/>
-        <w:t>encounter order, but their common super type </w:t>
+        <w:t> interfaces define an encounter order, but their common super type </w:t>
       </w:r>
       <w:r>
         <w:rPr>
@@ -20640,7 +20678,7 @@
       <w:r>
         <w:t>A </w:t>
       </w:r>
-      <w:hyperlink r:id="rId85" w:history="1">
+      <w:hyperlink r:id="rId86" w:history="1">
         <w:r>
           <w:rPr>
             <w:rStyle w:val="Hyperlink"/>
@@ -20662,12 +20700,13 @@
         <w:rPr>
           <w:noProof/>
         </w:rPr>
+        <w:lastRenderedPageBreak/>
         <w:drawing>
           <wp:inline distT="0" distB="0" distL="0" distR="0" wp14:anchorId="43CAA508" wp14:editId="62C41D07">
             <wp:extent cx="5731510" cy="2567305"/>
             <wp:effectExtent l="0" t="0" r="2540" b="4445"/>
             <wp:docPr id="1438553638" name="Picture 10" descr="Sequenced Collections">
-              <a:hlinkClick xmlns:a="http://schemas.openxmlformats.org/drawingml/2006/main" r:id="rId86" tgtFrame="&quot;_blank&quot;"/>
+              <a:hlinkClick xmlns:a="http://schemas.openxmlformats.org/drawingml/2006/main" r:id="rId87" tgtFrame="&quot;_blank&quot;"/>
             </wp:docPr>
             <wp:cNvGraphicFramePr>
               <a:graphicFrameLocks xmlns:a="http://schemas.openxmlformats.org/drawingml/2006/main" noChangeAspect="1"/>
@@ -20677,14 +20716,14 @@
                 <pic:pic xmlns:pic="http://schemas.openxmlformats.org/drawingml/2006/picture">
                   <pic:nvPicPr>
                     <pic:cNvPr id="0" name="Picture 73" descr="Sequenced Collections">
-                      <a:hlinkClick r:id="rId86" tgtFrame="&quot;_blank&quot;"/>
+                      <a:hlinkClick r:id="rId87" tgtFrame="&quot;_blank&quot;"/>
                     </pic:cNvPr>
                     <pic:cNvPicPr>
                       <a:picLocks noChangeAspect="1" noChangeArrowheads="1"/>
                     </pic:cNvPicPr>
                   </pic:nvPicPr>
                   <pic:blipFill>
-                    <a:blip r:embed="rId87">
+                    <a:blip r:embed="rId88">
                       <a:extLst>
                         <a:ext uri="{28A0092B-C50C-407E-A947-70E740481C1C}">
                           <a14:useLocalDpi xmlns:a14="http://schemas.microsoft.com/office/drawing/2010/main" val="0"/>
@@ -20730,7 +20769,7 @@
         </w:rPr>
         <w:t>2.6. Key Encapsulation Mechanism API (</w:t>
       </w:r>
-      <w:hyperlink r:id="rId88" w:history="1">
+      <w:hyperlink r:id="rId89" w:history="1">
         <w:r>
           <w:rPr>
             <w:rStyle w:val="Hyperlink"/>
@@ -20794,7 +20833,6 @@
     </w:p>
     <w:p>
       <w:r>
-        <w:lastRenderedPageBreak/>
         <w:t>We discussed record patterns, pattern matching for switches, string templates, sequenced collections, virtual threads, string templates, and the new KEM API.</w:t>
       </w:r>
     </w:p>
@@ -20853,7 +20891,7 @@
     <w:p/>
     <w:p/>
     <w:p>
-      <w:hyperlink r:id="rId89" w:history="1">
+      <w:hyperlink r:id="rId90" w:history="1">
         <w:r>
           <w:rPr>
             <w:rStyle w:val="Hyperlink"/>
@@ -20987,7 +21025,7 @@
       </w:r>
     </w:p>
     <w:p>
-      <w:hyperlink r:id="rId90" w:tgtFrame="_blank" w:history="1">
+      <w:hyperlink r:id="rId91" w:tgtFrame="_blank" w:history="1">
         <w:r>
           <w:rPr>
             <w:rStyle w:val="Hyperlink"/>
@@ -21032,7 +21070,6 @@
         </w:numPr>
       </w:pPr>
       <w:r>
-        <w:lastRenderedPageBreak/>
         <w:t>JVM (Java Virtual Machine): Executes bytecode on any platform</w:t>
       </w:r>
     </w:p>
@@ -21144,6 +21181,7 @@
           <w:b/>
           <w:bCs/>
         </w:rPr>
+        <w:lastRenderedPageBreak/>
         <w:t>Features of Java 21</w:t>
       </w:r>
     </w:p>
@@ -21373,7 +21411,7 @@
           <w:numId w:val="50"/>
         </w:numPr>
       </w:pPr>
-      <w:hyperlink r:id="rId91" w:tgtFrame="_blank" w:history="1">
+      <w:hyperlink r:id="rId92" w:tgtFrame="_blank" w:history="1">
         <w:r>
           <w:rPr>
             <w:rStyle w:val="Hyperlink"/>
@@ -21433,7 +21471,7 @@
           <w:numId w:val="52"/>
         </w:numPr>
       </w:pPr>
-      <w:hyperlink r:id="rId92" w:tgtFrame="_blank" w:history="1">
+      <w:hyperlink r:id="rId93" w:tgtFrame="_blank" w:history="1">
         <w:r>
           <w:rPr>
             <w:rStyle w:val="Hyperlink"/>
@@ -21461,7 +21499,7 @@
           <w:numId w:val="53"/>
         </w:numPr>
       </w:pPr>
-      <w:hyperlink r:id="rId93" w:tgtFrame="_blank" w:history="1">
+      <w:hyperlink r:id="rId94" w:tgtFrame="_blank" w:history="1">
         <w:r>
           <w:rPr>
             <w:rStyle w:val="Hyperlink"/>
@@ -21510,7 +21548,7 @@
           <w:numId w:val="54"/>
         </w:numPr>
       </w:pPr>
-      <w:hyperlink r:id="rId94" w:tgtFrame="_blank" w:history="1">
+      <w:hyperlink r:id="rId95" w:tgtFrame="_blank" w:history="1">
         <w:r>
           <w:rPr>
             <w:rStyle w:val="Hyperlink"/>
@@ -21530,6 +21568,7 @@
         </w:numPr>
       </w:pPr>
       <w:r>
+        <w:lastRenderedPageBreak/>
         <w:t>Memory is divided into “new” and “old” objects.</w:t>
       </w:r>
     </w:p>
@@ -22012,7 +22051,6 @@
     </w:p>
     <w:p>
       <w:r>
-        <w:lastRenderedPageBreak/>
         <w:t xml:space="preserve">The </w:t>
       </w:r>
       <w:proofErr w:type="spellStart"/>
@@ -22237,6 +22275,7 @@
         </w:numPr>
       </w:pPr>
       <w:r>
+        <w:lastRenderedPageBreak/>
         <w:t xml:space="preserve">Repeated appending can be done efficiently using the existing </w:t>
       </w:r>
       <w:proofErr w:type="spellStart"/>
@@ -22434,7 +22473,6 @@
         </w:numPr>
       </w:pPr>
       <w:r>
-        <w:lastRenderedPageBreak/>
         <w:t>Developers can add, remove, or traverse elements from the front or back, and iterate in reverse order efficiently.</w:t>
       </w:r>
     </w:p>
@@ -22651,6 +22689,7 @@
     </w:p>
     <w:p>
       <w:r>
+        <w:lastRenderedPageBreak/>
         <w:t>}</w:t>
       </w:r>
     </w:p>
@@ -22664,7 +22703,7 @@
     <w:p/>
     <w:p/>
     <w:p>
-      <w:hyperlink r:id="rId95" w:history="1">
+      <w:hyperlink r:id="rId96" w:history="1">
         <w:r>
           <w:rPr>
             <w:rStyle w:val="Hyperlink"/>
@@ -22783,7 +22822,7 @@
       <w:r>
         <w:t>Java remains one of the </w:t>
       </w:r>
-      <w:hyperlink r:id="rId96" w:tgtFrame="_blank" w:history="1">
+      <w:hyperlink r:id="rId97" w:tgtFrame="_blank" w:history="1">
         <w:r>
           <w:rPr>
             <w:rStyle w:val="Hyperlink"/>
@@ -22792,11 +22831,7 @@
         </w:r>
       </w:hyperlink>
       <w:r>
-        <w:t xml:space="preserve"> in the software development industry. Its modern evolution began with the Java 8 update, released on March 18, 2014, which introduced key features like lambda expressions </w:t>
-      </w:r>
-      <w:r>
-        <w:lastRenderedPageBreak/>
-        <w:t>and streams. Since then, Java has continued to evolve with major updates including </w:t>
+        <w:t> in the software development industry. Its modern evolution began with the Java 8 update, released on March 18, 2014, which introduced key features like lambda expressions and streams. Since then, Java has continued to evolve with major updates including </w:t>
       </w:r>
       <w:r>
         <w:rPr>
@@ -22869,7 +22904,7 @@
       <w:r>
         <w:t>The release of Java Development Kit (JDK) 21 brings a variety of significant enhancements and features to the table. Whether you are a beginner or a proficient Java developer, it can greatly improve your development experience. The </w:t>
       </w:r>
-      <w:hyperlink r:id="rId97" w:tgtFrame="_blank" w:history="1">
+      <w:hyperlink r:id="rId98" w:tgtFrame="_blank" w:history="1">
         <w:r>
           <w:rPr>
             <w:rStyle w:val="Hyperlink"/>
@@ -22889,6 +22924,7 @@
           <w:i/>
           <w:iCs/>
         </w:rPr>
+        <w:lastRenderedPageBreak/>
         <w:t xml:space="preserve">Explore </w:t>
       </w:r>
       <w:proofErr w:type="spellStart"/>
@@ -22911,7 +22947,7 @@
         </w:rPr>
         <w:t> </w:t>
       </w:r>
-      <w:hyperlink r:id="rId98" w:tgtFrame="_blank" w:history="1">
+      <w:hyperlink r:id="rId99" w:tgtFrame="_blank" w:history="1">
         <w:r>
           <w:rPr>
             <w:rStyle w:val="Hyperlink"/>
@@ -23114,7 +23150,6 @@
     </w:p>
     <w:p>
       <w:r>
-        <w:lastRenderedPageBreak/>
         <w:t>Sequenced collections have a defined encounter order, meaning the elements are stored and accessed in a predictable sequence. This is especially useful for algorithms that depend on a consistent iteration order.</w:t>
       </w:r>
     </w:p>
@@ -23275,6 +23310,7 @@
           </w:p>
           <w:p>
             <w:r>
+              <w:lastRenderedPageBreak/>
               <w:t xml:space="preserve">String message = </w:t>
             </w:r>
             <w:proofErr w:type="spellStart"/>
@@ -23311,6 +23347,7 @@
           <w:b/>
           <w:bCs/>
         </w:rPr>
+        <w:lastRenderedPageBreak/>
         <w:t>4. Record Patterns</w:t>
       </w:r>
     </w:p>
@@ -23506,7 +23543,6 @@
           </w:tcPr>
           <w:p>
             <w:r>
-              <w:lastRenderedPageBreak/>
               <w:t xml:space="preserve">static String </w:t>
             </w:r>
             <w:proofErr w:type="gramStart"/>
@@ -23601,7 +23637,7 @@
         </w:rPr>
         <w:t>Read Also - </w:t>
       </w:r>
-      <w:hyperlink r:id="rId99" w:tgtFrame="_blank" w:history="1">
+      <w:hyperlink r:id="rId100" w:tgtFrame="_blank" w:history="1">
         <w:r>
           <w:rPr>
             <w:rStyle w:val="Hyperlink"/>
@@ -23655,6 +23691,7 @@
           <w:b/>
           <w:bCs/>
         </w:rPr>
+        <w:lastRenderedPageBreak/>
         <w:t>1. JEP 430 (String Templates):</w:t>
       </w:r>
       <w:r>
@@ -23781,7 +23818,6 @@
           <w:b/>
           <w:bCs/>
         </w:rPr>
-        <w:lastRenderedPageBreak/>
         <w:t>9. JEP 452 (Key Encapsulation Mechanism API):</w:t>
       </w:r>
       <w:r>
@@ -23864,7 +23900,7 @@
       <w:r>
         <w:t>This article has explained the top features and JEPs introduced in Java 21. These updates highlight Java’s continued evolution and its readiness for modern development needs. </w:t>
       </w:r>
-      <w:hyperlink r:id="rId100" w:tgtFrame="_blank" w:history="1">
+      <w:hyperlink r:id="rId101" w:tgtFrame="_blank" w:history="1">
         <w:r>
           <w:rPr>
             <w:rStyle w:val="Hyperlink"/>
@@ -23875,7 +23911,7 @@
       <w:r>
         <w:t> from the official website and start exploring. Use additional resources like </w:t>
       </w:r>
-      <w:hyperlink r:id="rId101" w:tgtFrame="_blank" w:history="1">
+      <w:hyperlink r:id="rId102" w:tgtFrame="_blank" w:history="1">
         <w:r>
           <w:rPr>
             <w:rStyle w:val="Hyperlink"/>
@@ -23914,6 +23950,7 @@
           <w:b/>
           <w:bCs/>
         </w:rPr>
+        <w:lastRenderedPageBreak/>
         <w:t>Q1. What is dynamic loading in Java?</w:t>
       </w:r>
     </w:p>
@@ -24054,7 +24091,6 @@
                 <w:b/>
                 <w:bCs/>
               </w:rPr>
-              <w:lastRenderedPageBreak/>
               <w:t>Course Name</w:t>
             </w:r>
           </w:p>
@@ -24121,7 +24157,7 @@
             <w:hideMark/>
           </w:tcPr>
           <w:p>
-            <w:hyperlink r:id="rId102" w:tgtFrame="_blank" w:history="1">
+            <w:hyperlink r:id="rId103" w:tgtFrame="_blank" w:history="1">
               <w:r>
                 <w:rPr>
                   <w:rStyle w:val="Hyperlink"/>
@@ -24164,7 +24200,7 @@
             <w:hideMark/>
           </w:tcPr>
           <w:p>
-            <w:hyperlink r:id="rId103" w:tgtFrame="_blank" w:history="1">
+            <w:hyperlink r:id="rId104" w:tgtFrame="_blank" w:history="1">
               <w:r>
                 <w:rPr>
                   <w:rStyle w:val="Hyperlink"/>
@@ -24190,7 +24226,7 @@
             <w:hideMark/>
           </w:tcPr>
           <w:p>
-            <w:hyperlink r:id="rId104" w:tgtFrame="_blank" w:history="1">
+            <w:hyperlink r:id="rId105" w:tgtFrame="_blank" w:history="1">
               <w:r>
                 <w:rPr>
                   <w:rStyle w:val="Hyperlink"/>
@@ -24233,7 +24269,7 @@
             <w:hideMark/>
           </w:tcPr>
           <w:p>
-            <w:hyperlink r:id="rId105" w:tgtFrame="_blank" w:history="1">
+            <w:hyperlink r:id="rId106" w:tgtFrame="_blank" w:history="1">
               <w:r>
                 <w:rPr>
                   <w:rStyle w:val="Hyperlink"/>
@@ -31152,6 +31188,7 @@
   <w:style w:type="character" w:default="1" w:styleId="DefaultParagraphFont">
     <w:name w:val="Default Paragraph Font"/>
     <w:uiPriority w:val="1"/>
+    <w:semiHidden/>
     <w:unhideWhenUsed/>
   </w:style>
   <w:style w:type="table" w:default="1" w:styleId="TableNormal">
